--- a/guj/docx/038.content.docx
+++ b/guj/docx/038.content.docx
@@ -405,42 +405,30 @@
           <w:lang w:val="gu_IN" w:bidi="gu_IN"/>
         </w:rPr>
       </w:r>
-      <w:hyperlink r:id="rId13">
-        <w:r>
-          <w:rPr>
-            <w:lang w:val="gu_IN" w:bidi="gu_IN"/>
-          </w:rPr>
-          <w:rPr>
-            <w:color w:val="0000EE"/>
-            <w:u w:val="single"/>
-          </w:rPr>
-          <w:t>હઝકિયેલ 1:1–3</w:t>
-        </w:r>
-      </w:hyperlink>
-    </w:p>
-    <w:p>
-      <w:pPr>
-        <w:pStyle w:val="ListBullet"/>
-        <w:spacing w:line="240" w:lineRule="auto"/>
-        <w:ind w:left="720"/>
-      </w:pPr>
-      <w:r>
-        <w:rPr>
-          <w:lang w:val="gu_IN" w:bidi="gu_IN"/>
-        </w:rPr>
-      </w:r>
-      <w:hyperlink r:id="rId14">
-        <w:r>
-          <w:rPr>
-            <w:lang w:val="gu_IN" w:bidi="gu_IN"/>
-          </w:rPr>
-          <w:rPr>
-            <w:color w:val="0000EE"/>
-            <w:u w:val="single"/>
-          </w:rPr>
-          <w:t>હઝકિયેલ 24:22–24</w:t>
-        </w:r>
-      </w:hyperlink>
+      <w:r>
+        <w:rPr>
+          <w:lang w:val="gu_IN" w:bidi="gu_IN"/>
+        </w:rPr>
+        <w:t>હઝકિયેલ 1:1–3</w:t>
+      </w:r>
+    </w:p>
+    <w:p>
+      <w:pPr>
+        <w:pStyle w:val="ListBullet"/>
+        <w:spacing w:line="240" w:lineRule="auto"/>
+        <w:ind w:left="720"/>
+      </w:pPr>
+      <w:r>
+        <w:rPr>
+          <w:lang w:val="gu_IN" w:bidi="gu_IN"/>
+        </w:rPr>
+      </w:r>
+      <w:r>
+        <w:rPr>
+          <w:lang w:val="gu_IN" w:bidi="gu_IN"/>
+        </w:rPr>
+        <w:t>હઝકિયેલ 24:22–24</w:t>
+      </w:r>
     </w:p>
     <w:p>
       <w:pPr>
@@ -786,90 +774,66 @@
           <w:lang w:val="gu_IN" w:bidi="gu_IN"/>
         </w:rPr>
       </w:r>
-      <w:hyperlink r:id="rId15">
-        <w:r>
-          <w:rPr>
-            <w:lang w:val="gu_IN" w:bidi="gu_IN"/>
-          </w:rPr>
-          <w:rPr>
-            <w:color w:val="0000EE"/>
-            <w:u w:val="single"/>
-          </w:rPr>
-          <w:t>દાનિયેલ 2:17–18</w:t>
-        </w:r>
-      </w:hyperlink>
-    </w:p>
-    <w:p>
-      <w:pPr>
-        <w:pStyle w:val="ListBullet"/>
-        <w:spacing w:line="240" w:lineRule="auto"/>
-        <w:ind w:left="720"/>
-      </w:pPr>
-      <w:r>
-        <w:rPr>
-          <w:lang w:val="gu_IN" w:bidi="gu_IN"/>
-        </w:rPr>
-      </w:r>
-      <w:hyperlink r:id="rId16">
-        <w:r>
-          <w:rPr>
-            <w:lang w:val="gu_IN" w:bidi="gu_IN"/>
-          </w:rPr>
-          <w:rPr>
-            <w:color w:val="0000EE"/>
-            <w:u w:val="single"/>
-          </w:rPr>
-          <w:t>યર્મિયા 28:1–2</w:t>
-        </w:r>
-      </w:hyperlink>
-    </w:p>
-    <w:p>
-      <w:pPr>
-        <w:pStyle w:val="ListBullet"/>
-        <w:spacing w:line="240" w:lineRule="auto"/>
-        <w:ind w:left="720"/>
-      </w:pPr>
-      <w:r>
-        <w:rPr>
-          <w:lang w:val="gu_IN" w:bidi="gu_IN"/>
-        </w:rPr>
-      </w:r>
-      <w:hyperlink r:id="rId17">
-        <w:r>
-          <w:rPr>
-            <w:lang w:val="gu_IN" w:bidi="gu_IN"/>
-          </w:rPr>
-          <w:rPr>
-            <w:color w:val="0000EE"/>
-            <w:u w:val="single"/>
-          </w:rPr>
-          <w:t>યર્મિયા 28:5–7</w:t>
-        </w:r>
-      </w:hyperlink>
-    </w:p>
-    <w:p>
-      <w:pPr>
-        <w:pStyle w:val="ListBullet"/>
-        <w:spacing w:line="240" w:lineRule="auto"/>
-        <w:ind w:left="720"/>
-      </w:pPr>
-      <w:r>
-        <w:rPr>
-          <w:lang w:val="gu_IN" w:bidi="gu_IN"/>
-        </w:rPr>
-      </w:r>
-      <w:hyperlink r:id="rId18">
-        <w:r>
-          <w:rPr>
-            <w:lang w:val="gu_IN" w:bidi="gu_IN"/>
-          </w:rPr>
-          <w:rPr>
-            <w:color w:val="0000EE"/>
-            <w:u w:val="single"/>
-          </w:rPr>
-          <w:t>યર્મિયા 28:15–17</w:t>
-        </w:r>
-      </w:hyperlink>
+      <w:r>
+        <w:rPr>
+          <w:lang w:val="gu_IN" w:bidi="gu_IN"/>
+        </w:rPr>
+        <w:t>દાનિયેલ 2:17–18</w:t>
+      </w:r>
+    </w:p>
+    <w:p>
+      <w:pPr>
+        <w:pStyle w:val="ListBullet"/>
+        <w:spacing w:line="240" w:lineRule="auto"/>
+        <w:ind w:left="720"/>
+      </w:pPr>
+      <w:r>
+        <w:rPr>
+          <w:lang w:val="gu_IN" w:bidi="gu_IN"/>
+        </w:rPr>
+      </w:r>
+      <w:r>
+        <w:rPr>
+          <w:lang w:val="gu_IN" w:bidi="gu_IN"/>
+        </w:rPr>
+        <w:t>યર્મિયા 28:1–2</w:t>
+      </w:r>
+    </w:p>
+    <w:p>
+      <w:pPr>
+        <w:pStyle w:val="ListBullet"/>
+        <w:spacing w:line="240" w:lineRule="auto"/>
+        <w:ind w:left="720"/>
+      </w:pPr>
+      <w:r>
+        <w:rPr>
+          <w:lang w:val="gu_IN" w:bidi="gu_IN"/>
+        </w:rPr>
+      </w:r>
+      <w:r>
+        <w:rPr>
+          <w:lang w:val="gu_IN" w:bidi="gu_IN"/>
+        </w:rPr>
+        <w:t>યર્મિયા 28:5–7</w:t>
+      </w:r>
+    </w:p>
+    <w:p>
+      <w:pPr>
+        <w:pStyle w:val="ListBullet"/>
+        <w:spacing w:line="240" w:lineRule="auto"/>
+        <w:ind w:left="720"/>
+      </w:pPr>
+      <w:r>
+        <w:rPr>
+          <w:lang w:val="gu_IN" w:bidi="gu_IN"/>
+        </w:rPr>
+      </w:r>
+      <w:r>
+        <w:rPr>
+          <w:lang w:val="gu_IN" w:bidi="gu_IN"/>
+        </w:rPr>
+        <w:t>યર્મિયા 28:15–17</w:t>
+      </w:r>
     </w:p>
     <w:p>
       <w:pPr>
@@ -1106,114 +1070,84 @@
           <w:lang w:val="gu_IN" w:bidi="gu_IN"/>
         </w:rPr>
       </w:r>
-      <w:hyperlink r:id="rId19">
-        <w:r>
-          <w:rPr>
-            <w:lang w:val="gu_IN" w:bidi="gu_IN"/>
-          </w:rPr>
-          <w:rPr>
-            <w:color w:val="0000EE"/>
-            <w:u w:val="single"/>
-          </w:rPr>
-          <w:t>1 કાળવૃતાંત 1:1–4</w:t>
-        </w:r>
-      </w:hyperlink>
-    </w:p>
-    <w:p>
-      <w:pPr>
-        <w:pStyle w:val="ListBullet"/>
-        <w:spacing w:line="240" w:lineRule="auto"/>
-        <w:ind w:left="720"/>
-      </w:pPr>
-      <w:r>
-        <w:rPr>
-          <w:lang w:val="gu_IN" w:bidi="gu_IN"/>
-        </w:rPr>
-      </w:r>
-      <w:hyperlink r:id="rId20">
-        <w:r>
-          <w:rPr>
-            <w:lang w:val="gu_IN" w:bidi="gu_IN"/>
-          </w:rPr>
-          <w:rPr>
-            <w:color w:val="0000EE"/>
-            <w:u w:val="single"/>
-          </w:rPr>
-          <w:t>ઉત્પત્તિ 5:18–20</w:t>
-        </w:r>
-      </w:hyperlink>
-    </w:p>
-    <w:p>
-      <w:pPr>
-        <w:pStyle w:val="ListBullet"/>
-        <w:spacing w:line="240" w:lineRule="auto"/>
-        <w:ind w:left="720"/>
-      </w:pPr>
-      <w:r>
-        <w:rPr>
-          <w:lang w:val="gu_IN" w:bidi="gu_IN"/>
-        </w:rPr>
-      </w:r>
-      <w:hyperlink r:id="rId21">
-        <w:r>
-          <w:rPr>
-            <w:lang w:val="gu_IN" w:bidi="gu_IN"/>
-          </w:rPr>
-          <w:rPr>
-            <w:color w:val="0000EE"/>
-            <w:u w:val="single"/>
-          </w:rPr>
-          <w:t>ઉત્પત્તિ 5:21–24</w:t>
-        </w:r>
-      </w:hyperlink>
-    </w:p>
-    <w:p>
-      <w:pPr>
-        <w:pStyle w:val="ListBullet"/>
-        <w:spacing w:line="240" w:lineRule="auto"/>
-        <w:ind w:left="720"/>
-      </w:pPr>
-      <w:r>
-        <w:rPr>
-          <w:lang w:val="gu_IN" w:bidi="gu_IN"/>
-        </w:rPr>
-      </w:r>
-      <w:hyperlink r:id="rId22">
-        <w:r>
-          <w:rPr>
-            <w:lang w:val="gu_IN" w:bidi="gu_IN"/>
-          </w:rPr>
-          <w:rPr>
-            <w:color w:val="0000EE"/>
-            <w:u w:val="single"/>
-          </w:rPr>
-          <w:t>યહૂદા 1:14–16</w:t>
-        </w:r>
-      </w:hyperlink>
-    </w:p>
-    <w:p>
-      <w:pPr>
-        <w:pStyle w:val="ListBullet"/>
-        <w:spacing w:line="240" w:lineRule="auto"/>
-        <w:ind w:left="720"/>
-      </w:pPr>
-      <w:r>
-        <w:rPr>
-          <w:lang w:val="gu_IN" w:bidi="gu_IN"/>
-        </w:rPr>
-      </w:r>
-      <w:hyperlink r:id="rId23">
-        <w:r>
-          <w:rPr>
-            <w:lang w:val="gu_IN" w:bidi="gu_IN"/>
-          </w:rPr>
-          <w:rPr>
-            <w:color w:val="0000EE"/>
-            <w:u w:val="single"/>
-          </w:rPr>
-          <w:t>લૂક 3:36–38</w:t>
-        </w:r>
-      </w:hyperlink>
+      <w:r>
+        <w:rPr>
+          <w:lang w:val="gu_IN" w:bidi="gu_IN"/>
+        </w:rPr>
+        <w:t>1 કાળવૃતાંત 1:1–4</w:t>
+      </w:r>
+    </w:p>
+    <w:p>
+      <w:pPr>
+        <w:pStyle w:val="ListBullet"/>
+        <w:spacing w:line="240" w:lineRule="auto"/>
+        <w:ind w:left="720"/>
+      </w:pPr>
+      <w:r>
+        <w:rPr>
+          <w:lang w:val="gu_IN" w:bidi="gu_IN"/>
+        </w:rPr>
+      </w:r>
+      <w:r>
+        <w:rPr>
+          <w:lang w:val="gu_IN" w:bidi="gu_IN"/>
+        </w:rPr>
+        <w:t>ઉત્પત્તિ 5:18–20</w:t>
+      </w:r>
+    </w:p>
+    <w:p>
+      <w:pPr>
+        <w:pStyle w:val="ListBullet"/>
+        <w:spacing w:line="240" w:lineRule="auto"/>
+        <w:ind w:left="720"/>
+      </w:pPr>
+      <w:r>
+        <w:rPr>
+          <w:lang w:val="gu_IN" w:bidi="gu_IN"/>
+        </w:rPr>
+      </w:r>
+      <w:r>
+        <w:rPr>
+          <w:lang w:val="gu_IN" w:bidi="gu_IN"/>
+        </w:rPr>
+        <w:t>ઉત્પત્તિ 5:21–24</w:t>
+      </w:r>
+    </w:p>
+    <w:p>
+      <w:pPr>
+        <w:pStyle w:val="ListBullet"/>
+        <w:spacing w:line="240" w:lineRule="auto"/>
+        <w:ind w:left="720"/>
+      </w:pPr>
+      <w:r>
+        <w:rPr>
+          <w:lang w:val="gu_IN" w:bidi="gu_IN"/>
+        </w:rPr>
+      </w:r>
+      <w:r>
+        <w:rPr>
+          <w:lang w:val="gu_IN" w:bidi="gu_IN"/>
+        </w:rPr>
+        <w:t>યહૂદા 1:14–16</w:t>
+      </w:r>
+    </w:p>
+    <w:p>
+      <w:pPr>
+        <w:pStyle w:val="ListBullet"/>
+        <w:spacing w:line="240" w:lineRule="auto"/>
+        <w:ind w:left="720"/>
+      </w:pPr>
+      <w:r>
+        <w:rPr>
+          <w:lang w:val="gu_IN" w:bidi="gu_IN"/>
+        </w:rPr>
+      </w:r>
+      <w:r>
+        <w:rPr>
+          <w:lang w:val="gu_IN" w:bidi="gu_IN"/>
+        </w:rPr>
+        <w:t>લૂક 3:36–38</w:t>
+      </w:r>
     </w:p>
     <w:p>
       <w:pPr>
@@ -1455,18 +1389,12 @@
           <w:lang w:val="gu_IN" w:bidi="gu_IN"/>
         </w:rPr>
       </w:r>
-      <w:hyperlink r:id="rId24">
-        <w:r>
-          <w:rPr>
-            <w:lang w:val="gu_IN" w:bidi="gu_IN"/>
-          </w:rPr>
-          <w:rPr>
-            <w:color w:val="0000EE"/>
-            <w:u w:val="single"/>
-          </w:rPr>
-          <w:t>હબાક્કુક 1:1–2</w:t>
-        </w:r>
-      </w:hyperlink>
+      <w:r>
+        <w:rPr>
+          <w:lang w:val="gu_IN" w:bidi="gu_IN"/>
+        </w:rPr>
+        <w:t>હબાક્કુક 1:1–2</w:t>
+      </w:r>
     </w:p>
     <w:p>
       <w:pPr>
@@ -1787,90 +1715,66 @@
           <w:lang w:val="gu_IN" w:bidi="gu_IN"/>
         </w:rPr>
       </w:r>
-      <w:hyperlink r:id="rId25">
-        <w:r>
-          <w:rPr>
-            <w:lang w:val="gu_IN" w:bidi="gu_IN"/>
-          </w:rPr>
-          <w:rPr>
-            <w:color w:val="0000EE"/>
-            <w:u w:val="single"/>
-          </w:rPr>
-          <w:t>1 કાળવૃતાંત 18:3–4</w:t>
-        </w:r>
-      </w:hyperlink>
-    </w:p>
-    <w:p>
-      <w:pPr>
-        <w:pStyle w:val="ListBullet"/>
-        <w:spacing w:line="240" w:lineRule="auto"/>
-        <w:ind w:left="720"/>
-      </w:pPr>
-      <w:r>
-        <w:rPr>
-          <w:lang w:val="gu_IN" w:bidi="gu_IN"/>
-        </w:rPr>
-      </w:r>
-      <w:hyperlink r:id="rId26">
-        <w:r>
-          <w:rPr>
-            <w:lang w:val="gu_IN" w:bidi="gu_IN"/>
-          </w:rPr>
-          <w:rPr>
-            <w:color w:val="0000EE"/>
-            <w:u w:val="single"/>
-          </w:rPr>
-          <w:t>2 શમુએલ 8:9–10</w:t>
-        </w:r>
-      </w:hyperlink>
-    </w:p>
-    <w:p>
-      <w:pPr>
-        <w:pStyle w:val="ListBullet"/>
-        <w:spacing w:line="240" w:lineRule="auto"/>
-        <w:ind w:left="720"/>
-      </w:pPr>
-      <w:r>
-        <w:rPr>
-          <w:lang w:val="gu_IN" w:bidi="gu_IN"/>
-        </w:rPr>
-      </w:r>
-      <w:hyperlink r:id="rId27">
-        <w:r>
-          <w:rPr>
-            <w:lang w:val="gu_IN" w:bidi="gu_IN"/>
-          </w:rPr>
-          <w:rPr>
-            <w:color w:val="0000EE"/>
-            <w:u w:val="single"/>
-          </w:rPr>
-          <w:t>આમોસ 6:1–2</w:t>
-        </w:r>
-      </w:hyperlink>
-    </w:p>
-    <w:p>
-      <w:pPr>
-        <w:pStyle w:val="ListBullet"/>
-        <w:spacing w:line="240" w:lineRule="auto"/>
-        <w:ind w:left="720"/>
-      </w:pPr>
-      <w:r>
-        <w:rPr>
-          <w:lang w:val="gu_IN" w:bidi="gu_IN"/>
-        </w:rPr>
-      </w:r>
-      <w:hyperlink r:id="rId28">
-        <w:r>
-          <w:rPr>
-            <w:lang w:val="gu_IN" w:bidi="gu_IN"/>
-          </w:rPr>
-          <w:rPr>
-            <w:color w:val="0000EE"/>
-            <w:u w:val="single"/>
-          </w:rPr>
-          <w:t>હઝકિયેલ 47:15–17</w:t>
-        </w:r>
-      </w:hyperlink>
+      <w:r>
+        <w:rPr>
+          <w:lang w:val="gu_IN" w:bidi="gu_IN"/>
+        </w:rPr>
+        <w:t>1 કાળવૃતાંત 18:3–4</w:t>
+      </w:r>
+    </w:p>
+    <w:p>
+      <w:pPr>
+        <w:pStyle w:val="ListBullet"/>
+        <w:spacing w:line="240" w:lineRule="auto"/>
+        <w:ind w:left="720"/>
+      </w:pPr>
+      <w:r>
+        <w:rPr>
+          <w:lang w:val="gu_IN" w:bidi="gu_IN"/>
+        </w:rPr>
+      </w:r>
+      <w:r>
+        <w:rPr>
+          <w:lang w:val="gu_IN" w:bidi="gu_IN"/>
+        </w:rPr>
+        <w:t>2 શમુએલ 8:9–10</w:t>
+      </w:r>
+    </w:p>
+    <w:p>
+      <w:pPr>
+        <w:pStyle w:val="ListBullet"/>
+        <w:spacing w:line="240" w:lineRule="auto"/>
+        <w:ind w:left="720"/>
+      </w:pPr>
+      <w:r>
+        <w:rPr>
+          <w:lang w:val="gu_IN" w:bidi="gu_IN"/>
+        </w:rPr>
+      </w:r>
+      <w:r>
+        <w:rPr>
+          <w:lang w:val="gu_IN" w:bidi="gu_IN"/>
+        </w:rPr>
+        <w:t>આમોસ 6:1–2</w:t>
+      </w:r>
+    </w:p>
+    <w:p>
+      <w:pPr>
+        <w:pStyle w:val="ListBullet"/>
+        <w:spacing w:line="240" w:lineRule="auto"/>
+        <w:ind w:left="720"/>
+      </w:pPr>
+      <w:r>
+        <w:rPr>
+          <w:lang w:val="gu_IN" w:bidi="gu_IN"/>
+        </w:rPr>
+      </w:r>
+      <w:r>
+        <w:rPr>
+          <w:lang w:val="gu_IN" w:bidi="gu_IN"/>
+        </w:rPr>
+        <w:t>હઝકિયેલ 47:15–17</w:t>
+      </w:r>
     </w:p>
     <w:p>
       <w:pPr>
@@ -2143,114 +2047,84 @@
           <w:lang w:val="gu_IN" w:bidi="gu_IN"/>
         </w:rPr>
       </w:r>
-      <w:hyperlink r:id="rId29">
-        <w:r>
-          <w:rPr>
-            <w:lang w:val="gu_IN" w:bidi="gu_IN"/>
-          </w:rPr>
-          <w:rPr>
-            <w:color w:val="0000EE"/>
-            <w:u w:val="single"/>
-          </w:rPr>
-          <w:t>પ્રેરિતો 7:14–16</w:t>
-        </w:r>
-      </w:hyperlink>
-    </w:p>
-    <w:p>
-      <w:pPr>
-        <w:pStyle w:val="ListBullet"/>
-        <w:spacing w:line="240" w:lineRule="auto"/>
-        <w:ind w:left="720"/>
-      </w:pPr>
-      <w:r>
-        <w:rPr>
-          <w:lang w:val="gu_IN" w:bidi="gu_IN"/>
-        </w:rPr>
-      </w:r>
-      <w:hyperlink r:id="rId30">
-        <w:r>
-          <w:rPr>
-            <w:lang w:val="gu_IN" w:bidi="gu_IN"/>
-          </w:rPr>
-          <w:rPr>
-            <w:color w:val="0000EE"/>
-            <w:u w:val="single"/>
-          </w:rPr>
-          <w:t>ઉત્પત્તિ 34:1–3</w:t>
-        </w:r>
-      </w:hyperlink>
-    </w:p>
-    <w:p>
-      <w:pPr>
-        <w:pStyle w:val="ListBullet"/>
-        <w:spacing w:line="240" w:lineRule="auto"/>
-        <w:ind w:left="720"/>
-      </w:pPr>
-      <w:r>
-        <w:rPr>
-          <w:lang w:val="gu_IN" w:bidi="gu_IN"/>
-        </w:rPr>
-      </w:r>
-      <w:hyperlink r:id="rId31">
-        <w:r>
-          <w:rPr>
-            <w:lang w:val="gu_IN" w:bidi="gu_IN"/>
-          </w:rPr>
-          <w:rPr>
-            <w:color w:val="0000EE"/>
-            <w:u w:val="single"/>
-          </w:rPr>
-          <w:t>ઉત્પત્તિ 34:20–21</w:t>
-        </w:r>
-      </w:hyperlink>
-    </w:p>
-    <w:p>
-      <w:pPr>
-        <w:pStyle w:val="ListBullet"/>
-        <w:spacing w:line="240" w:lineRule="auto"/>
-        <w:ind w:left="720"/>
-      </w:pPr>
-      <w:r>
-        <w:rPr>
-          <w:lang w:val="gu_IN" w:bidi="gu_IN"/>
-        </w:rPr>
-      </w:r>
-      <w:hyperlink r:id="rId32">
-        <w:r>
-          <w:rPr>
-            <w:lang w:val="gu_IN" w:bidi="gu_IN"/>
-          </w:rPr>
-          <w:rPr>
-            <w:color w:val="0000EE"/>
-            <w:u w:val="single"/>
-          </w:rPr>
-          <w:t>યહોશુઆ 24:32–33</w:t>
-        </w:r>
-      </w:hyperlink>
-    </w:p>
-    <w:p>
-      <w:pPr>
-        <w:pStyle w:val="ListBullet"/>
-        <w:spacing w:line="240" w:lineRule="auto"/>
-        <w:ind w:left="720"/>
-      </w:pPr>
-      <w:r>
-        <w:rPr>
-          <w:lang w:val="gu_IN" w:bidi="gu_IN"/>
-        </w:rPr>
-      </w:r>
-      <w:hyperlink r:id="rId33">
-        <w:r>
-          <w:rPr>
-            <w:lang w:val="gu_IN" w:bidi="gu_IN"/>
-          </w:rPr>
-          <w:rPr>
-            <w:color w:val="0000EE"/>
-            <w:u w:val="single"/>
-          </w:rPr>
-          <w:t>ન્યાયાધીશો 9:28–29</w:t>
-        </w:r>
-      </w:hyperlink>
+      <w:r>
+        <w:rPr>
+          <w:lang w:val="gu_IN" w:bidi="gu_IN"/>
+        </w:rPr>
+        <w:t>પ્રેરિતો 7:14–16</w:t>
+      </w:r>
+    </w:p>
+    <w:p>
+      <w:pPr>
+        <w:pStyle w:val="ListBullet"/>
+        <w:spacing w:line="240" w:lineRule="auto"/>
+        <w:ind w:left="720"/>
+      </w:pPr>
+      <w:r>
+        <w:rPr>
+          <w:lang w:val="gu_IN" w:bidi="gu_IN"/>
+        </w:rPr>
+      </w:r>
+      <w:r>
+        <w:rPr>
+          <w:lang w:val="gu_IN" w:bidi="gu_IN"/>
+        </w:rPr>
+        <w:t>ઉત્પત્તિ 34:1–3</w:t>
+      </w:r>
+    </w:p>
+    <w:p>
+      <w:pPr>
+        <w:pStyle w:val="ListBullet"/>
+        <w:spacing w:line="240" w:lineRule="auto"/>
+        <w:ind w:left="720"/>
+      </w:pPr>
+      <w:r>
+        <w:rPr>
+          <w:lang w:val="gu_IN" w:bidi="gu_IN"/>
+        </w:rPr>
+      </w:r>
+      <w:r>
+        <w:rPr>
+          <w:lang w:val="gu_IN" w:bidi="gu_IN"/>
+        </w:rPr>
+        <w:t>ઉત્પત્તિ 34:20–21</w:t>
+      </w:r>
+    </w:p>
+    <w:p>
+      <w:pPr>
+        <w:pStyle w:val="ListBullet"/>
+        <w:spacing w:line="240" w:lineRule="auto"/>
+        <w:ind w:left="720"/>
+      </w:pPr>
+      <w:r>
+        <w:rPr>
+          <w:lang w:val="gu_IN" w:bidi="gu_IN"/>
+        </w:rPr>
+      </w:r>
+      <w:r>
+        <w:rPr>
+          <w:lang w:val="gu_IN" w:bidi="gu_IN"/>
+        </w:rPr>
+        <w:t>યહોશુઆ 24:32–33</w:t>
+      </w:r>
+    </w:p>
+    <w:p>
+      <w:pPr>
+        <w:pStyle w:val="ListBullet"/>
+        <w:spacing w:line="240" w:lineRule="auto"/>
+        <w:ind w:left="720"/>
+      </w:pPr>
+      <w:r>
+        <w:rPr>
+          <w:lang w:val="gu_IN" w:bidi="gu_IN"/>
+        </w:rPr>
+      </w:r>
+      <w:r>
+        <w:rPr>
+          <w:lang w:val="gu_IN" w:bidi="gu_IN"/>
+        </w:rPr>
+        <w:t>ન્યાયાધીશો 9:28–29</w:t>
+      </w:r>
     </w:p>
     <w:p>
       <w:pPr>
@@ -2479,114 +2353,84 @@
           <w:lang w:val="gu_IN" w:bidi="gu_IN"/>
         </w:rPr>
       </w:r>
-      <w:hyperlink r:id="rId34">
-        <w:r>
-          <w:rPr>
-            <w:lang w:val="gu_IN" w:bidi="gu_IN"/>
-          </w:rPr>
-          <w:rPr>
-            <w:color w:val="0000EE"/>
-            <w:u w:val="single"/>
-          </w:rPr>
-          <w:t>2 શમુએલ 22:34–35</w:t>
-        </w:r>
-      </w:hyperlink>
-    </w:p>
-    <w:p>
-      <w:pPr>
-        <w:pStyle w:val="ListBullet"/>
-        <w:spacing w:line="240" w:lineRule="auto"/>
-        <w:ind w:left="720"/>
-      </w:pPr>
-      <w:r>
-        <w:rPr>
-          <w:lang w:val="gu_IN" w:bidi="gu_IN"/>
-        </w:rPr>
-      </w:r>
-      <w:hyperlink r:id="rId35">
-        <w:r>
-          <w:rPr>
-            <w:lang w:val="gu_IN" w:bidi="gu_IN"/>
-          </w:rPr>
-          <w:rPr>
-            <w:color w:val="0000EE"/>
-            <w:u w:val="single"/>
-          </w:rPr>
-          <w:t>ઉત્પત્તિ 49:19–21</w:t>
-        </w:r>
-      </w:hyperlink>
-    </w:p>
-    <w:p>
-      <w:pPr>
-        <w:pStyle w:val="ListBullet"/>
-        <w:spacing w:line="240" w:lineRule="auto"/>
-        <w:ind w:left="720"/>
-      </w:pPr>
-      <w:r>
-        <w:rPr>
-          <w:lang w:val="gu_IN" w:bidi="gu_IN"/>
-        </w:rPr>
-      </w:r>
-      <w:hyperlink r:id="rId36">
-        <w:r>
-          <w:rPr>
-            <w:lang w:val="gu_IN" w:bidi="gu_IN"/>
-          </w:rPr>
-          <w:rPr>
-            <w:color w:val="0000EE"/>
-            <w:u w:val="single"/>
-          </w:rPr>
-          <w:t>અયૂબ 39:1–2</w:t>
-        </w:r>
-      </w:hyperlink>
-    </w:p>
-    <w:p>
-      <w:pPr>
-        <w:pStyle w:val="ListBullet"/>
-        <w:spacing w:line="240" w:lineRule="auto"/>
-        <w:ind w:left="720"/>
-      </w:pPr>
-      <w:r>
-        <w:rPr>
-          <w:lang w:val="gu_IN" w:bidi="gu_IN"/>
-        </w:rPr>
-      </w:r>
-      <w:hyperlink r:id="rId37">
-        <w:r>
-          <w:rPr>
-            <w:lang w:val="gu_IN" w:bidi="gu_IN"/>
-          </w:rPr>
-          <w:rPr>
-            <w:color w:val="0000EE"/>
-            <w:u w:val="single"/>
-          </w:rPr>
-          <w:t>ગીતશાસ્ત્ર 18:33–34</w:t>
-        </w:r>
-      </w:hyperlink>
-    </w:p>
-    <w:p>
-      <w:pPr>
-        <w:pStyle w:val="ListBullet"/>
-        <w:spacing w:line="240" w:lineRule="auto"/>
-        <w:ind w:left="720"/>
-      </w:pPr>
-      <w:r>
-        <w:rPr>
-          <w:lang w:val="gu_IN" w:bidi="gu_IN"/>
-        </w:rPr>
-      </w:r>
-      <w:hyperlink r:id="rId38">
-        <w:r>
-          <w:rPr>
-            <w:lang w:val="gu_IN" w:bidi="gu_IN"/>
-          </w:rPr>
-          <w:rPr>
-            <w:color w:val="0000EE"/>
-            <w:u w:val="single"/>
-          </w:rPr>
-          <w:t>ગીતોનું ગીત 2:7</w:t>
-        </w:r>
-      </w:hyperlink>
+      <w:r>
+        <w:rPr>
+          <w:lang w:val="gu_IN" w:bidi="gu_IN"/>
+        </w:rPr>
+        <w:t>2 શમુએલ 22:34–35</w:t>
+      </w:r>
+    </w:p>
+    <w:p>
+      <w:pPr>
+        <w:pStyle w:val="ListBullet"/>
+        <w:spacing w:line="240" w:lineRule="auto"/>
+        <w:ind w:left="720"/>
+      </w:pPr>
+      <w:r>
+        <w:rPr>
+          <w:lang w:val="gu_IN" w:bidi="gu_IN"/>
+        </w:rPr>
+      </w:r>
+      <w:r>
+        <w:rPr>
+          <w:lang w:val="gu_IN" w:bidi="gu_IN"/>
+        </w:rPr>
+        <w:t>ઉત્પત્તિ 49:19–21</w:t>
+      </w:r>
+    </w:p>
+    <w:p>
+      <w:pPr>
+        <w:pStyle w:val="ListBullet"/>
+        <w:spacing w:line="240" w:lineRule="auto"/>
+        <w:ind w:left="720"/>
+      </w:pPr>
+      <w:r>
+        <w:rPr>
+          <w:lang w:val="gu_IN" w:bidi="gu_IN"/>
+        </w:rPr>
+      </w:r>
+      <w:r>
+        <w:rPr>
+          <w:lang w:val="gu_IN" w:bidi="gu_IN"/>
+        </w:rPr>
+        <w:t>અયૂબ 39:1–2</w:t>
+      </w:r>
+    </w:p>
+    <w:p>
+      <w:pPr>
+        <w:pStyle w:val="ListBullet"/>
+        <w:spacing w:line="240" w:lineRule="auto"/>
+        <w:ind w:left="720"/>
+      </w:pPr>
+      <w:r>
+        <w:rPr>
+          <w:lang w:val="gu_IN" w:bidi="gu_IN"/>
+        </w:rPr>
+      </w:r>
+      <w:r>
+        <w:rPr>
+          <w:lang w:val="gu_IN" w:bidi="gu_IN"/>
+        </w:rPr>
+        <w:t>ગીતશાસ્ત્ર 18:33–34</w:t>
+      </w:r>
+    </w:p>
+    <w:p>
+      <w:pPr>
+        <w:pStyle w:val="ListBullet"/>
+        <w:spacing w:line="240" w:lineRule="auto"/>
+        <w:ind w:left="720"/>
+      </w:pPr>
+      <w:r>
+        <w:rPr>
+          <w:lang w:val="gu_IN" w:bidi="gu_IN"/>
+        </w:rPr>
+      </w:r>
+      <w:r>
+        <w:rPr>
+          <w:lang w:val="gu_IN" w:bidi="gu_IN"/>
+        </w:rPr>
+        <w:t>ગીતોનું ગીત 2:7</w:t>
+      </w:r>
     </w:p>
     <w:p>
       <w:pPr>
@@ -2849,114 +2693,84 @@
           <w:lang w:val="gu_IN" w:bidi="gu_IN"/>
         </w:rPr>
       </w:r>
-      <w:hyperlink r:id="rId39">
-        <w:r>
-          <w:rPr>
-            <w:lang w:val="gu_IN" w:bidi="gu_IN"/>
-          </w:rPr>
-          <w:rPr>
-            <w:color w:val="0000EE"/>
-            <w:u w:val="single"/>
-          </w:rPr>
-          <w:t>પુનર્નિયમ 21:13–14</w:t>
-        </w:r>
-      </w:hyperlink>
-    </w:p>
-    <w:p>
-      <w:pPr>
-        <w:pStyle w:val="ListBullet"/>
-        <w:spacing w:line="240" w:lineRule="auto"/>
-        <w:ind w:left="720"/>
-      </w:pPr>
-      <w:r>
-        <w:rPr>
-          <w:lang w:val="gu_IN" w:bidi="gu_IN"/>
-        </w:rPr>
-      </w:r>
-      <w:hyperlink r:id="rId40">
-        <w:r>
-          <w:rPr>
-            <w:lang w:val="gu_IN" w:bidi="gu_IN"/>
-          </w:rPr>
-          <w:rPr>
-            <w:color w:val="0000EE"/>
-            <w:u w:val="single"/>
-          </w:rPr>
-          <w:t>એઝરા 9:5–6</w:t>
-        </w:r>
-      </w:hyperlink>
-    </w:p>
-    <w:p>
-      <w:pPr>
-        <w:pStyle w:val="ListBullet"/>
-        <w:spacing w:line="240" w:lineRule="auto"/>
-        <w:ind w:left="720"/>
-      </w:pPr>
-      <w:r>
-        <w:rPr>
-          <w:lang w:val="gu_IN" w:bidi="gu_IN"/>
-        </w:rPr>
-      </w:r>
-      <w:hyperlink r:id="rId41">
-        <w:r>
-          <w:rPr>
-            <w:lang w:val="gu_IN" w:bidi="gu_IN"/>
-          </w:rPr>
-          <w:rPr>
-            <w:color w:val="0000EE"/>
-            <w:u w:val="single"/>
-          </w:rPr>
-          <w:t>નીતિવચન 25:7–8</w:t>
-        </w:r>
-      </w:hyperlink>
-    </w:p>
-    <w:p>
-      <w:pPr>
-        <w:pStyle w:val="ListBullet"/>
-        <w:spacing w:line="240" w:lineRule="auto"/>
-        <w:ind w:left="720"/>
-      </w:pPr>
-      <w:r>
-        <w:rPr>
-          <w:lang w:val="gu_IN" w:bidi="gu_IN"/>
-        </w:rPr>
-      </w:r>
-      <w:hyperlink r:id="rId42">
-        <w:r>
-          <w:rPr>
-            <w:lang w:val="gu_IN" w:bidi="gu_IN"/>
-          </w:rPr>
-          <w:rPr>
-            <w:color w:val="0000EE"/>
-            <w:u w:val="single"/>
-          </w:rPr>
-          <w:t>ગીતશાસ્ત્ર 06:8–10</w:t>
-        </w:r>
-      </w:hyperlink>
-    </w:p>
-    <w:p>
-      <w:pPr>
-        <w:pStyle w:val="ListBullet"/>
-        <w:spacing w:line="240" w:lineRule="auto"/>
-        <w:ind w:left="720"/>
-      </w:pPr>
-      <w:r>
-        <w:rPr>
-          <w:lang w:val="gu_IN" w:bidi="gu_IN"/>
-        </w:rPr>
-      </w:r>
-      <w:hyperlink r:id="rId43">
-        <w:r>
-          <w:rPr>
-            <w:lang w:val="gu_IN" w:bidi="gu_IN"/>
-          </w:rPr>
-          <w:rPr>
-            <w:color w:val="0000EE"/>
-            <w:u w:val="single"/>
-          </w:rPr>
-          <w:t>ગીતશાસ્ત્ર 123:3–4</w:t>
-        </w:r>
-      </w:hyperlink>
+      <w:r>
+        <w:rPr>
+          <w:lang w:val="gu_IN" w:bidi="gu_IN"/>
+        </w:rPr>
+        <w:t>પુનર્નિયમ 21:13–14</w:t>
+      </w:r>
+    </w:p>
+    <w:p>
+      <w:pPr>
+        <w:pStyle w:val="ListBullet"/>
+        <w:spacing w:line="240" w:lineRule="auto"/>
+        <w:ind w:left="720"/>
+      </w:pPr>
+      <w:r>
+        <w:rPr>
+          <w:lang w:val="gu_IN" w:bidi="gu_IN"/>
+        </w:rPr>
+      </w:r>
+      <w:r>
+        <w:rPr>
+          <w:lang w:val="gu_IN" w:bidi="gu_IN"/>
+        </w:rPr>
+        <w:t>એઝરા 9:5–6</w:t>
+      </w:r>
+    </w:p>
+    <w:p>
+      <w:pPr>
+        <w:pStyle w:val="ListBullet"/>
+        <w:spacing w:line="240" w:lineRule="auto"/>
+        <w:ind w:left="720"/>
+      </w:pPr>
+      <w:r>
+        <w:rPr>
+          <w:lang w:val="gu_IN" w:bidi="gu_IN"/>
+        </w:rPr>
+      </w:r>
+      <w:r>
+        <w:rPr>
+          <w:lang w:val="gu_IN" w:bidi="gu_IN"/>
+        </w:rPr>
+        <w:t>નીતિવચન 25:7–8</w:t>
+      </w:r>
+    </w:p>
+    <w:p>
+      <w:pPr>
+        <w:pStyle w:val="ListBullet"/>
+        <w:spacing w:line="240" w:lineRule="auto"/>
+        <w:ind w:left="720"/>
+      </w:pPr>
+      <w:r>
+        <w:rPr>
+          <w:lang w:val="gu_IN" w:bidi="gu_IN"/>
+        </w:rPr>
+      </w:r>
+      <w:r>
+        <w:rPr>
+          <w:lang w:val="gu_IN" w:bidi="gu_IN"/>
+        </w:rPr>
+        <w:t>ગીતશાસ્ત્ર 06:8–10</w:t>
+      </w:r>
+    </w:p>
+    <w:p>
+      <w:pPr>
+        <w:pStyle w:val="ListBullet"/>
+        <w:spacing w:line="240" w:lineRule="auto"/>
+        <w:ind w:left="720"/>
+      </w:pPr>
+      <w:r>
+        <w:rPr>
+          <w:lang w:val="gu_IN" w:bidi="gu_IN"/>
+        </w:rPr>
+      </w:r>
+      <w:r>
+        <w:rPr>
+          <w:lang w:val="gu_IN" w:bidi="gu_IN"/>
+        </w:rPr>
+        <w:t>ગીતશાસ્ત્ર 123:3–4</w:t>
+      </w:r>
     </w:p>
     <w:p>
       <w:pPr>
@@ -3223,90 +3037,66 @@
           <w:lang w:val="gu_IN" w:bidi="gu_IN"/>
         </w:rPr>
       </w:r>
-      <w:hyperlink r:id="rId44">
-        <w:r>
-          <w:rPr>
-            <w:lang w:val="gu_IN" w:bidi="gu_IN"/>
-          </w:rPr>
-          <w:rPr>
-            <w:color w:val="0000EE"/>
-            <w:u w:val="single"/>
-          </w:rPr>
-          <w:t>1 તિમોથી 2:13–15</w:t>
-        </w:r>
-      </w:hyperlink>
-    </w:p>
-    <w:p>
-      <w:pPr>
-        <w:pStyle w:val="ListBullet"/>
-        <w:spacing w:line="240" w:lineRule="auto"/>
-        <w:ind w:left="720"/>
-      </w:pPr>
-      <w:r>
-        <w:rPr>
-          <w:lang w:val="gu_IN" w:bidi="gu_IN"/>
-        </w:rPr>
-      </w:r>
-      <w:hyperlink r:id="rId45">
-        <w:r>
-          <w:rPr>
-            <w:lang w:val="gu_IN" w:bidi="gu_IN"/>
-          </w:rPr>
-          <w:rPr>
-            <w:color w:val="0000EE"/>
-            <w:u w:val="single"/>
-          </w:rPr>
-          <w:t>2 કરિંથી 11:3–4</w:t>
-        </w:r>
-      </w:hyperlink>
-    </w:p>
-    <w:p>
-      <w:pPr>
-        <w:pStyle w:val="ListBullet"/>
-        <w:spacing w:line="240" w:lineRule="auto"/>
-        <w:ind w:left="720"/>
-      </w:pPr>
-      <w:r>
-        <w:rPr>
-          <w:lang w:val="gu_IN" w:bidi="gu_IN"/>
-        </w:rPr>
-      </w:r>
-      <w:hyperlink r:id="rId46">
-        <w:r>
-          <w:rPr>
-            <w:lang w:val="gu_IN" w:bidi="gu_IN"/>
-          </w:rPr>
-          <w:rPr>
-            <w:color w:val="0000EE"/>
-            <w:u w:val="single"/>
-          </w:rPr>
-          <w:t>ઉત્પત્તિ 3:20–21</w:t>
-        </w:r>
-      </w:hyperlink>
-    </w:p>
-    <w:p>
-      <w:pPr>
-        <w:pStyle w:val="ListBullet"/>
-        <w:spacing w:line="240" w:lineRule="auto"/>
-        <w:ind w:left="720"/>
-      </w:pPr>
-      <w:r>
-        <w:rPr>
-          <w:lang w:val="gu_IN" w:bidi="gu_IN"/>
-        </w:rPr>
-      </w:r>
-      <w:hyperlink r:id="rId47">
-        <w:r>
-          <w:rPr>
-            <w:lang w:val="gu_IN" w:bidi="gu_IN"/>
-          </w:rPr>
-          <w:rPr>
-            <w:color w:val="0000EE"/>
-            <w:u w:val="single"/>
-          </w:rPr>
-          <w:t>ઉત્પત્તિ 4:1–2</w:t>
-        </w:r>
-      </w:hyperlink>
+      <w:r>
+        <w:rPr>
+          <w:lang w:val="gu_IN" w:bidi="gu_IN"/>
+        </w:rPr>
+        <w:t>1 તિમોથી 2:13–15</w:t>
+      </w:r>
+    </w:p>
+    <w:p>
+      <w:pPr>
+        <w:pStyle w:val="ListBullet"/>
+        <w:spacing w:line="240" w:lineRule="auto"/>
+        <w:ind w:left="720"/>
+      </w:pPr>
+      <w:r>
+        <w:rPr>
+          <w:lang w:val="gu_IN" w:bidi="gu_IN"/>
+        </w:rPr>
+      </w:r>
+      <w:r>
+        <w:rPr>
+          <w:lang w:val="gu_IN" w:bidi="gu_IN"/>
+        </w:rPr>
+        <w:t>2 કરિંથી 11:3–4</w:t>
+      </w:r>
+    </w:p>
+    <w:p>
+      <w:pPr>
+        <w:pStyle w:val="ListBullet"/>
+        <w:spacing w:line="240" w:lineRule="auto"/>
+        <w:ind w:left="720"/>
+      </w:pPr>
+      <w:r>
+        <w:rPr>
+          <w:lang w:val="gu_IN" w:bidi="gu_IN"/>
+        </w:rPr>
+      </w:r>
+      <w:r>
+        <w:rPr>
+          <w:lang w:val="gu_IN" w:bidi="gu_IN"/>
+        </w:rPr>
+        <w:t>ઉત્પત્તિ 3:20–21</w:t>
+      </w:r>
+    </w:p>
+    <w:p>
+      <w:pPr>
+        <w:pStyle w:val="ListBullet"/>
+        <w:spacing w:line="240" w:lineRule="auto"/>
+        <w:ind w:left="720"/>
+      </w:pPr>
+      <w:r>
+        <w:rPr>
+          <w:lang w:val="gu_IN" w:bidi="gu_IN"/>
+        </w:rPr>
+      </w:r>
+      <w:r>
+        <w:rPr>
+          <w:lang w:val="gu_IN" w:bidi="gu_IN"/>
+        </w:rPr>
+        <w:t>ઉત્પત્તિ 4:1–2</w:t>
+      </w:r>
     </w:p>
     <w:p>
       <w:pPr>
@@ -3774,114 +3564,84 @@
           <w:lang w:val="gu_IN" w:bidi="gu_IN"/>
         </w:rPr>
       </w:r>
-      <w:hyperlink r:id="rId48">
-        <w:r>
-          <w:rPr>
-            <w:lang w:val="gu_IN" w:bidi="gu_IN"/>
-          </w:rPr>
-          <w:rPr>
-            <w:color w:val="0000EE"/>
-            <w:u w:val="single"/>
-          </w:rPr>
-          <w:t>1 શમુએલ 8:10–12</w:t>
-        </w:r>
-      </w:hyperlink>
-    </w:p>
-    <w:p>
-      <w:pPr>
-        <w:pStyle w:val="ListBullet"/>
-        <w:spacing w:line="240" w:lineRule="auto"/>
-        <w:ind w:left="720"/>
-      </w:pPr>
-      <w:r>
-        <w:rPr>
-          <w:lang w:val="gu_IN" w:bidi="gu_IN"/>
-        </w:rPr>
-      </w:r>
-      <w:hyperlink r:id="rId49">
-        <w:r>
-          <w:rPr>
-            <w:lang w:val="gu_IN" w:bidi="gu_IN"/>
-          </w:rPr>
-          <w:rPr>
-            <w:color w:val="0000EE"/>
-            <w:u w:val="single"/>
-          </w:rPr>
-          <w:t>પુનર્નિયમ 21:3–4</w:t>
-        </w:r>
-      </w:hyperlink>
-    </w:p>
-    <w:p>
-      <w:pPr>
-        <w:pStyle w:val="ListBullet"/>
-        <w:spacing w:line="240" w:lineRule="auto"/>
-        <w:ind w:left="720"/>
-      </w:pPr>
-      <w:r>
-        <w:rPr>
-          <w:lang w:val="gu_IN" w:bidi="gu_IN"/>
-        </w:rPr>
-      </w:r>
-      <w:hyperlink r:id="rId50">
-        <w:r>
-          <w:rPr>
-            <w:lang w:val="gu_IN" w:bidi="gu_IN"/>
-          </w:rPr>
-          <w:rPr>
-            <w:color w:val="0000EE"/>
-            <w:u w:val="single"/>
-          </w:rPr>
-          <w:t>લૂક 9:61–62</w:t>
-        </w:r>
-      </w:hyperlink>
-    </w:p>
-    <w:p>
-      <w:pPr>
-        <w:pStyle w:val="ListBullet"/>
-        <w:spacing w:line="240" w:lineRule="auto"/>
-        <w:ind w:left="720"/>
-      </w:pPr>
-      <w:r>
-        <w:rPr>
-          <w:lang w:val="gu_IN" w:bidi="gu_IN"/>
-        </w:rPr>
-      </w:r>
-      <w:hyperlink r:id="rId51">
-        <w:r>
-          <w:rPr>
-            <w:lang w:val="gu_IN" w:bidi="gu_IN"/>
-          </w:rPr>
-          <w:rPr>
-            <w:color w:val="0000EE"/>
-            <w:u w:val="single"/>
-          </w:rPr>
-          <w:t>લૂક 17:7–8</w:t>
-        </w:r>
-      </w:hyperlink>
-    </w:p>
-    <w:p>
-      <w:pPr>
-        <w:pStyle w:val="ListBullet"/>
-        <w:spacing w:line="240" w:lineRule="auto"/>
-        <w:ind w:left="720"/>
-      </w:pPr>
-      <w:r>
-        <w:rPr>
-          <w:lang w:val="gu_IN" w:bidi="gu_IN"/>
-        </w:rPr>
-      </w:r>
-      <w:hyperlink r:id="rId52">
-        <w:r>
-          <w:rPr>
-            <w:lang w:val="gu_IN" w:bidi="gu_IN"/>
-          </w:rPr>
-          <w:rPr>
-            <w:color w:val="0000EE"/>
-            <w:u w:val="single"/>
-          </w:rPr>
-          <w:t>ગીતશાસ્ત્ર 141:5–7</w:t>
-        </w:r>
-      </w:hyperlink>
+      <w:r>
+        <w:rPr>
+          <w:lang w:val="gu_IN" w:bidi="gu_IN"/>
+        </w:rPr>
+        <w:t>1 શમુએલ 8:10–12</w:t>
+      </w:r>
+    </w:p>
+    <w:p>
+      <w:pPr>
+        <w:pStyle w:val="ListBullet"/>
+        <w:spacing w:line="240" w:lineRule="auto"/>
+        <w:ind w:left="720"/>
+      </w:pPr>
+      <w:r>
+        <w:rPr>
+          <w:lang w:val="gu_IN" w:bidi="gu_IN"/>
+        </w:rPr>
+      </w:r>
+      <w:r>
+        <w:rPr>
+          <w:lang w:val="gu_IN" w:bidi="gu_IN"/>
+        </w:rPr>
+        <w:t>પુનર્નિયમ 21:3–4</w:t>
+      </w:r>
+    </w:p>
+    <w:p>
+      <w:pPr>
+        <w:pStyle w:val="ListBullet"/>
+        <w:spacing w:line="240" w:lineRule="auto"/>
+        <w:ind w:left="720"/>
+      </w:pPr>
+      <w:r>
+        <w:rPr>
+          <w:lang w:val="gu_IN" w:bidi="gu_IN"/>
+        </w:rPr>
+      </w:r>
+      <w:r>
+        <w:rPr>
+          <w:lang w:val="gu_IN" w:bidi="gu_IN"/>
+        </w:rPr>
+        <w:t>લૂક 9:61–62</w:t>
+      </w:r>
+    </w:p>
+    <w:p>
+      <w:pPr>
+        <w:pStyle w:val="ListBullet"/>
+        <w:spacing w:line="240" w:lineRule="auto"/>
+        <w:ind w:left="720"/>
+      </w:pPr>
+      <w:r>
+        <w:rPr>
+          <w:lang w:val="gu_IN" w:bidi="gu_IN"/>
+        </w:rPr>
+      </w:r>
+      <w:r>
+        <w:rPr>
+          <w:lang w:val="gu_IN" w:bidi="gu_IN"/>
+        </w:rPr>
+        <w:t>લૂક 17:7–8</w:t>
+      </w:r>
+    </w:p>
+    <w:p>
+      <w:pPr>
+        <w:pStyle w:val="ListBullet"/>
+        <w:spacing w:line="240" w:lineRule="auto"/>
+        <w:ind w:left="720"/>
+      </w:pPr>
+      <w:r>
+        <w:rPr>
+          <w:lang w:val="gu_IN" w:bidi="gu_IN"/>
+        </w:rPr>
+      </w:r>
+      <w:r>
+        <w:rPr>
+          <w:lang w:val="gu_IN" w:bidi="gu_IN"/>
+        </w:rPr>
+        <w:t>ગીતશાસ્ત્ર 141:5–7</w:t>
+      </w:r>
     </w:p>
     <w:p>
       <w:pPr>
@@ -4083,210 +3843,156 @@
           <w:lang w:val="gu_IN" w:bidi="gu_IN"/>
         </w:rPr>
       </w:r>
-      <w:hyperlink r:id="rId53">
-        <w:r>
-          <w:rPr>
-            <w:lang w:val="gu_IN" w:bidi="gu_IN"/>
-          </w:rPr>
-          <w:rPr>
-            <w:color w:val="0000EE"/>
-            <w:u w:val="single"/>
-          </w:rPr>
-          <w:t>2 પિતર 3:3–4</w:t>
-        </w:r>
-      </w:hyperlink>
-    </w:p>
-    <w:p>
-      <w:pPr>
-        <w:pStyle w:val="ListBullet"/>
-        <w:spacing w:line="240" w:lineRule="auto"/>
-        <w:ind w:left="720"/>
-      </w:pPr>
-      <w:r>
-        <w:rPr>
-          <w:lang w:val="gu_IN" w:bidi="gu_IN"/>
-        </w:rPr>
-      </w:r>
-      <w:hyperlink r:id="rId54">
-        <w:r>
-          <w:rPr>
-            <w:lang w:val="gu_IN" w:bidi="gu_IN"/>
-          </w:rPr>
-          <w:rPr>
-            <w:color w:val="0000EE"/>
-            <w:u w:val="single"/>
-          </w:rPr>
-          <w:t>પ્રેરિતોના કૃત્યો 2:12–13</w:t>
-        </w:r>
-      </w:hyperlink>
-    </w:p>
-    <w:p>
-      <w:pPr>
-        <w:pStyle w:val="ListBullet"/>
-        <w:spacing w:line="240" w:lineRule="auto"/>
-        <w:ind w:left="720"/>
-      </w:pPr>
-      <w:r>
-        <w:rPr>
-          <w:lang w:val="gu_IN" w:bidi="gu_IN"/>
-        </w:rPr>
-      </w:r>
-      <w:hyperlink r:id="rId55">
-        <w:r>
-          <w:rPr>
-            <w:lang w:val="gu_IN" w:bidi="gu_IN"/>
-          </w:rPr>
-          <w:rPr>
-            <w:color w:val="0000EE"/>
-            <w:u w:val="single"/>
-          </w:rPr>
-          <w:t>ગલાતીઓ 6:6–8</w:t>
-        </w:r>
-      </w:hyperlink>
-    </w:p>
-    <w:p>
-      <w:pPr>
-        <w:pStyle w:val="ListBullet"/>
-        <w:spacing w:line="240" w:lineRule="auto"/>
-        <w:ind w:left="720"/>
-      </w:pPr>
-      <w:r>
-        <w:rPr>
-          <w:lang w:val="gu_IN" w:bidi="gu_IN"/>
-        </w:rPr>
-      </w:r>
-      <w:hyperlink r:id="rId56">
-        <w:r>
-          <w:rPr>
-            <w:lang w:val="gu_IN" w:bidi="gu_IN"/>
-          </w:rPr>
-          <w:rPr>
-            <w:color w:val="0000EE"/>
-            <w:u w:val="single"/>
-          </w:rPr>
-          <w:t>ઉત્પત્તિ 39:13–15</w:t>
-        </w:r>
-      </w:hyperlink>
-    </w:p>
-    <w:p>
-      <w:pPr>
-        <w:pStyle w:val="ListBullet"/>
-        <w:spacing w:line="240" w:lineRule="auto"/>
-        <w:ind w:left="720"/>
-      </w:pPr>
-      <w:r>
-        <w:rPr>
-          <w:lang w:val="gu_IN" w:bidi="gu_IN"/>
-        </w:rPr>
-      </w:r>
-      <w:hyperlink r:id="rId57">
-        <w:r>
-          <w:rPr>
-            <w:lang w:val="gu_IN" w:bidi="gu_IN"/>
-          </w:rPr>
-          <w:rPr>
-            <w:color w:val="0000EE"/>
-            <w:u w:val="single"/>
-          </w:rPr>
-          <w:t>લૂક 22:63–65</w:t>
-        </w:r>
-      </w:hyperlink>
-    </w:p>
-    <w:p>
-      <w:pPr>
-        <w:pStyle w:val="ListBullet"/>
-        <w:spacing w:line="240" w:lineRule="auto"/>
-        <w:ind w:left="720"/>
-      </w:pPr>
-      <w:r>
-        <w:rPr>
-          <w:lang w:val="gu_IN" w:bidi="gu_IN"/>
-        </w:rPr>
-      </w:r>
-      <w:hyperlink r:id="rId58">
-        <w:r>
-          <w:rPr>
-            <w:lang w:val="gu_IN" w:bidi="gu_IN"/>
-          </w:rPr>
-          <w:rPr>
-            <w:color w:val="0000EE"/>
-            <w:u w:val="single"/>
-          </w:rPr>
-          <w:t>માર્ક 10:32–34</w:t>
-        </w:r>
-      </w:hyperlink>
-    </w:p>
-    <w:p>
-      <w:pPr>
-        <w:pStyle w:val="ListBullet"/>
-        <w:spacing w:line="240" w:lineRule="auto"/>
-        <w:ind w:left="720"/>
-      </w:pPr>
-      <w:r>
-        <w:rPr>
-          <w:lang w:val="gu_IN" w:bidi="gu_IN"/>
-        </w:rPr>
-      </w:r>
-      <w:hyperlink r:id="rId59">
-        <w:r>
-          <w:rPr>
-            <w:lang w:val="gu_IN" w:bidi="gu_IN"/>
-          </w:rPr>
-          <w:rPr>
-            <w:color w:val="0000EE"/>
-            <w:u w:val="single"/>
-          </w:rPr>
-          <w:t>માથ્થી 9:23–24</w:t>
-        </w:r>
-      </w:hyperlink>
-    </w:p>
-    <w:p>
-      <w:pPr>
-        <w:pStyle w:val="ListBullet"/>
-        <w:spacing w:line="240" w:lineRule="auto"/>
-        <w:ind w:left="720"/>
-      </w:pPr>
-      <w:r>
-        <w:rPr>
-          <w:lang w:val="gu_IN" w:bidi="gu_IN"/>
-        </w:rPr>
-      </w:r>
-      <w:hyperlink r:id="rId60">
-        <w:r>
-          <w:rPr>
-            <w:lang w:val="gu_IN" w:bidi="gu_IN"/>
-          </w:rPr>
-          <w:rPr>
-            <w:color w:val="0000EE"/>
-            <w:u w:val="single"/>
-          </w:rPr>
-          <w:t>માથ્થી 20:17–19</w:t>
-        </w:r>
-      </w:hyperlink>
-    </w:p>
-    <w:p>
-      <w:pPr>
-        <w:pStyle w:val="ListBullet"/>
-        <w:spacing w:line="240" w:lineRule="auto"/>
-        <w:ind w:left="720"/>
-      </w:pPr>
-      <w:r>
-        <w:rPr>
-          <w:lang w:val="gu_IN" w:bidi="gu_IN"/>
-        </w:rPr>
-      </w:r>
-      <w:hyperlink r:id="rId61">
-        <w:r>
-          <w:rPr>
-            <w:lang w:val="gu_IN" w:bidi="gu_IN"/>
-          </w:rPr>
-          <w:rPr>
-            <w:color w:val="0000EE"/>
-            <w:u w:val="single"/>
-          </w:rPr>
-          <w:t>માથ્થી 27:27–29</w:t>
-        </w:r>
-      </w:hyperlink>
+      <w:r>
+        <w:rPr>
+          <w:lang w:val="gu_IN" w:bidi="gu_IN"/>
+        </w:rPr>
+        <w:t>2 પિતર 3:3–4</w:t>
+      </w:r>
+    </w:p>
+    <w:p>
+      <w:pPr>
+        <w:pStyle w:val="ListBullet"/>
+        <w:spacing w:line="240" w:lineRule="auto"/>
+        <w:ind w:left="720"/>
+      </w:pPr>
+      <w:r>
+        <w:rPr>
+          <w:lang w:val="gu_IN" w:bidi="gu_IN"/>
+        </w:rPr>
+      </w:r>
+      <w:r>
+        <w:rPr>
+          <w:lang w:val="gu_IN" w:bidi="gu_IN"/>
+        </w:rPr>
+        <w:t>પ્રેરિતોના કૃત્યો 2:12–13</w:t>
+      </w:r>
+    </w:p>
+    <w:p>
+      <w:pPr>
+        <w:pStyle w:val="ListBullet"/>
+        <w:spacing w:line="240" w:lineRule="auto"/>
+        <w:ind w:left="720"/>
+      </w:pPr>
+      <w:r>
+        <w:rPr>
+          <w:lang w:val="gu_IN" w:bidi="gu_IN"/>
+        </w:rPr>
+      </w:r>
+      <w:r>
+        <w:rPr>
+          <w:lang w:val="gu_IN" w:bidi="gu_IN"/>
+        </w:rPr>
+        <w:t>ગલાતીઓ 6:6–8</w:t>
+      </w:r>
+    </w:p>
+    <w:p>
+      <w:pPr>
+        <w:pStyle w:val="ListBullet"/>
+        <w:spacing w:line="240" w:lineRule="auto"/>
+        <w:ind w:left="720"/>
+      </w:pPr>
+      <w:r>
+        <w:rPr>
+          <w:lang w:val="gu_IN" w:bidi="gu_IN"/>
+        </w:rPr>
+      </w:r>
+      <w:r>
+        <w:rPr>
+          <w:lang w:val="gu_IN" w:bidi="gu_IN"/>
+        </w:rPr>
+        <w:t>ઉત્પત્તિ 39:13–15</w:t>
+      </w:r>
+    </w:p>
+    <w:p>
+      <w:pPr>
+        <w:pStyle w:val="ListBullet"/>
+        <w:spacing w:line="240" w:lineRule="auto"/>
+        <w:ind w:left="720"/>
+      </w:pPr>
+      <w:r>
+        <w:rPr>
+          <w:lang w:val="gu_IN" w:bidi="gu_IN"/>
+        </w:rPr>
+      </w:r>
+      <w:r>
+        <w:rPr>
+          <w:lang w:val="gu_IN" w:bidi="gu_IN"/>
+        </w:rPr>
+        <w:t>લૂક 22:63–65</w:t>
+      </w:r>
+    </w:p>
+    <w:p>
+      <w:pPr>
+        <w:pStyle w:val="ListBullet"/>
+        <w:spacing w:line="240" w:lineRule="auto"/>
+        <w:ind w:left="720"/>
+      </w:pPr>
+      <w:r>
+        <w:rPr>
+          <w:lang w:val="gu_IN" w:bidi="gu_IN"/>
+        </w:rPr>
+      </w:r>
+      <w:r>
+        <w:rPr>
+          <w:lang w:val="gu_IN" w:bidi="gu_IN"/>
+        </w:rPr>
+        <w:t>માર્ક 10:32–34</w:t>
+      </w:r>
+    </w:p>
+    <w:p>
+      <w:pPr>
+        <w:pStyle w:val="ListBullet"/>
+        <w:spacing w:line="240" w:lineRule="auto"/>
+        <w:ind w:left="720"/>
+      </w:pPr>
+      <w:r>
+        <w:rPr>
+          <w:lang w:val="gu_IN" w:bidi="gu_IN"/>
+        </w:rPr>
+      </w:r>
+      <w:r>
+        <w:rPr>
+          <w:lang w:val="gu_IN" w:bidi="gu_IN"/>
+        </w:rPr>
+        <w:t>માથ્થી 9:23–24</w:t>
+      </w:r>
+    </w:p>
+    <w:p>
+      <w:pPr>
+        <w:pStyle w:val="ListBullet"/>
+        <w:spacing w:line="240" w:lineRule="auto"/>
+        <w:ind w:left="720"/>
+      </w:pPr>
+      <w:r>
+        <w:rPr>
+          <w:lang w:val="gu_IN" w:bidi="gu_IN"/>
+        </w:rPr>
+      </w:r>
+      <w:r>
+        <w:rPr>
+          <w:lang w:val="gu_IN" w:bidi="gu_IN"/>
+        </w:rPr>
+        <w:t>માથ્થી 20:17–19</w:t>
+      </w:r>
+    </w:p>
+    <w:p>
+      <w:pPr>
+        <w:pStyle w:val="ListBullet"/>
+        <w:spacing w:line="240" w:lineRule="auto"/>
+        <w:ind w:left="720"/>
+      </w:pPr>
+      <w:r>
+        <w:rPr>
+          <w:lang w:val="gu_IN" w:bidi="gu_IN"/>
+        </w:rPr>
+      </w:r>
+      <w:r>
+        <w:rPr>
+          <w:lang w:val="gu_IN" w:bidi="gu_IN"/>
+        </w:rPr>
+        <w:t>માથ્થી 27:27–29</w:t>
+      </w:r>
     </w:p>
     <w:p>
       <w:pPr>
@@ -4788,90 +4494,66 @@
           <w:lang w:val="gu_IN" w:bidi="gu_IN"/>
         </w:rPr>
       </w:r>
-      <w:hyperlink r:id="rId62">
-        <w:r>
-          <w:rPr>
-            <w:lang w:val="gu_IN" w:bidi="gu_IN"/>
-          </w:rPr>
-          <w:rPr>
-            <w:color w:val="0000EE"/>
-            <w:u w:val="single"/>
-          </w:rPr>
-          <w:t>ગલાતી 4:25</w:t>
-        </w:r>
-      </w:hyperlink>
-    </w:p>
-    <w:p>
-      <w:pPr>
-        <w:pStyle w:val="ListBullet"/>
-        <w:spacing w:line="240" w:lineRule="auto"/>
-        <w:ind w:left="720"/>
-      </w:pPr>
-      <w:r>
-        <w:rPr>
-          <w:lang w:val="gu_IN" w:bidi="gu_IN"/>
-        </w:rPr>
-      </w:r>
-      <w:hyperlink r:id="rId63">
-        <w:r>
-          <w:rPr>
-            <w:lang w:val="gu_IN" w:bidi="gu_IN"/>
-          </w:rPr>
-          <w:rPr>
-            <w:color w:val="0000EE"/>
-            <w:u w:val="single"/>
-          </w:rPr>
-          <w:t>ઉત્પત્તિ 16:1–4</w:t>
-        </w:r>
-      </w:hyperlink>
-    </w:p>
-    <w:p>
-      <w:pPr>
-        <w:pStyle w:val="ListBullet"/>
-        <w:spacing w:line="240" w:lineRule="auto"/>
-        <w:ind w:left="720"/>
-      </w:pPr>
-      <w:r>
-        <w:rPr>
-          <w:lang w:val="gu_IN" w:bidi="gu_IN"/>
-        </w:rPr>
-      </w:r>
-      <w:hyperlink r:id="rId64">
-        <w:r>
-          <w:rPr>
-            <w:lang w:val="gu_IN" w:bidi="gu_IN"/>
-          </w:rPr>
-          <w:rPr>
-            <w:color w:val="0000EE"/>
-            <w:u w:val="single"/>
-          </w:rPr>
-          <w:t>ઉત્પત્તિ 21:9</w:t>
-        </w:r>
-      </w:hyperlink>
-    </w:p>
-    <w:p>
-      <w:pPr>
-        <w:pStyle w:val="ListBullet"/>
-        <w:spacing w:line="240" w:lineRule="auto"/>
-        <w:ind w:left="720"/>
-      </w:pPr>
-      <w:r>
-        <w:rPr>
-          <w:lang w:val="gu_IN" w:bidi="gu_IN"/>
-        </w:rPr>
-      </w:r>
-      <w:hyperlink r:id="rId65">
-        <w:r>
-          <w:rPr>
-            <w:lang w:val="gu_IN" w:bidi="gu_IN"/>
-          </w:rPr>
-          <w:rPr>
-            <w:color w:val="0000EE"/>
-            <w:u w:val="single"/>
-          </w:rPr>
-          <w:t>ઉત્પત્તિ 25:12</w:t>
-        </w:r>
-      </w:hyperlink>
+      <w:r>
+        <w:rPr>
+          <w:lang w:val="gu_IN" w:bidi="gu_IN"/>
+        </w:rPr>
+        <w:t>ગલાતી 4:25</w:t>
+      </w:r>
+    </w:p>
+    <w:p>
+      <w:pPr>
+        <w:pStyle w:val="ListBullet"/>
+        <w:spacing w:line="240" w:lineRule="auto"/>
+        <w:ind w:left="720"/>
+      </w:pPr>
+      <w:r>
+        <w:rPr>
+          <w:lang w:val="gu_IN" w:bidi="gu_IN"/>
+        </w:rPr>
+      </w:r>
+      <w:r>
+        <w:rPr>
+          <w:lang w:val="gu_IN" w:bidi="gu_IN"/>
+        </w:rPr>
+        <w:t>ઉત્પત્તિ 16:1–4</w:t>
+      </w:r>
+    </w:p>
+    <w:p>
+      <w:pPr>
+        <w:pStyle w:val="ListBullet"/>
+        <w:spacing w:line="240" w:lineRule="auto"/>
+        <w:ind w:left="720"/>
+      </w:pPr>
+      <w:r>
+        <w:rPr>
+          <w:lang w:val="gu_IN" w:bidi="gu_IN"/>
+        </w:rPr>
+      </w:r>
+      <w:r>
+        <w:rPr>
+          <w:lang w:val="gu_IN" w:bidi="gu_IN"/>
+        </w:rPr>
+        <w:t>ઉત્પત્તિ 21:9</w:t>
+      </w:r>
+    </w:p>
+    <w:p>
+      <w:pPr>
+        <w:pStyle w:val="ListBullet"/>
+        <w:spacing w:line="240" w:lineRule="auto"/>
+        <w:ind w:left="720"/>
+      </w:pPr>
+      <w:r>
+        <w:rPr>
+          <w:lang w:val="gu_IN" w:bidi="gu_IN"/>
+        </w:rPr>
+      </w:r>
+      <w:r>
+        <w:rPr>
+          <w:lang w:val="gu_IN" w:bidi="gu_IN"/>
+        </w:rPr>
+        <w:t>ઉત્પત્તિ 25:12</w:t>
+      </w:r>
     </w:p>
     <w:p>
       <w:pPr>
@@ -5218,42 +4900,30 @@
           <w:lang w:val="gu_IN" w:bidi="gu_IN"/>
         </w:rPr>
       </w:r>
-      <w:hyperlink r:id="rId66">
-        <w:r>
-          <w:rPr>
-            <w:lang w:val="gu_IN" w:bidi="gu_IN"/>
-          </w:rPr>
-          <w:rPr>
-            <w:color w:val="0000EE"/>
-            <w:u w:val="single"/>
-          </w:rPr>
-          <w:t>એઝરા 5:1–2</w:t>
-        </w:r>
-      </w:hyperlink>
-    </w:p>
-    <w:p>
-      <w:pPr>
-        <w:pStyle w:val="ListBullet"/>
-        <w:spacing w:line="240" w:lineRule="auto"/>
-        <w:ind w:left="720"/>
-      </w:pPr>
-      <w:r>
-        <w:rPr>
-          <w:lang w:val="gu_IN" w:bidi="gu_IN"/>
-        </w:rPr>
-      </w:r>
-      <w:hyperlink r:id="rId67">
-        <w:r>
-          <w:rPr>
-            <w:lang w:val="gu_IN" w:bidi="gu_IN"/>
-          </w:rPr>
-          <w:rPr>
-            <w:color w:val="0000EE"/>
-            <w:u w:val="single"/>
-          </w:rPr>
-          <w:t>એઝરા 6:13–15</w:t>
-        </w:r>
-      </w:hyperlink>
+      <w:r>
+        <w:rPr>
+          <w:lang w:val="gu_IN" w:bidi="gu_IN"/>
+        </w:rPr>
+        <w:t>એઝરા 5:1–2</w:t>
+      </w:r>
+    </w:p>
+    <w:p>
+      <w:pPr>
+        <w:pStyle w:val="ListBullet"/>
+        <w:spacing w:line="240" w:lineRule="auto"/>
+        <w:ind w:left="720"/>
+      </w:pPr>
+      <w:r>
+        <w:rPr>
+          <w:lang w:val="gu_IN" w:bidi="gu_IN"/>
+        </w:rPr>
+      </w:r>
+      <w:r>
+        <w:rPr>
+          <w:lang w:val="gu_IN" w:bidi="gu_IN"/>
+        </w:rPr>
+        <w:t>એઝરા 6:13–15</w:t>
+      </w:r>
     </w:p>
     <w:p>
       <w:pPr>
@@ -5783,186 +5453,138 @@
           <w:lang w:val="gu_IN" w:bidi="gu_IN"/>
         </w:rPr>
       </w:r>
-      <w:hyperlink r:id="rId68">
-        <w:r>
-          <w:rPr>
-            <w:lang w:val="gu_IN" w:bidi="gu_IN"/>
-          </w:rPr>
-          <w:rPr>
-            <w:color w:val="0000EE"/>
-            <w:u w:val="single"/>
-          </w:rPr>
-          <w:t>પ્રેરિતો 7:22–25</w:t>
-        </w:r>
-      </w:hyperlink>
-    </w:p>
-    <w:p>
-      <w:pPr>
-        <w:pStyle w:val="ListBullet"/>
-        <w:spacing w:line="240" w:lineRule="auto"/>
-        <w:ind w:left="720"/>
-      </w:pPr>
-      <w:r>
-        <w:rPr>
-          <w:lang w:val="gu_IN" w:bidi="gu_IN"/>
-        </w:rPr>
-      </w:r>
-      <w:hyperlink r:id="rId69">
-        <w:r>
-          <w:rPr>
-            <w:lang w:val="gu_IN" w:bidi="gu_IN"/>
-          </w:rPr>
-          <w:rPr>
-            <w:color w:val="0000EE"/>
-            <w:u w:val="single"/>
-          </w:rPr>
-          <w:t>પ્રેરિતો 8:14–17</w:t>
-        </w:r>
-      </w:hyperlink>
-    </w:p>
-    <w:p>
-      <w:pPr>
-        <w:pStyle w:val="ListBullet"/>
-        <w:spacing w:line="240" w:lineRule="auto"/>
-        <w:ind w:left="720"/>
-      </w:pPr>
-      <w:r>
-        <w:rPr>
-          <w:lang w:val="gu_IN" w:bidi="gu_IN"/>
-        </w:rPr>
-      </w:r>
-      <w:hyperlink r:id="rId70">
-        <w:r>
-          <w:rPr>
-            <w:lang w:val="gu_IN" w:bidi="gu_IN"/>
-          </w:rPr>
-          <w:rPr>
-            <w:color w:val="0000EE"/>
-            <w:u w:val="single"/>
-          </w:rPr>
-          <w:t>પ્રેરિતો 11:19–21</w:t>
-        </w:r>
-      </w:hyperlink>
-    </w:p>
-    <w:p>
-      <w:pPr>
-        <w:pStyle w:val="ListBullet"/>
-        <w:spacing w:line="240" w:lineRule="auto"/>
-        <w:ind w:left="720"/>
-      </w:pPr>
-      <w:r>
-        <w:rPr>
-          <w:lang w:val="gu_IN" w:bidi="gu_IN"/>
-        </w:rPr>
-      </w:r>
-      <w:hyperlink r:id="rId71">
-        <w:r>
-          <w:rPr>
-            <w:lang w:val="gu_IN" w:bidi="gu_IN"/>
-          </w:rPr>
-          <w:rPr>
-            <w:color w:val="0000EE"/>
-            <w:u w:val="single"/>
-          </w:rPr>
-          <w:t>ઉત્પત્તિ 9:5–7</w:t>
-        </w:r>
-      </w:hyperlink>
-    </w:p>
-    <w:p>
-      <w:pPr>
-        <w:pStyle w:val="ListBullet"/>
-        <w:spacing w:line="240" w:lineRule="auto"/>
-        <w:ind w:left="720"/>
-      </w:pPr>
-      <w:r>
-        <w:rPr>
-          <w:lang w:val="gu_IN" w:bidi="gu_IN"/>
-        </w:rPr>
-      </w:r>
-      <w:hyperlink r:id="rId72">
-        <w:r>
-          <w:rPr>
-            <w:lang w:val="gu_IN" w:bidi="gu_IN"/>
-          </w:rPr>
-          <w:rPr>
-            <w:color w:val="0000EE"/>
-            <w:u w:val="single"/>
-          </w:rPr>
-          <w:t>ઉત્પત્તિ 14:19–20</w:t>
-        </w:r>
-      </w:hyperlink>
-    </w:p>
-    <w:p>
-      <w:pPr>
-        <w:pStyle w:val="ListBullet"/>
-        <w:spacing w:line="240" w:lineRule="auto"/>
-        <w:ind w:left="720"/>
-      </w:pPr>
-      <w:r>
-        <w:rPr>
-          <w:lang w:val="gu_IN" w:bidi="gu_IN"/>
-        </w:rPr>
-      </w:r>
-      <w:hyperlink r:id="rId73">
-        <w:r>
-          <w:rPr>
-            <w:lang w:val="gu_IN" w:bidi="gu_IN"/>
-          </w:rPr>
-          <w:rPr>
-            <w:color w:val="0000EE"/>
-            <w:u w:val="single"/>
-          </w:rPr>
-          <w:t>યોહાન 3:34–36</w:t>
-        </w:r>
-      </w:hyperlink>
-    </w:p>
-    <w:p>
-      <w:pPr>
-        <w:pStyle w:val="ListBullet"/>
-        <w:spacing w:line="240" w:lineRule="auto"/>
-        <w:ind w:left="720"/>
-      </w:pPr>
-      <w:r>
-        <w:rPr>
-          <w:lang w:val="gu_IN" w:bidi="gu_IN"/>
-        </w:rPr>
-      </w:r>
-      <w:hyperlink r:id="rId74">
-        <w:r>
-          <w:rPr>
-            <w:lang w:val="gu_IN" w:bidi="gu_IN"/>
-          </w:rPr>
-          <w:rPr>
-            <w:color w:val="0000EE"/>
-            <w:u w:val="single"/>
-          </w:rPr>
-          <w:t>માર્ક 7:31–32</w:t>
-        </w:r>
-      </w:hyperlink>
-    </w:p>
-    <w:p>
-      <w:pPr>
-        <w:pStyle w:val="ListBullet"/>
-        <w:spacing w:line="240" w:lineRule="auto"/>
-        <w:ind w:left="720"/>
-      </w:pPr>
-      <w:r>
-        <w:rPr>
-          <w:lang w:val="gu_IN" w:bidi="gu_IN"/>
-        </w:rPr>
-      </w:r>
-      <w:hyperlink r:id="rId75">
-        <w:r>
-          <w:rPr>
-            <w:lang w:val="gu_IN" w:bidi="gu_IN"/>
-          </w:rPr>
-          <w:rPr>
-            <w:color w:val="0000EE"/>
-            <w:u w:val="single"/>
-          </w:rPr>
-          <w:t>માથ્થી 6:3–4</w:t>
-        </w:r>
-      </w:hyperlink>
+      <w:r>
+        <w:rPr>
+          <w:lang w:val="gu_IN" w:bidi="gu_IN"/>
+        </w:rPr>
+        <w:t>પ્રેરિતો 7:22–25</w:t>
+      </w:r>
+    </w:p>
+    <w:p>
+      <w:pPr>
+        <w:pStyle w:val="ListBullet"/>
+        <w:spacing w:line="240" w:lineRule="auto"/>
+        <w:ind w:left="720"/>
+      </w:pPr>
+      <w:r>
+        <w:rPr>
+          <w:lang w:val="gu_IN" w:bidi="gu_IN"/>
+        </w:rPr>
+      </w:r>
+      <w:r>
+        <w:rPr>
+          <w:lang w:val="gu_IN" w:bidi="gu_IN"/>
+        </w:rPr>
+        <w:t>પ્રેરિતો 8:14–17</w:t>
+      </w:r>
+    </w:p>
+    <w:p>
+      <w:pPr>
+        <w:pStyle w:val="ListBullet"/>
+        <w:spacing w:line="240" w:lineRule="auto"/>
+        <w:ind w:left="720"/>
+      </w:pPr>
+      <w:r>
+        <w:rPr>
+          <w:lang w:val="gu_IN" w:bidi="gu_IN"/>
+        </w:rPr>
+      </w:r>
+      <w:r>
+        <w:rPr>
+          <w:lang w:val="gu_IN" w:bidi="gu_IN"/>
+        </w:rPr>
+        <w:t>પ્રેરિતો 11:19–21</w:t>
+      </w:r>
+    </w:p>
+    <w:p>
+      <w:pPr>
+        <w:pStyle w:val="ListBullet"/>
+        <w:spacing w:line="240" w:lineRule="auto"/>
+        <w:ind w:left="720"/>
+      </w:pPr>
+      <w:r>
+        <w:rPr>
+          <w:lang w:val="gu_IN" w:bidi="gu_IN"/>
+        </w:rPr>
+      </w:r>
+      <w:r>
+        <w:rPr>
+          <w:lang w:val="gu_IN" w:bidi="gu_IN"/>
+        </w:rPr>
+        <w:t>ઉત્પત્તિ 9:5–7</w:t>
+      </w:r>
+    </w:p>
+    <w:p>
+      <w:pPr>
+        <w:pStyle w:val="ListBullet"/>
+        <w:spacing w:line="240" w:lineRule="auto"/>
+        <w:ind w:left="720"/>
+      </w:pPr>
+      <w:r>
+        <w:rPr>
+          <w:lang w:val="gu_IN" w:bidi="gu_IN"/>
+        </w:rPr>
+      </w:r>
+      <w:r>
+        <w:rPr>
+          <w:lang w:val="gu_IN" w:bidi="gu_IN"/>
+        </w:rPr>
+        <w:t>ઉત્પત્તિ 14:19–20</w:t>
+      </w:r>
+    </w:p>
+    <w:p>
+      <w:pPr>
+        <w:pStyle w:val="ListBullet"/>
+        <w:spacing w:line="240" w:lineRule="auto"/>
+        <w:ind w:left="720"/>
+      </w:pPr>
+      <w:r>
+        <w:rPr>
+          <w:lang w:val="gu_IN" w:bidi="gu_IN"/>
+        </w:rPr>
+      </w:r>
+      <w:r>
+        <w:rPr>
+          <w:lang w:val="gu_IN" w:bidi="gu_IN"/>
+        </w:rPr>
+        <w:t>યોહાન 3:34–36</w:t>
+      </w:r>
+    </w:p>
+    <w:p>
+      <w:pPr>
+        <w:pStyle w:val="ListBullet"/>
+        <w:spacing w:line="240" w:lineRule="auto"/>
+        <w:ind w:left="720"/>
+      </w:pPr>
+      <w:r>
+        <w:rPr>
+          <w:lang w:val="gu_IN" w:bidi="gu_IN"/>
+        </w:rPr>
+      </w:r>
+      <w:r>
+        <w:rPr>
+          <w:lang w:val="gu_IN" w:bidi="gu_IN"/>
+        </w:rPr>
+        <w:t>માર્ક 7:31–32</w:t>
+      </w:r>
+    </w:p>
+    <w:p>
+      <w:pPr>
+        <w:pStyle w:val="ListBullet"/>
+        <w:spacing w:line="240" w:lineRule="auto"/>
+        <w:ind w:left="720"/>
+      </w:pPr>
+      <w:r>
+        <w:rPr>
+          <w:lang w:val="gu_IN" w:bidi="gu_IN"/>
+        </w:rPr>
+      </w:r>
+      <w:r>
+        <w:rPr>
+          <w:lang w:val="gu_IN" w:bidi="gu_IN"/>
+        </w:rPr>
+        <w:t>માથ્થી 6:3–4</w:t>
+      </w:r>
     </w:p>
     <w:p>
       <w:pPr>
@@ -6312,186 +5934,138 @@
           <w:lang w:val="gu_IN" w:bidi="gu_IN"/>
         </w:rPr>
       </w:r>
-      <w:hyperlink r:id="rId76">
-        <w:r>
-          <w:rPr>
-            <w:lang w:val="gu_IN" w:bidi="gu_IN"/>
-          </w:rPr>
-          <w:rPr>
-            <w:color w:val="0000EE"/>
-            <w:u w:val="single"/>
-          </w:rPr>
-          <w:t>પ્રેરિતો 2:29–31</w:t>
-        </w:r>
-      </w:hyperlink>
-    </w:p>
-    <w:p>
-      <w:pPr>
-        <w:pStyle w:val="ListBullet"/>
-        <w:spacing w:line="240" w:lineRule="auto"/>
-        <w:ind w:left="720"/>
-      </w:pPr>
-      <w:r>
-        <w:rPr>
-          <w:lang w:val="gu_IN" w:bidi="gu_IN"/>
-        </w:rPr>
-      </w:r>
-      <w:hyperlink r:id="rId77">
-        <w:r>
-          <w:rPr>
-            <w:lang w:val="gu_IN" w:bidi="gu_IN"/>
-          </w:rPr>
-          <w:rPr>
-            <w:color w:val="0000EE"/>
-            <w:u w:val="single"/>
-          </w:rPr>
-          <w:t>ઉત્પત્તિ 44:27–29</w:t>
-        </w:r>
-      </w:hyperlink>
-    </w:p>
-    <w:p>
-      <w:pPr>
-        <w:pStyle w:val="ListBullet"/>
-        <w:spacing w:line="240" w:lineRule="auto"/>
-        <w:ind w:left="720"/>
-      </w:pPr>
-      <w:r>
-        <w:rPr>
-          <w:lang w:val="gu_IN" w:bidi="gu_IN"/>
-        </w:rPr>
-      </w:r>
-      <w:hyperlink r:id="rId78">
-        <w:r>
-          <w:rPr>
-            <w:lang w:val="gu_IN" w:bidi="gu_IN"/>
-          </w:rPr>
-          <w:rPr>
-            <w:color w:val="0000EE"/>
-            <w:u w:val="single"/>
-          </w:rPr>
-          <w:t>યૂના 2:1–2</w:t>
-        </w:r>
-      </w:hyperlink>
-    </w:p>
-    <w:p>
-      <w:pPr>
-        <w:pStyle w:val="ListBullet"/>
-        <w:spacing w:line="240" w:lineRule="auto"/>
-        <w:ind w:left="720"/>
-      </w:pPr>
-      <w:r>
-        <w:rPr>
-          <w:lang w:val="gu_IN" w:bidi="gu_IN"/>
-        </w:rPr>
-      </w:r>
-      <w:hyperlink r:id="rId79">
-        <w:r>
-          <w:rPr>
-            <w:lang w:val="gu_IN" w:bidi="gu_IN"/>
-          </w:rPr>
-          <w:rPr>
-            <w:color w:val="0000EE"/>
-            <w:u w:val="single"/>
-          </w:rPr>
-          <w:t>લૂક 10:13–15</w:t>
-        </w:r>
-      </w:hyperlink>
-    </w:p>
-    <w:p>
-      <w:pPr>
-        <w:pStyle w:val="ListBullet"/>
-        <w:spacing w:line="240" w:lineRule="auto"/>
-        <w:ind w:left="720"/>
-      </w:pPr>
-      <w:r>
-        <w:rPr>
-          <w:lang w:val="gu_IN" w:bidi="gu_IN"/>
-        </w:rPr>
-      </w:r>
-      <w:hyperlink r:id="rId80">
-        <w:r>
-          <w:rPr>
-            <w:lang w:val="gu_IN" w:bidi="gu_IN"/>
-          </w:rPr>
-          <w:rPr>
-            <w:color w:val="0000EE"/>
-            <w:u w:val="single"/>
-          </w:rPr>
-          <w:t>લૂક 16:22–23</w:t>
-        </w:r>
-      </w:hyperlink>
-    </w:p>
-    <w:p>
-      <w:pPr>
-        <w:pStyle w:val="ListBullet"/>
-        <w:spacing w:line="240" w:lineRule="auto"/>
-        <w:ind w:left="720"/>
-      </w:pPr>
-      <w:r>
-        <w:rPr>
-          <w:lang w:val="gu_IN" w:bidi="gu_IN"/>
-        </w:rPr>
-      </w:r>
-      <w:hyperlink r:id="rId81">
-        <w:r>
-          <w:rPr>
-            <w:lang w:val="gu_IN" w:bidi="gu_IN"/>
-          </w:rPr>
-          <w:rPr>
-            <w:color w:val="0000EE"/>
-            <w:u w:val="single"/>
-          </w:rPr>
-          <w:t>માથ્થી 11:23–24</w:t>
-        </w:r>
-      </w:hyperlink>
-    </w:p>
-    <w:p>
-      <w:pPr>
-        <w:pStyle w:val="ListBullet"/>
-        <w:spacing w:line="240" w:lineRule="auto"/>
-        <w:ind w:left="720"/>
-      </w:pPr>
-      <w:r>
-        <w:rPr>
-          <w:lang w:val="gu_IN" w:bidi="gu_IN"/>
-        </w:rPr>
-      </w:r>
-      <w:hyperlink r:id="rId82">
-        <w:r>
-          <w:rPr>
-            <w:lang w:val="gu_IN" w:bidi="gu_IN"/>
-          </w:rPr>
-          <w:rPr>
-            <w:color w:val="0000EE"/>
-            <w:u w:val="single"/>
-          </w:rPr>
-          <w:t>માથ્થી 16:17–18</w:t>
-        </w:r>
-      </w:hyperlink>
-    </w:p>
-    <w:p>
-      <w:pPr>
-        <w:pStyle w:val="ListBullet"/>
-        <w:spacing w:line="240" w:lineRule="auto"/>
-        <w:ind w:left="720"/>
-      </w:pPr>
-      <w:r>
-        <w:rPr>
-          <w:lang w:val="gu_IN" w:bidi="gu_IN"/>
-        </w:rPr>
-      </w:r>
-      <w:hyperlink r:id="rId83">
-        <w:r>
-          <w:rPr>
-            <w:lang w:val="gu_IN" w:bidi="gu_IN"/>
-          </w:rPr>
-          <w:rPr>
-            <w:color w:val="0000EE"/>
-            <w:u w:val="single"/>
-          </w:rPr>
-          <w:t>પ્રકટીકરણ 1:17–18</w:t>
-        </w:r>
-      </w:hyperlink>
+      <w:r>
+        <w:rPr>
+          <w:lang w:val="gu_IN" w:bidi="gu_IN"/>
+        </w:rPr>
+        <w:t>પ્રેરિતો 2:29–31</w:t>
+      </w:r>
+    </w:p>
+    <w:p>
+      <w:pPr>
+        <w:pStyle w:val="ListBullet"/>
+        <w:spacing w:line="240" w:lineRule="auto"/>
+        <w:ind w:left="720"/>
+      </w:pPr>
+      <w:r>
+        <w:rPr>
+          <w:lang w:val="gu_IN" w:bidi="gu_IN"/>
+        </w:rPr>
+      </w:r>
+      <w:r>
+        <w:rPr>
+          <w:lang w:val="gu_IN" w:bidi="gu_IN"/>
+        </w:rPr>
+        <w:t>ઉત્પત્તિ 44:27–29</w:t>
+      </w:r>
+    </w:p>
+    <w:p>
+      <w:pPr>
+        <w:pStyle w:val="ListBullet"/>
+        <w:spacing w:line="240" w:lineRule="auto"/>
+        <w:ind w:left="720"/>
+      </w:pPr>
+      <w:r>
+        <w:rPr>
+          <w:lang w:val="gu_IN" w:bidi="gu_IN"/>
+        </w:rPr>
+      </w:r>
+      <w:r>
+        <w:rPr>
+          <w:lang w:val="gu_IN" w:bidi="gu_IN"/>
+        </w:rPr>
+        <w:t>યૂના 2:1–2</w:t>
+      </w:r>
+    </w:p>
+    <w:p>
+      <w:pPr>
+        <w:pStyle w:val="ListBullet"/>
+        <w:spacing w:line="240" w:lineRule="auto"/>
+        <w:ind w:left="720"/>
+      </w:pPr>
+      <w:r>
+        <w:rPr>
+          <w:lang w:val="gu_IN" w:bidi="gu_IN"/>
+        </w:rPr>
+      </w:r>
+      <w:r>
+        <w:rPr>
+          <w:lang w:val="gu_IN" w:bidi="gu_IN"/>
+        </w:rPr>
+        <w:t>લૂક 10:13–15</w:t>
+      </w:r>
+    </w:p>
+    <w:p>
+      <w:pPr>
+        <w:pStyle w:val="ListBullet"/>
+        <w:spacing w:line="240" w:lineRule="auto"/>
+        <w:ind w:left="720"/>
+      </w:pPr>
+      <w:r>
+        <w:rPr>
+          <w:lang w:val="gu_IN" w:bidi="gu_IN"/>
+        </w:rPr>
+      </w:r>
+      <w:r>
+        <w:rPr>
+          <w:lang w:val="gu_IN" w:bidi="gu_IN"/>
+        </w:rPr>
+        <w:t>લૂક 16:22–23</w:t>
+      </w:r>
+    </w:p>
+    <w:p>
+      <w:pPr>
+        <w:pStyle w:val="ListBullet"/>
+        <w:spacing w:line="240" w:lineRule="auto"/>
+        <w:ind w:left="720"/>
+      </w:pPr>
+      <w:r>
+        <w:rPr>
+          <w:lang w:val="gu_IN" w:bidi="gu_IN"/>
+        </w:rPr>
+      </w:r>
+      <w:r>
+        <w:rPr>
+          <w:lang w:val="gu_IN" w:bidi="gu_IN"/>
+        </w:rPr>
+        <w:t>માથ્થી 11:23–24</w:t>
+      </w:r>
+    </w:p>
+    <w:p>
+      <w:pPr>
+        <w:pStyle w:val="ListBullet"/>
+        <w:spacing w:line="240" w:lineRule="auto"/>
+        <w:ind w:left="720"/>
+      </w:pPr>
+      <w:r>
+        <w:rPr>
+          <w:lang w:val="gu_IN" w:bidi="gu_IN"/>
+        </w:rPr>
+      </w:r>
+      <w:r>
+        <w:rPr>
+          <w:lang w:val="gu_IN" w:bidi="gu_IN"/>
+        </w:rPr>
+        <w:t>માથ્થી 16:17–18</w:t>
+      </w:r>
+    </w:p>
+    <w:p>
+      <w:pPr>
+        <w:pStyle w:val="ListBullet"/>
+        <w:spacing w:line="240" w:lineRule="auto"/>
+        <w:ind w:left="720"/>
+      </w:pPr>
+      <w:r>
+        <w:rPr>
+          <w:lang w:val="gu_IN" w:bidi="gu_IN"/>
+        </w:rPr>
+      </w:r>
+      <w:r>
+        <w:rPr>
+          <w:lang w:val="gu_IN" w:bidi="gu_IN"/>
+        </w:rPr>
+        <w:t>પ્રકટીકરણ 1:17–18</w:t>
+      </w:r>
     </w:p>
     <w:p>
       <w:pPr>
@@ -6760,42 +6334,30 @@
           <w:lang w:val="gu_IN" w:bidi="gu_IN"/>
         </w:rPr>
       </w:r>
-      <w:hyperlink r:id="rId84">
-        <w:r>
-          <w:rPr>
-            <w:lang w:val="gu_IN" w:bidi="gu_IN"/>
-          </w:rPr>
-          <w:rPr>
-            <w:color w:val="0000EE"/>
-            <w:u w:val="single"/>
-          </w:rPr>
-          <w:t>1 શમુએલ 1:1–2</w:t>
-        </w:r>
-      </w:hyperlink>
-    </w:p>
-    <w:p>
-      <w:pPr>
-        <w:pStyle w:val="ListBullet"/>
-        <w:spacing w:line="240" w:lineRule="auto"/>
-        <w:ind w:left="720"/>
-      </w:pPr>
-      <w:r>
-        <w:rPr>
-          <w:lang w:val="gu_IN" w:bidi="gu_IN"/>
-        </w:rPr>
-      </w:r>
-      <w:hyperlink r:id="rId85">
-        <w:r>
-          <w:rPr>
-            <w:lang w:val="gu_IN" w:bidi="gu_IN"/>
-          </w:rPr>
-          <w:rPr>
-            <w:color w:val="0000EE"/>
-            <w:u w:val="single"/>
-          </w:rPr>
-          <w:t>1 શમુએલ 2:1</w:t>
-        </w:r>
-      </w:hyperlink>
+      <w:r>
+        <w:rPr>
+          <w:lang w:val="gu_IN" w:bidi="gu_IN"/>
+        </w:rPr>
+        <w:t>1 શમુએલ 1:1–2</w:t>
+      </w:r>
+    </w:p>
+    <w:p>
+      <w:pPr>
+        <w:pStyle w:val="ListBullet"/>
+        <w:spacing w:line="240" w:lineRule="auto"/>
+        <w:ind w:left="720"/>
+      </w:pPr>
+      <w:r>
+        <w:rPr>
+          <w:lang w:val="gu_IN" w:bidi="gu_IN"/>
+        </w:rPr>
+      </w:r>
+      <w:r>
+        <w:rPr>
+          <w:lang w:val="gu_IN" w:bidi="gu_IN"/>
+        </w:rPr>
+        <w:t>1 શમુએલ 2:1</w:t>
+      </w:r>
     </w:p>
     <w:p>
       <w:pPr>
@@ -7056,114 +6618,84 @@
           <w:lang w:val="gu_IN" w:bidi="gu_IN"/>
         </w:rPr>
       </w:r>
-      <w:hyperlink r:id="rId47">
-        <w:r>
-          <w:rPr>
-            <w:lang w:val="gu_IN" w:bidi="gu_IN"/>
-          </w:rPr>
-          <w:rPr>
-            <w:color w:val="0000EE"/>
-            <w:u w:val="single"/>
-          </w:rPr>
-          <w:t>ઉત્પતિ 4:1–2</w:t>
-        </w:r>
-      </w:hyperlink>
-    </w:p>
-    <w:p>
-      <w:pPr>
-        <w:pStyle w:val="ListBullet"/>
-        <w:spacing w:line="240" w:lineRule="auto"/>
-        <w:ind w:left="720"/>
-      </w:pPr>
-      <w:r>
-        <w:rPr>
-          <w:lang w:val="gu_IN" w:bidi="gu_IN"/>
-        </w:rPr>
-      </w:r>
-      <w:hyperlink r:id="rId86">
-        <w:r>
-          <w:rPr>
-            <w:lang w:val="gu_IN" w:bidi="gu_IN"/>
-          </w:rPr>
-          <w:rPr>
-            <w:color w:val="0000EE"/>
-            <w:u w:val="single"/>
-          </w:rPr>
-          <w:t>ઉત્પતિ 4:8–9</w:t>
-        </w:r>
-      </w:hyperlink>
-    </w:p>
-    <w:p>
-      <w:pPr>
-        <w:pStyle w:val="ListBullet"/>
-        <w:spacing w:line="240" w:lineRule="auto"/>
-        <w:ind w:left="720"/>
-      </w:pPr>
-      <w:r>
-        <w:rPr>
-          <w:lang w:val="gu_IN" w:bidi="gu_IN"/>
-        </w:rPr>
-      </w:r>
-      <w:hyperlink r:id="rId87">
-        <w:r>
-          <w:rPr>
-            <w:lang w:val="gu_IN" w:bidi="gu_IN"/>
-          </w:rPr>
-          <w:rPr>
-            <w:color w:val="0000EE"/>
-            <w:u w:val="single"/>
-          </w:rPr>
-          <w:t>હિબ્રૂ 12:22–24</w:t>
-        </w:r>
-      </w:hyperlink>
-    </w:p>
-    <w:p>
-      <w:pPr>
-        <w:pStyle w:val="ListBullet"/>
-        <w:spacing w:line="240" w:lineRule="auto"/>
-        <w:ind w:left="720"/>
-      </w:pPr>
-      <w:r>
-        <w:rPr>
-          <w:lang w:val="gu_IN" w:bidi="gu_IN"/>
-        </w:rPr>
-      </w:r>
-      <w:hyperlink r:id="rId88">
-        <w:r>
-          <w:rPr>
-            <w:lang w:val="gu_IN" w:bidi="gu_IN"/>
-          </w:rPr>
-          <w:rPr>
-            <w:color w:val="0000EE"/>
-            <w:u w:val="single"/>
-          </w:rPr>
-          <w:t>લૂક 11:49–51</w:t>
-        </w:r>
-      </w:hyperlink>
-    </w:p>
-    <w:p>
-      <w:pPr>
-        <w:pStyle w:val="ListBullet"/>
-        <w:spacing w:line="240" w:lineRule="auto"/>
-        <w:ind w:left="720"/>
-      </w:pPr>
-      <w:r>
-        <w:rPr>
-          <w:lang w:val="gu_IN" w:bidi="gu_IN"/>
-        </w:rPr>
-      </w:r>
-      <w:hyperlink r:id="rId89">
-        <w:r>
-          <w:rPr>
-            <w:lang w:val="gu_IN" w:bidi="gu_IN"/>
-          </w:rPr>
-          <w:rPr>
-            <w:color w:val="0000EE"/>
-            <w:u w:val="single"/>
-          </w:rPr>
-          <w:t>માત્થી 23:34–36</w:t>
-        </w:r>
-      </w:hyperlink>
+      <w:r>
+        <w:rPr>
+          <w:lang w:val="gu_IN" w:bidi="gu_IN"/>
+        </w:rPr>
+        <w:t>ઉત્પતિ 4:1–2</w:t>
+      </w:r>
+    </w:p>
+    <w:p>
+      <w:pPr>
+        <w:pStyle w:val="ListBullet"/>
+        <w:spacing w:line="240" w:lineRule="auto"/>
+        <w:ind w:left="720"/>
+      </w:pPr>
+      <w:r>
+        <w:rPr>
+          <w:lang w:val="gu_IN" w:bidi="gu_IN"/>
+        </w:rPr>
+      </w:r>
+      <w:r>
+        <w:rPr>
+          <w:lang w:val="gu_IN" w:bidi="gu_IN"/>
+        </w:rPr>
+        <w:t>ઉત્પતિ 4:8–9</w:t>
+      </w:r>
+    </w:p>
+    <w:p>
+      <w:pPr>
+        <w:pStyle w:val="ListBullet"/>
+        <w:spacing w:line="240" w:lineRule="auto"/>
+        <w:ind w:left="720"/>
+      </w:pPr>
+      <w:r>
+        <w:rPr>
+          <w:lang w:val="gu_IN" w:bidi="gu_IN"/>
+        </w:rPr>
+      </w:r>
+      <w:r>
+        <w:rPr>
+          <w:lang w:val="gu_IN" w:bidi="gu_IN"/>
+        </w:rPr>
+        <w:t>હિબ્રૂ 12:22–24</w:t>
+      </w:r>
+    </w:p>
+    <w:p>
+      <w:pPr>
+        <w:pStyle w:val="ListBullet"/>
+        <w:spacing w:line="240" w:lineRule="auto"/>
+        <w:ind w:left="720"/>
+      </w:pPr>
+      <w:r>
+        <w:rPr>
+          <w:lang w:val="gu_IN" w:bidi="gu_IN"/>
+        </w:rPr>
+      </w:r>
+      <w:r>
+        <w:rPr>
+          <w:lang w:val="gu_IN" w:bidi="gu_IN"/>
+        </w:rPr>
+        <w:t>લૂક 11:49–51</w:t>
+      </w:r>
+    </w:p>
+    <w:p>
+      <w:pPr>
+        <w:pStyle w:val="ListBullet"/>
+        <w:spacing w:line="240" w:lineRule="auto"/>
+        <w:ind w:left="720"/>
+      </w:pPr>
+      <w:r>
+        <w:rPr>
+          <w:lang w:val="gu_IN" w:bidi="gu_IN"/>
+        </w:rPr>
+      </w:r>
+      <w:r>
+        <w:rPr>
+          <w:lang w:val="gu_IN" w:bidi="gu_IN"/>
+        </w:rPr>
+        <w:t>માત્થી 23:34–36</w:t>
+      </w:r>
     </w:p>
     <w:p>
       <w:pPr>
@@ -7406,114 +6938,84 @@
           <w:lang w:val="gu_IN" w:bidi="gu_IN"/>
         </w:rPr>
       </w:r>
-      <w:hyperlink r:id="rId90">
-        <w:r>
-          <w:rPr>
-            <w:lang w:val="gu_IN" w:bidi="gu_IN"/>
-          </w:rPr>
-          <w:rPr>
-            <w:color w:val="0000EE"/>
-            <w:u w:val="single"/>
-          </w:rPr>
-          <w:t>ઉત્પત્તિ 5:32</w:t>
-        </w:r>
-      </w:hyperlink>
-    </w:p>
-    <w:p>
-      <w:pPr>
-        <w:pStyle w:val="ListBullet"/>
-        <w:spacing w:line="240" w:lineRule="auto"/>
-        <w:ind w:left="720"/>
-      </w:pPr>
-      <w:r>
-        <w:rPr>
-          <w:lang w:val="gu_IN" w:bidi="gu_IN"/>
-        </w:rPr>
-      </w:r>
-      <w:hyperlink r:id="rId91">
-        <w:r>
-          <w:rPr>
-            <w:lang w:val="gu_IN" w:bidi="gu_IN"/>
-          </w:rPr>
-          <w:rPr>
-            <w:color w:val="0000EE"/>
-            <w:u w:val="single"/>
-          </w:rPr>
-          <w:t>ઉત્પત્તિ 6:9–10</w:t>
-        </w:r>
-      </w:hyperlink>
-    </w:p>
-    <w:p>
-      <w:pPr>
-        <w:pStyle w:val="ListBullet"/>
-        <w:spacing w:line="240" w:lineRule="auto"/>
-        <w:ind w:left="720"/>
-      </w:pPr>
-      <w:r>
-        <w:rPr>
-          <w:lang w:val="gu_IN" w:bidi="gu_IN"/>
-        </w:rPr>
-      </w:r>
-      <w:hyperlink r:id="rId92">
-        <w:r>
-          <w:rPr>
-            <w:lang w:val="gu_IN" w:bidi="gu_IN"/>
-          </w:rPr>
-          <w:rPr>
-            <w:color w:val="0000EE"/>
-            <w:u w:val="single"/>
-          </w:rPr>
-          <w:t>ઉત્પત્તિ 7:13–14</w:t>
-        </w:r>
-      </w:hyperlink>
-    </w:p>
-    <w:p>
-      <w:pPr>
-        <w:pStyle w:val="ListBullet"/>
-        <w:spacing w:line="240" w:lineRule="auto"/>
-        <w:ind w:left="720"/>
-      </w:pPr>
-      <w:r>
-        <w:rPr>
-          <w:lang w:val="gu_IN" w:bidi="gu_IN"/>
-        </w:rPr>
-      </w:r>
-      <w:hyperlink r:id="rId93">
-        <w:r>
-          <w:rPr>
-            <w:lang w:val="gu_IN" w:bidi="gu_IN"/>
-          </w:rPr>
-          <w:rPr>
-            <w:color w:val="0000EE"/>
-            <w:u w:val="single"/>
-          </w:rPr>
-          <w:t>ઉત્પત્તિ 10:1</w:t>
-        </w:r>
-      </w:hyperlink>
-    </w:p>
-    <w:p>
-      <w:pPr>
-        <w:pStyle w:val="ListBullet"/>
-        <w:spacing w:line="240" w:lineRule="auto"/>
-        <w:ind w:left="720"/>
-      </w:pPr>
-      <w:r>
-        <w:rPr>
-          <w:lang w:val="gu_IN" w:bidi="gu_IN"/>
-        </w:rPr>
-      </w:r>
-      <w:hyperlink r:id="rId94">
-        <w:r>
-          <w:rPr>
-            <w:lang w:val="gu_IN" w:bidi="gu_IN"/>
-          </w:rPr>
-          <w:rPr>
-            <w:color w:val="0000EE"/>
-            <w:u w:val="single"/>
-          </w:rPr>
-          <w:t>ઉત્પત્તિ 10:19–20</w:t>
-        </w:r>
-      </w:hyperlink>
+      <w:r>
+        <w:rPr>
+          <w:lang w:val="gu_IN" w:bidi="gu_IN"/>
+        </w:rPr>
+        <w:t>ઉત્પત્તિ 5:32</w:t>
+      </w:r>
+    </w:p>
+    <w:p>
+      <w:pPr>
+        <w:pStyle w:val="ListBullet"/>
+        <w:spacing w:line="240" w:lineRule="auto"/>
+        <w:ind w:left="720"/>
+      </w:pPr>
+      <w:r>
+        <w:rPr>
+          <w:lang w:val="gu_IN" w:bidi="gu_IN"/>
+        </w:rPr>
+      </w:r>
+      <w:r>
+        <w:rPr>
+          <w:lang w:val="gu_IN" w:bidi="gu_IN"/>
+        </w:rPr>
+        <w:t>ઉત્પત્તિ 6:9–10</w:t>
+      </w:r>
+    </w:p>
+    <w:p>
+      <w:pPr>
+        <w:pStyle w:val="ListBullet"/>
+        <w:spacing w:line="240" w:lineRule="auto"/>
+        <w:ind w:left="720"/>
+      </w:pPr>
+      <w:r>
+        <w:rPr>
+          <w:lang w:val="gu_IN" w:bidi="gu_IN"/>
+        </w:rPr>
+      </w:r>
+      <w:r>
+        <w:rPr>
+          <w:lang w:val="gu_IN" w:bidi="gu_IN"/>
+        </w:rPr>
+        <w:t>ઉત્પત્તિ 7:13–14</w:t>
+      </w:r>
+    </w:p>
+    <w:p>
+      <w:pPr>
+        <w:pStyle w:val="ListBullet"/>
+        <w:spacing w:line="240" w:lineRule="auto"/>
+        <w:ind w:left="720"/>
+      </w:pPr>
+      <w:r>
+        <w:rPr>
+          <w:lang w:val="gu_IN" w:bidi="gu_IN"/>
+        </w:rPr>
+      </w:r>
+      <w:r>
+        <w:rPr>
+          <w:lang w:val="gu_IN" w:bidi="gu_IN"/>
+        </w:rPr>
+        <w:t>ઉત્પત્તિ 10:1</w:t>
+      </w:r>
+    </w:p>
+    <w:p>
+      <w:pPr>
+        <w:pStyle w:val="ListBullet"/>
+        <w:spacing w:line="240" w:lineRule="auto"/>
+        <w:ind w:left="720"/>
+      </w:pPr>
+      <w:r>
+        <w:rPr>
+          <w:lang w:val="gu_IN" w:bidi="gu_IN"/>
+        </w:rPr>
+      </w:r>
+      <w:r>
+        <w:rPr>
+          <w:lang w:val="gu_IN" w:bidi="gu_IN"/>
+        </w:rPr>
+        <w:t>ઉત્પત્તિ 10:19–20</w:t>
+      </w:r>
     </w:p>
     <w:p>
       <w:pPr>
@@ -7817,138 +7319,102 @@
           <w:lang w:val="gu_IN" w:bidi="gu_IN"/>
         </w:rPr>
       </w:r>
-      <w:hyperlink r:id="rId95">
-        <w:r>
-          <w:rPr>
-            <w:lang w:val="gu_IN" w:bidi="gu_IN"/>
-          </w:rPr>
-          <w:rPr>
-            <w:color w:val="0000EE"/>
-            <w:u w:val="single"/>
-          </w:rPr>
-          <w:t>2 રાજા 19:12–13</w:t>
-        </w:r>
-      </w:hyperlink>
-    </w:p>
-    <w:p>
-      <w:pPr>
-        <w:pStyle w:val="ListBullet"/>
-        <w:spacing w:line="240" w:lineRule="auto"/>
-        <w:ind w:left="720"/>
-      </w:pPr>
-      <w:r>
-        <w:rPr>
-          <w:lang w:val="gu_IN" w:bidi="gu_IN"/>
-        </w:rPr>
-      </w:r>
-      <w:hyperlink r:id="rId96">
-        <w:r>
-          <w:rPr>
-            <w:lang w:val="gu_IN" w:bidi="gu_IN"/>
-          </w:rPr>
-          <w:rPr>
-            <w:color w:val="0000EE"/>
-            <w:u w:val="single"/>
-          </w:rPr>
-          <w:t>પ્રેરિતો 7:1–3</w:t>
-        </w:r>
-      </w:hyperlink>
-    </w:p>
-    <w:p>
-      <w:pPr>
-        <w:pStyle w:val="ListBullet"/>
-        <w:spacing w:line="240" w:lineRule="auto"/>
-        <w:ind w:left="720"/>
-      </w:pPr>
-      <w:r>
-        <w:rPr>
-          <w:lang w:val="gu_IN" w:bidi="gu_IN"/>
-        </w:rPr>
-      </w:r>
-      <w:hyperlink r:id="rId97">
-        <w:r>
-          <w:rPr>
-            <w:lang w:val="gu_IN" w:bidi="gu_IN"/>
-          </w:rPr>
-          <w:rPr>
-            <w:color w:val="0000EE"/>
-            <w:u w:val="single"/>
-          </w:rPr>
-          <w:t>ઉત્પત્તિ11:31–32</w:t>
-        </w:r>
-      </w:hyperlink>
-    </w:p>
-    <w:p>
-      <w:pPr>
-        <w:pStyle w:val="ListBullet"/>
-        <w:spacing w:line="240" w:lineRule="auto"/>
-        <w:ind w:left="720"/>
-      </w:pPr>
-      <w:r>
-        <w:rPr>
-          <w:lang w:val="gu_IN" w:bidi="gu_IN"/>
-        </w:rPr>
-      </w:r>
-      <w:hyperlink r:id="rId98">
-        <w:r>
-          <w:rPr>
-            <w:lang w:val="gu_IN" w:bidi="gu_IN"/>
-          </w:rPr>
-          <w:rPr>
-            <w:color w:val="0000EE"/>
-            <w:u w:val="single"/>
-          </w:rPr>
-          <w:t>ઉત્પત્તિ 27:43–45</w:t>
-        </w:r>
-      </w:hyperlink>
-    </w:p>
-    <w:p>
-      <w:pPr>
-        <w:pStyle w:val="ListBullet"/>
-        <w:spacing w:line="240" w:lineRule="auto"/>
-        <w:ind w:left="720"/>
-      </w:pPr>
-      <w:r>
-        <w:rPr>
-          <w:lang w:val="gu_IN" w:bidi="gu_IN"/>
-        </w:rPr>
-      </w:r>
-      <w:hyperlink r:id="rId99">
-        <w:r>
-          <w:rPr>
-            <w:lang w:val="gu_IN" w:bidi="gu_IN"/>
-          </w:rPr>
-          <w:rPr>
-            <w:color w:val="0000EE"/>
-            <w:u w:val="single"/>
-          </w:rPr>
-          <w:t>ઉત્પત્તિ 28:10–11</w:t>
-        </w:r>
-      </w:hyperlink>
-    </w:p>
-    <w:p>
-      <w:pPr>
-        <w:pStyle w:val="ListBullet"/>
-        <w:spacing w:line="240" w:lineRule="auto"/>
-        <w:ind w:left="720"/>
-      </w:pPr>
-      <w:r>
-        <w:rPr>
-          <w:lang w:val="gu_IN" w:bidi="gu_IN"/>
-        </w:rPr>
-      </w:r>
-      <w:hyperlink r:id="rId100">
-        <w:r>
-          <w:rPr>
-            <w:lang w:val="gu_IN" w:bidi="gu_IN"/>
-          </w:rPr>
-          <w:rPr>
-            <w:color w:val="0000EE"/>
-            <w:u w:val="single"/>
-          </w:rPr>
-          <w:t>ઉત્પત્તિ 29:4–6</w:t>
-        </w:r>
-      </w:hyperlink>
+      <w:r>
+        <w:rPr>
+          <w:lang w:val="gu_IN" w:bidi="gu_IN"/>
+        </w:rPr>
+        <w:t>2 રાજા 19:12–13</w:t>
+      </w:r>
+    </w:p>
+    <w:p>
+      <w:pPr>
+        <w:pStyle w:val="ListBullet"/>
+        <w:spacing w:line="240" w:lineRule="auto"/>
+        <w:ind w:left="720"/>
+      </w:pPr>
+      <w:r>
+        <w:rPr>
+          <w:lang w:val="gu_IN" w:bidi="gu_IN"/>
+        </w:rPr>
+      </w:r>
+      <w:r>
+        <w:rPr>
+          <w:lang w:val="gu_IN" w:bidi="gu_IN"/>
+        </w:rPr>
+        <w:t>પ્રેરિતો 7:1–3</w:t>
+      </w:r>
+    </w:p>
+    <w:p>
+      <w:pPr>
+        <w:pStyle w:val="ListBullet"/>
+        <w:spacing w:line="240" w:lineRule="auto"/>
+        <w:ind w:left="720"/>
+      </w:pPr>
+      <w:r>
+        <w:rPr>
+          <w:lang w:val="gu_IN" w:bidi="gu_IN"/>
+        </w:rPr>
+      </w:r>
+      <w:r>
+        <w:rPr>
+          <w:lang w:val="gu_IN" w:bidi="gu_IN"/>
+        </w:rPr>
+        <w:t>ઉત્પત્તિ11:31–32</w:t>
+      </w:r>
+    </w:p>
+    <w:p>
+      <w:pPr>
+        <w:pStyle w:val="ListBullet"/>
+        <w:spacing w:line="240" w:lineRule="auto"/>
+        <w:ind w:left="720"/>
+      </w:pPr>
+      <w:r>
+        <w:rPr>
+          <w:lang w:val="gu_IN" w:bidi="gu_IN"/>
+        </w:rPr>
+      </w:r>
+      <w:r>
+        <w:rPr>
+          <w:lang w:val="gu_IN" w:bidi="gu_IN"/>
+        </w:rPr>
+        <w:t>ઉત્પત્તિ 27:43–45</w:t>
+      </w:r>
+    </w:p>
+    <w:p>
+      <w:pPr>
+        <w:pStyle w:val="ListBullet"/>
+        <w:spacing w:line="240" w:lineRule="auto"/>
+        <w:ind w:left="720"/>
+      </w:pPr>
+      <w:r>
+        <w:rPr>
+          <w:lang w:val="gu_IN" w:bidi="gu_IN"/>
+        </w:rPr>
+      </w:r>
+      <w:r>
+        <w:rPr>
+          <w:lang w:val="gu_IN" w:bidi="gu_IN"/>
+        </w:rPr>
+        <w:t>ઉત્પત્તિ 28:10–11</w:t>
+      </w:r>
+    </w:p>
+    <w:p>
+      <w:pPr>
+        <w:pStyle w:val="ListBullet"/>
+        <w:spacing w:line="240" w:lineRule="auto"/>
+        <w:ind w:left="720"/>
+      </w:pPr>
+      <w:r>
+        <w:rPr>
+          <w:lang w:val="gu_IN" w:bidi="gu_IN"/>
+        </w:rPr>
+      </w:r>
+      <w:r>
+        <w:rPr>
+          <w:lang w:val="gu_IN" w:bidi="gu_IN"/>
+        </w:rPr>
+        <w:t>ઉત્પત્તિ 29:4–6</w:t>
+      </w:r>
     </w:p>
     <w:p>
       <w:pPr>
@@ -8212,114 +7678,84 @@
           <w:lang w:val="gu_IN" w:bidi="gu_IN"/>
         </w:rPr>
       </w:r>
-      <w:hyperlink r:id="rId101">
-        <w:r>
-          <w:rPr>
-            <w:lang w:val="gu_IN" w:bidi="gu_IN"/>
-          </w:rPr>
-          <w:rPr>
-            <w:color w:val="0000EE"/>
-            <w:u w:val="single"/>
-          </w:rPr>
-          <w:t>1કાળવૃતાંત 23:12–14</w:t>
-        </w:r>
-      </w:hyperlink>
-    </w:p>
-    <w:p>
-      <w:pPr>
-        <w:pStyle w:val="ListBullet"/>
-        <w:spacing w:line="240" w:lineRule="auto"/>
-        <w:ind w:left="720"/>
-      </w:pPr>
-      <w:r>
-        <w:rPr>
-          <w:lang w:val="gu_IN" w:bidi="gu_IN"/>
-        </w:rPr>
-      </w:r>
-      <w:hyperlink r:id="rId102">
-        <w:r>
-          <w:rPr>
-            <w:lang w:val="gu_IN" w:bidi="gu_IN"/>
-          </w:rPr>
-          <w:rPr>
-            <w:color w:val="0000EE"/>
-            <w:u w:val="single"/>
-          </w:rPr>
-          <w:t>પ્રેરિતોના કૃત્યો 7:38–40</w:t>
-        </w:r>
-      </w:hyperlink>
-    </w:p>
-    <w:p>
-      <w:pPr>
-        <w:pStyle w:val="ListBullet"/>
-        <w:spacing w:line="240" w:lineRule="auto"/>
-        <w:ind w:left="720"/>
-      </w:pPr>
-      <w:r>
-        <w:rPr>
-          <w:lang w:val="gu_IN" w:bidi="gu_IN"/>
-        </w:rPr>
-      </w:r>
-      <w:hyperlink r:id="rId103">
-        <w:r>
-          <w:rPr>
-            <w:lang w:val="gu_IN" w:bidi="gu_IN"/>
-          </w:rPr>
-          <w:rPr>
-            <w:color w:val="0000EE"/>
-            <w:u w:val="single"/>
-          </w:rPr>
-          <w:t>નિર્ગમન 28:1–3</w:t>
-        </w:r>
-      </w:hyperlink>
-    </w:p>
-    <w:p>
-      <w:pPr>
-        <w:pStyle w:val="ListBullet"/>
-        <w:spacing w:line="240" w:lineRule="auto"/>
-        <w:ind w:left="720"/>
-      </w:pPr>
-      <w:r>
-        <w:rPr>
-          <w:lang w:val="gu_IN" w:bidi="gu_IN"/>
-        </w:rPr>
-      </w:r>
-      <w:hyperlink r:id="rId104">
-        <w:r>
-          <w:rPr>
-            <w:lang w:val="gu_IN" w:bidi="gu_IN"/>
-          </w:rPr>
-          <w:rPr>
-            <w:color w:val="0000EE"/>
-            <w:u w:val="single"/>
-          </w:rPr>
-          <w:t>લૂક 1:5–7</w:t>
-        </w:r>
-      </w:hyperlink>
-    </w:p>
-    <w:p>
-      <w:pPr>
-        <w:pStyle w:val="ListBullet"/>
-        <w:spacing w:line="240" w:lineRule="auto"/>
-        <w:ind w:left="720"/>
-      </w:pPr>
-      <w:r>
-        <w:rPr>
-          <w:lang w:val="gu_IN" w:bidi="gu_IN"/>
-        </w:rPr>
-      </w:r>
-      <w:hyperlink r:id="rId105">
-        <w:r>
-          <w:rPr>
-            <w:lang w:val="gu_IN" w:bidi="gu_IN"/>
-          </w:rPr>
-          <w:rPr>
-            <w:color w:val="0000EE"/>
-            <w:u w:val="single"/>
-          </w:rPr>
-          <w:t>ગણના 16:44–46</w:t>
-        </w:r>
-      </w:hyperlink>
+      <w:r>
+        <w:rPr>
+          <w:lang w:val="gu_IN" w:bidi="gu_IN"/>
+        </w:rPr>
+        <w:t>1કાળવૃતાંત 23:12–14</w:t>
+      </w:r>
+    </w:p>
+    <w:p>
+      <w:pPr>
+        <w:pStyle w:val="ListBullet"/>
+        <w:spacing w:line="240" w:lineRule="auto"/>
+        <w:ind w:left="720"/>
+      </w:pPr>
+      <w:r>
+        <w:rPr>
+          <w:lang w:val="gu_IN" w:bidi="gu_IN"/>
+        </w:rPr>
+      </w:r>
+      <w:r>
+        <w:rPr>
+          <w:lang w:val="gu_IN" w:bidi="gu_IN"/>
+        </w:rPr>
+        <w:t>પ્રેરિતોના કૃત્યો 7:38–40</w:t>
+      </w:r>
+    </w:p>
+    <w:p>
+      <w:pPr>
+        <w:pStyle w:val="ListBullet"/>
+        <w:spacing w:line="240" w:lineRule="auto"/>
+        <w:ind w:left="720"/>
+      </w:pPr>
+      <w:r>
+        <w:rPr>
+          <w:lang w:val="gu_IN" w:bidi="gu_IN"/>
+        </w:rPr>
+      </w:r>
+      <w:r>
+        <w:rPr>
+          <w:lang w:val="gu_IN" w:bidi="gu_IN"/>
+        </w:rPr>
+        <w:t>નિર્ગમન 28:1–3</w:t>
+      </w:r>
+    </w:p>
+    <w:p>
+      <w:pPr>
+        <w:pStyle w:val="ListBullet"/>
+        <w:spacing w:line="240" w:lineRule="auto"/>
+        <w:ind w:left="720"/>
+      </w:pPr>
+      <w:r>
+        <w:rPr>
+          <w:lang w:val="gu_IN" w:bidi="gu_IN"/>
+        </w:rPr>
+      </w:r>
+      <w:r>
+        <w:rPr>
+          <w:lang w:val="gu_IN" w:bidi="gu_IN"/>
+        </w:rPr>
+        <w:t>લૂક 1:5–7</w:t>
+      </w:r>
+    </w:p>
+    <w:p>
+      <w:pPr>
+        <w:pStyle w:val="ListBullet"/>
+        <w:spacing w:line="240" w:lineRule="auto"/>
+        <w:ind w:left="720"/>
+      </w:pPr>
+      <w:r>
+        <w:rPr>
+          <w:lang w:val="gu_IN" w:bidi="gu_IN"/>
+        </w:rPr>
+      </w:r>
+      <w:r>
+        <w:rPr>
+          <w:lang w:val="gu_IN" w:bidi="gu_IN"/>
+        </w:rPr>
+        <w:t>ગણના 16:44–46</w:t>
+      </w:r>
     </w:p>
     <w:p>
       <w:pPr>
@@ -8864,234 +8300,174 @@
           <w:lang w:val="gu_IN" w:bidi="gu_IN"/>
         </w:rPr>
       </w:r>
-      <w:hyperlink r:id="rId106">
-        <w:r>
-          <w:rPr>
-            <w:lang w:val="gu_IN" w:bidi="gu_IN"/>
-          </w:rPr>
-          <w:rPr>
-            <w:color w:val="0000EE"/>
-            <w:u w:val="single"/>
-          </w:rPr>
-          <w:t>પુનર્નીયમ 1:37–38</w:t>
-        </w:r>
-      </w:hyperlink>
-    </w:p>
-    <w:p>
-      <w:pPr>
-        <w:pStyle w:val="ListBullet"/>
-        <w:spacing w:line="240" w:lineRule="auto"/>
-        <w:ind w:left="720"/>
-      </w:pPr>
-      <w:r>
-        <w:rPr>
-          <w:lang w:val="gu_IN" w:bidi="gu_IN"/>
-        </w:rPr>
-      </w:r>
-      <w:hyperlink r:id="rId107">
-        <w:r>
-          <w:rPr>
-            <w:lang w:val="gu_IN" w:bidi="gu_IN"/>
-          </w:rPr>
-          <w:rPr>
-            <w:color w:val="0000EE"/>
-            <w:u w:val="single"/>
-          </w:rPr>
-          <w:t>2 રાજા 18:19–21</w:t>
-        </w:r>
-      </w:hyperlink>
-    </w:p>
-    <w:p>
-      <w:pPr>
-        <w:pStyle w:val="ListBullet"/>
-        <w:spacing w:line="240" w:lineRule="auto"/>
-        <w:ind w:left="720"/>
-      </w:pPr>
-      <w:r>
-        <w:rPr>
-          <w:lang w:val="gu_IN" w:bidi="gu_IN"/>
-        </w:rPr>
-      </w:r>
-      <w:hyperlink r:id="rId108">
-        <w:r>
-          <w:rPr>
-            <w:lang w:val="gu_IN" w:bidi="gu_IN"/>
-          </w:rPr>
-          <w:rPr>
-            <w:color w:val="0000EE"/>
-            <w:u w:val="single"/>
-          </w:rPr>
-          <w:t>1 કાળવૃતાંત 17:25–27</w:t>
-        </w:r>
-      </w:hyperlink>
-    </w:p>
-    <w:p>
-      <w:pPr>
-        <w:pStyle w:val="ListBullet"/>
-        <w:spacing w:line="240" w:lineRule="auto"/>
-        <w:ind w:left="720"/>
-      </w:pPr>
-      <w:r>
-        <w:rPr>
-          <w:lang w:val="gu_IN" w:bidi="gu_IN"/>
-        </w:rPr>
-      </w:r>
-      <w:hyperlink r:id="rId109">
-        <w:r>
-          <w:rPr>
-            <w:lang w:val="gu_IN" w:bidi="gu_IN"/>
-          </w:rPr>
-          <w:rPr>
-            <w:color w:val="0000EE"/>
-            <w:u w:val="single"/>
-          </w:rPr>
-          <w:t>માથ્થી 9:20–22</w:t>
-        </w:r>
-      </w:hyperlink>
-    </w:p>
-    <w:p>
-      <w:pPr>
-        <w:pStyle w:val="ListBullet"/>
-        <w:spacing w:line="240" w:lineRule="auto"/>
-        <w:ind w:left="720"/>
-      </w:pPr>
-      <w:r>
-        <w:rPr>
-          <w:lang w:val="gu_IN" w:bidi="gu_IN"/>
-        </w:rPr>
-      </w:r>
-      <w:hyperlink r:id="rId110">
-        <w:r>
-          <w:rPr>
-            <w:lang w:val="gu_IN" w:bidi="gu_IN"/>
-          </w:rPr>
-          <w:rPr>
-            <w:color w:val="0000EE"/>
-            <w:u w:val="single"/>
-          </w:rPr>
-          <w:t>1 કરિંથી 14:1–4</w:t>
-        </w:r>
-      </w:hyperlink>
-    </w:p>
-    <w:p>
-      <w:pPr>
-        <w:pStyle w:val="ListBullet"/>
-        <w:spacing w:line="240" w:lineRule="auto"/>
-        <w:ind w:left="720"/>
-      </w:pPr>
-      <w:r>
-        <w:rPr>
-          <w:lang w:val="gu_IN" w:bidi="gu_IN"/>
-        </w:rPr>
-      </w:r>
-      <w:hyperlink r:id="rId111">
-        <w:r>
-          <w:rPr>
-            <w:lang w:val="gu_IN" w:bidi="gu_IN"/>
-          </w:rPr>
-          <w:rPr>
-            <w:color w:val="0000EE"/>
-            <w:u w:val="single"/>
-          </w:rPr>
-          <w:t>2 કરિંથી 7:13–14</w:t>
-        </w:r>
-      </w:hyperlink>
-    </w:p>
-    <w:p>
-      <w:pPr>
-        <w:pStyle w:val="ListBullet"/>
-        <w:spacing w:line="240" w:lineRule="auto"/>
-        <w:ind w:left="720"/>
-      </w:pPr>
-      <w:r>
-        <w:rPr>
-          <w:lang w:val="gu_IN" w:bidi="gu_IN"/>
-        </w:rPr>
-      </w:r>
-      <w:hyperlink r:id="rId112">
-        <w:r>
-          <w:rPr>
-            <w:lang w:val="gu_IN" w:bidi="gu_IN"/>
-          </w:rPr>
-          <w:rPr>
-            <w:color w:val="0000EE"/>
-            <w:u w:val="single"/>
-          </w:rPr>
-          <w:t>પ્રેરિતો 5:12–13</w:t>
-        </w:r>
-      </w:hyperlink>
-    </w:p>
-    <w:p>
-      <w:pPr>
-        <w:pStyle w:val="ListBullet"/>
-        <w:spacing w:line="240" w:lineRule="auto"/>
-        <w:ind w:left="720"/>
-      </w:pPr>
-      <w:r>
-        <w:rPr>
-          <w:lang w:val="gu_IN" w:bidi="gu_IN"/>
-        </w:rPr>
-      </w:r>
-      <w:hyperlink r:id="rId113">
-        <w:r>
-          <w:rPr>
-            <w:lang w:val="gu_IN" w:bidi="gu_IN"/>
-          </w:rPr>
-          <w:rPr>
-            <w:color w:val="0000EE"/>
-            <w:u w:val="single"/>
-          </w:rPr>
-          <w:t>પ્રેરિતો 16:40</w:t>
-        </w:r>
-      </w:hyperlink>
-    </w:p>
-    <w:p>
-      <w:pPr>
-        <w:pStyle w:val="ListBullet"/>
-        <w:spacing w:line="240" w:lineRule="auto"/>
-        <w:ind w:left="720"/>
-      </w:pPr>
-      <w:r>
-        <w:rPr>
-          <w:lang w:val="gu_IN" w:bidi="gu_IN"/>
-        </w:rPr>
-      </w:r>
-      <w:hyperlink r:id="rId114">
-        <w:r>
-          <w:rPr>
-            <w:lang w:val="gu_IN" w:bidi="gu_IN"/>
-          </w:rPr>
-          <w:rPr>
-            <w:color w:val="0000EE"/>
-            <w:u w:val="single"/>
-          </w:rPr>
-          <w:t>હિબ્રૂ 3:12–13</w:t>
-        </w:r>
-      </w:hyperlink>
-    </w:p>
-    <w:p>
-      <w:pPr>
-        <w:pStyle w:val="ListBullet"/>
-        <w:spacing w:line="240" w:lineRule="auto"/>
-        <w:ind w:left="720"/>
-      </w:pPr>
-      <w:r>
-        <w:rPr>
-          <w:lang w:val="gu_IN" w:bidi="gu_IN"/>
-        </w:rPr>
-      </w:r>
-      <w:hyperlink r:id="rId115">
-        <w:r>
-          <w:rPr>
-            <w:lang w:val="gu_IN" w:bidi="gu_IN"/>
-          </w:rPr>
-          <w:rPr>
-            <w:color w:val="0000EE"/>
-            <w:u w:val="single"/>
-          </w:rPr>
-          <w:t>હિબ્રૂ 13:5–6</w:t>
-        </w:r>
-      </w:hyperlink>
+      <w:r>
+        <w:rPr>
+          <w:lang w:val="gu_IN" w:bidi="gu_IN"/>
+        </w:rPr>
+        <w:t>પુનર્નીયમ 1:37–38</w:t>
+      </w:r>
+    </w:p>
+    <w:p>
+      <w:pPr>
+        <w:pStyle w:val="ListBullet"/>
+        <w:spacing w:line="240" w:lineRule="auto"/>
+        <w:ind w:left="720"/>
+      </w:pPr>
+      <w:r>
+        <w:rPr>
+          <w:lang w:val="gu_IN" w:bidi="gu_IN"/>
+        </w:rPr>
+      </w:r>
+      <w:r>
+        <w:rPr>
+          <w:lang w:val="gu_IN" w:bidi="gu_IN"/>
+        </w:rPr>
+        <w:t>2 રાજા 18:19–21</w:t>
+      </w:r>
+    </w:p>
+    <w:p>
+      <w:pPr>
+        <w:pStyle w:val="ListBullet"/>
+        <w:spacing w:line="240" w:lineRule="auto"/>
+        <w:ind w:left="720"/>
+      </w:pPr>
+      <w:r>
+        <w:rPr>
+          <w:lang w:val="gu_IN" w:bidi="gu_IN"/>
+        </w:rPr>
+      </w:r>
+      <w:r>
+        <w:rPr>
+          <w:lang w:val="gu_IN" w:bidi="gu_IN"/>
+        </w:rPr>
+        <w:t>1 કાળવૃતાંત 17:25–27</w:t>
+      </w:r>
+    </w:p>
+    <w:p>
+      <w:pPr>
+        <w:pStyle w:val="ListBullet"/>
+        <w:spacing w:line="240" w:lineRule="auto"/>
+        <w:ind w:left="720"/>
+      </w:pPr>
+      <w:r>
+        <w:rPr>
+          <w:lang w:val="gu_IN" w:bidi="gu_IN"/>
+        </w:rPr>
+      </w:r>
+      <w:r>
+        <w:rPr>
+          <w:lang w:val="gu_IN" w:bidi="gu_IN"/>
+        </w:rPr>
+        <w:t>માથ્થી 9:20–22</w:t>
+      </w:r>
+    </w:p>
+    <w:p>
+      <w:pPr>
+        <w:pStyle w:val="ListBullet"/>
+        <w:spacing w:line="240" w:lineRule="auto"/>
+        <w:ind w:left="720"/>
+      </w:pPr>
+      <w:r>
+        <w:rPr>
+          <w:lang w:val="gu_IN" w:bidi="gu_IN"/>
+        </w:rPr>
+      </w:r>
+      <w:r>
+        <w:rPr>
+          <w:lang w:val="gu_IN" w:bidi="gu_IN"/>
+        </w:rPr>
+        <w:t>1 કરિંથી 14:1–4</w:t>
+      </w:r>
+    </w:p>
+    <w:p>
+      <w:pPr>
+        <w:pStyle w:val="ListBullet"/>
+        <w:spacing w:line="240" w:lineRule="auto"/>
+        <w:ind w:left="720"/>
+      </w:pPr>
+      <w:r>
+        <w:rPr>
+          <w:lang w:val="gu_IN" w:bidi="gu_IN"/>
+        </w:rPr>
+      </w:r>
+      <w:r>
+        <w:rPr>
+          <w:lang w:val="gu_IN" w:bidi="gu_IN"/>
+        </w:rPr>
+        <w:t>2 કરિંથી 7:13–14</w:t>
+      </w:r>
+    </w:p>
+    <w:p>
+      <w:pPr>
+        <w:pStyle w:val="ListBullet"/>
+        <w:spacing w:line="240" w:lineRule="auto"/>
+        <w:ind w:left="720"/>
+      </w:pPr>
+      <w:r>
+        <w:rPr>
+          <w:lang w:val="gu_IN" w:bidi="gu_IN"/>
+        </w:rPr>
+      </w:r>
+      <w:r>
+        <w:rPr>
+          <w:lang w:val="gu_IN" w:bidi="gu_IN"/>
+        </w:rPr>
+        <w:t>પ્રેરિતો 5:12–13</w:t>
+      </w:r>
+    </w:p>
+    <w:p>
+      <w:pPr>
+        <w:pStyle w:val="ListBullet"/>
+        <w:spacing w:line="240" w:lineRule="auto"/>
+        <w:ind w:left="720"/>
+      </w:pPr>
+      <w:r>
+        <w:rPr>
+          <w:lang w:val="gu_IN" w:bidi="gu_IN"/>
+        </w:rPr>
+      </w:r>
+      <w:r>
+        <w:rPr>
+          <w:lang w:val="gu_IN" w:bidi="gu_IN"/>
+        </w:rPr>
+        <w:t>પ્રેરિતો 16:40</w:t>
+      </w:r>
+    </w:p>
+    <w:p>
+      <w:pPr>
+        <w:pStyle w:val="ListBullet"/>
+        <w:spacing w:line="240" w:lineRule="auto"/>
+        <w:ind w:left="720"/>
+      </w:pPr>
+      <w:r>
+        <w:rPr>
+          <w:lang w:val="gu_IN" w:bidi="gu_IN"/>
+        </w:rPr>
+      </w:r>
+      <w:r>
+        <w:rPr>
+          <w:lang w:val="gu_IN" w:bidi="gu_IN"/>
+        </w:rPr>
+        <w:t>હિબ્રૂ 3:12–13</w:t>
+      </w:r>
+    </w:p>
+    <w:p>
+      <w:pPr>
+        <w:pStyle w:val="ListBullet"/>
+        <w:spacing w:line="240" w:lineRule="auto"/>
+        <w:ind w:left="720"/>
+      </w:pPr>
+      <w:r>
+        <w:rPr>
+          <w:lang w:val="gu_IN" w:bidi="gu_IN"/>
+        </w:rPr>
+      </w:r>
+      <w:r>
+        <w:rPr>
+          <w:lang w:val="gu_IN" w:bidi="gu_IN"/>
+        </w:rPr>
+        <w:t>હિબ્રૂ 13:5–6</w:t>
+      </w:r>
     </w:p>
     <w:p>
       <w:pPr>
@@ -9363,114 +8739,84 @@
           <w:lang w:val="gu_IN" w:bidi="gu_IN"/>
         </w:rPr>
       </w:r>
-      <w:hyperlink r:id="rId116">
-        <w:r>
-          <w:rPr>
-            <w:lang w:val="gu_IN" w:bidi="gu_IN"/>
-          </w:rPr>
-          <w:rPr>
-            <w:color w:val="0000EE"/>
-            <w:u w:val="single"/>
-          </w:rPr>
-          <w:t>1 કાળવૃતાંત 3:13–14</w:t>
-        </w:r>
-      </w:hyperlink>
-    </w:p>
-    <w:p>
-      <w:pPr>
-        <w:pStyle w:val="ListBullet"/>
-        <w:spacing w:line="240" w:lineRule="auto"/>
-        <w:ind w:left="720"/>
-      </w:pPr>
-      <w:r>
-        <w:rPr>
-          <w:lang w:val="gu_IN" w:bidi="gu_IN"/>
-        </w:rPr>
-      </w:r>
-      <w:hyperlink r:id="rId117">
-        <w:r>
-          <w:rPr>
-            <w:lang w:val="gu_IN" w:bidi="gu_IN"/>
-          </w:rPr>
-          <w:rPr>
-            <w:color w:val="0000EE"/>
-            <w:u w:val="single"/>
-          </w:rPr>
-          <w:t>2 રાજા 16:19–20</w:t>
-        </w:r>
-      </w:hyperlink>
-    </w:p>
-    <w:p>
-      <w:pPr>
-        <w:pStyle w:val="ListBullet"/>
-        <w:spacing w:line="240" w:lineRule="auto"/>
-        <w:ind w:left="720"/>
-      </w:pPr>
-      <w:r>
-        <w:rPr>
-          <w:lang w:val="gu_IN" w:bidi="gu_IN"/>
-        </w:rPr>
-      </w:r>
-      <w:hyperlink r:id="rId118">
-        <w:r>
-          <w:rPr>
-            <w:lang w:val="gu_IN" w:bidi="gu_IN"/>
-          </w:rPr>
-          <w:rPr>
-            <w:color w:val="0000EE"/>
-            <w:u w:val="single"/>
-          </w:rPr>
-          <w:t>હોશિયા 1:1–2</w:t>
-        </w:r>
-      </w:hyperlink>
-    </w:p>
-    <w:p>
-      <w:pPr>
-        <w:pStyle w:val="ListBullet"/>
-        <w:spacing w:line="240" w:lineRule="auto"/>
-        <w:ind w:left="720"/>
-      </w:pPr>
-      <w:r>
-        <w:rPr>
-          <w:lang w:val="gu_IN" w:bidi="gu_IN"/>
-        </w:rPr>
-      </w:r>
-      <w:hyperlink r:id="rId119">
-        <w:r>
-          <w:rPr>
-            <w:lang w:val="gu_IN" w:bidi="gu_IN"/>
-          </w:rPr>
-          <w:rPr>
-            <w:color w:val="0000EE"/>
-            <w:u w:val="single"/>
-          </w:rPr>
-          <w:t>માથ્થી 1:9–11</w:t>
-        </w:r>
-      </w:hyperlink>
-    </w:p>
-    <w:p>
-      <w:pPr>
-        <w:pStyle w:val="ListBullet"/>
-        <w:spacing w:line="240" w:lineRule="auto"/>
-        <w:ind w:left="720"/>
-      </w:pPr>
-      <w:r>
-        <w:rPr>
-          <w:lang w:val="gu_IN" w:bidi="gu_IN"/>
-        </w:rPr>
-      </w:r>
-      <w:hyperlink r:id="rId120">
-        <w:r>
-          <w:rPr>
-            <w:lang w:val="gu_IN" w:bidi="gu_IN"/>
-          </w:rPr>
-          <w:rPr>
-            <w:color w:val="0000EE"/>
-            <w:u w:val="single"/>
-          </w:rPr>
-          <w:t>નીતિવચન 25:1–3</w:t>
-        </w:r>
-      </w:hyperlink>
+      <w:r>
+        <w:rPr>
+          <w:lang w:val="gu_IN" w:bidi="gu_IN"/>
+        </w:rPr>
+        <w:t>1 કાળવૃતાંત 3:13–14</w:t>
+      </w:r>
+    </w:p>
+    <w:p>
+      <w:pPr>
+        <w:pStyle w:val="ListBullet"/>
+        <w:spacing w:line="240" w:lineRule="auto"/>
+        <w:ind w:left="720"/>
+      </w:pPr>
+      <w:r>
+        <w:rPr>
+          <w:lang w:val="gu_IN" w:bidi="gu_IN"/>
+        </w:rPr>
+      </w:r>
+      <w:r>
+        <w:rPr>
+          <w:lang w:val="gu_IN" w:bidi="gu_IN"/>
+        </w:rPr>
+        <w:t>2 રાજા 16:19–20</w:t>
+      </w:r>
+    </w:p>
+    <w:p>
+      <w:pPr>
+        <w:pStyle w:val="ListBullet"/>
+        <w:spacing w:line="240" w:lineRule="auto"/>
+        <w:ind w:left="720"/>
+      </w:pPr>
+      <w:r>
+        <w:rPr>
+          <w:lang w:val="gu_IN" w:bidi="gu_IN"/>
+        </w:rPr>
+      </w:r>
+      <w:r>
+        <w:rPr>
+          <w:lang w:val="gu_IN" w:bidi="gu_IN"/>
+        </w:rPr>
+        <w:t>હોશિયા 1:1–2</w:t>
+      </w:r>
+    </w:p>
+    <w:p>
+      <w:pPr>
+        <w:pStyle w:val="ListBullet"/>
+        <w:spacing w:line="240" w:lineRule="auto"/>
+        <w:ind w:left="720"/>
+      </w:pPr>
+      <w:r>
+        <w:rPr>
+          <w:lang w:val="gu_IN" w:bidi="gu_IN"/>
+        </w:rPr>
+      </w:r>
+      <w:r>
+        <w:rPr>
+          <w:lang w:val="gu_IN" w:bidi="gu_IN"/>
+        </w:rPr>
+        <w:t>માથ્થી 1:9–11</w:t>
+      </w:r>
+    </w:p>
+    <w:p>
+      <w:pPr>
+        <w:pStyle w:val="ListBullet"/>
+        <w:spacing w:line="240" w:lineRule="auto"/>
+        <w:ind w:left="720"/>
+      </w:pPr>
+      <w:r>
+        <w:rPr>
+          <w:lang w:val="gu_IN" w:bidi="gu_IN"/>
+        </w:rPr>
+      </w:r>
+      <w:r>
+        <w:rPr>
+          <w:lang w:val="gu_IN" w:bidi="gu_IN"/>
+        </w:rPr>
+        <w:t>નીતિવચન 25:1–3</w:t>
+      </w:r>
     </w:p>
     <w:p>
       <w:pPr>
@@ -9805,162 +9151,120 @@
           <w:lang w:val="gu_IN" w:bidi="gu_IN"/>
         </w:rPr>
       </w:r>
-      <w:hyperlink r:id="rId121">
-        <w:r>
-          <w:rPr>
-            <w:lang w:val="gu_IN" w:bidi="gu_IN"/>
-          </w:rPr>
-          <w:rPr>
-            <w:color w:val="0000EE"/>
-            <w:u w:val="single"/>
-          </w:rPr>
-          <w:t>1 રાજા 9:20–21</w:t>
-        </w:r>
-      </w:hyperlink>
-    </w:p>
-    <w:p>
-      <w:pPr>
-        <w:pStyle w:val="ListBullet"/>
-        <w:spacing w:line="240" w:lineRule="auto"/>
-        <w:ind w:left="720"/>
-      </w:pPr>
-      <w:r>
-        <w:rPr>
-          <w:lang w:val="gu_IN" w:bidi="gu_IN"/>
-        </w:rPr>
-      </w:r>
-      <w:hyperlink r:id="rId122">
-        <w:r>
-          <w:rPr>
-            <w:lang w:val="gu_IN" w:bidi="gu_IN"/>
-          </w:rPr>
-          <w:rPr>
-            <w:color w:val="0000EE"/>
-            <w:u w:val="single"/>
-          </w:rPr>
-          <w:t>નિર્ગમન 3:7–8</w:t>
-        </w:r>
-      </w:hyperlink>
-    </w:p>
-    <w:p>
-      <w:pPr>
-        <w:pStyle w:val="ListBullet"/>
-        <w:spacing w:line="240" w:lineRule="auto"/>
-        <w:ind w:left="720"/>
-      </w:pPr>
-      <w:r>
-        <w:rPr>
-          <w:lang w:val="gu_IN" w:bidi="gu_IN"/>
-        </w:rPr>
-      </w:r>
-      <w:hyperlink r:id="rId123">
-        <w:r>
-          <w:rPr>
-            <w:lang w:val="gu_IN" w:bidi="gu_IN"/>
-          </w:rPr>
-          <w:rPr>
-            <w:color w:val="0000EE"/>
-            <w:u w:val="single"/>
-          </w:rPr>
-          <w:t>ઉત્પત્તિ 23:10–11</w:t>
-        </w:r>
-      </w:hyperlink>
-    </w:p>
-    <w:p>
-      <w:pPr>
-        <w:pStyle w:val="ListBullet"/>
-        <w:spacing w:line="240" w:lineRule="auto"/>
-        <w:ind w:left="720"/>
-      </w:pPr>
-      <w:r>
-        <w:rPr>
-          <w:lang w:val="gu_IN" w:bidi="gu_IN"/>
-        </w:rPr>
-      </w:r>
-      <w:hyperlink r:id="rId124">
-        <w:r>
-          <w:rPr>
-            <w:lang w:val="gu_IN" w:bidi="gu_IN"/>
-          </w:rPr>
-          <w:rPr>
-            <w:color w:val="0000EE"/>
-            <w:u w:val="single"/>
-          </w:rPr>
-          <w:t>ઉત્પત્તિ 25:9–11</w:t>
-        </w:r>
-      </w:hyperlink>
-    </w:p>
-    <w:p>
-      <w:pPr>
-        <w:pStyle w:val="ListBullet"/>
-        <w:spacing w:line="240" w:lineRule="auto"/>
-        <w:ind w:left="720"/>
-      </w:pPr>
-      <w:r>
-        <w:rPr>
-          <w:lang w:val="gu_IN" w:bidi="gu_IN"/>
-        </w:rPr>
-      </w:r>
-      <w:hyperlink r:id="rId125">
-        <w:r>
-          <w:rPr>
-            <w:lang w:val="gu_IN" w:bidi="gu_IN"/>
-          </w:rPr>
-          <w:rPr>
-            <w:color w:val="0000EE"/>
-            <w:u w:val="single"/>
-          </w:rPr>
-          <w:t>યહોશુઆ 1:4–5</w:t>
-        </w:r>
-      </w:hyperlink>
-    </w:p>
-    <w:p>
-      <w:pPr>
-        <w:pStyle w:val="ListBullet"/>
-        <w:spacing w:line="240" w:lineRule="auto"/>
-        <w:ind w:left="720"/>
-      </w:pPr>
-      <w:r>
-        <w:rPr>
-          <w:lang w:val="gu_IN" w:bidi="gu_IN"/>
-        </w:rPr>
-      </w:r>
-      <w:hyperlink r:id="rId126">
-        <w:r>
-          <w:rPr>
-            <w:lang w:val="gu_IN" w:bidi="gu_IN"/>
-          </w:rPr>
-          <w:rPr>
-            <w:color w:val="0000EE"/>
-            <w:u w:val="single"/>
-          </w:rPr>
-          <w:t>નહેમ્યા 9:7–8</w:t>
-        </w:r>
-      </w:hyperlink>
-    </w:p>
-    <w:p>
-      <w:pPr>
-        <w:pStyle w:val="ListBullet"/>
-        <w:spacing w:line="240" w:lineRule="auto"/>
-        <w:ind w:left="720"/>
-      </w:pPr>
-      <w:r>
-        <w:rPr>
-          <w:lang w:val="gu_IN" w:bidi="gu_IN"/>
-        </w:rPr>
-      </w:r>
-      <w:hyperlink r:id="rId127">
-        <w:r>
-          <w:rPr>
-            <w:lang w:val="gu_IN" w:bidi="gu_IN"/>
-          </w:rPr>
-          <w:rPr>
-            <w:color w:val="0000EE"/>
-            <w:u w:val="single"/>
-          </w:rPr>
-          <w:t>ગણના 13:27–29</w:t>
-        </w:r>
-      </w:hyperlink>
+      <w:r>
+        <w:rPr>
+          <w:lang w:val="gu_IN" w:bidi="gu_IN"/>
+        </w:rPr>
+        <w:t>1 રાજા 9:20–21</w:t>
+      </w:r>
+    </w:p>
+    <w:p>
+      <w:pPr>
+        <w:pStyle w:val="ListBullet"/>
+        <w:spacing w:line="240" w:lineRule="auto"/>
+        <w:ind w:left="720"/>
+      </w:pPr>
+      <w:r>
+        <w:rPr>
+          <w:lang w:val="gu_IN" w:bidi="gu_IN"/>
+        </w:rPr>
+      </w:r>
+      <w:r>
+        <w:rPr>
+          <w:lang w:val="gu_IN" w:bidi="gu_IN"/>
+        </w:rPr>
+        <w:t>નિર્ગમન 3:7–8</w:t>
+      </w:r>
+    </w:p>
+    <w:p>
+      <w:pPr>
+        <w:pStyle w:val="ListBullet"/>
+        <w:spacing w:line="240" w:lineRule="auto"/>
+        <w:ind w:left="720"/>
+      </w:pPr>
+      <w:r>
+        <w:rPr>
+          <w:lang w:val="gu_IN" w:bidi="gu_IN"/>
+        </w:rPr>
+      </w:r>
+      <w:r>
+        <w:rPr>
+          <w:lang w:val="gu_IN" w:bidi="gu_IN"/>
+        </w:rPr>
+        <w:t>ઉત્પત્તિ 23:10–11</w:t>
+      </w:r>
+    </w:p>
+    <w:p>
+      <w:pPr>
+        <w:pStyle w:val="ListBullet"/>
+        <w:spacing w:line="240" w:lineRule="auto"/>
+        <w:ind w:left="720"/>
+      </w:pPr>
+      <w:r>
+        <w:rPr>
+          <w:lang w:val="gu_IN" w:bidi="gu_IN"/>
+        </w:rPr>
+      </w:r>
+      <w:r>
+        <w:rPr>
+          <w:lang w:val="gu_IN" w:bidi="gu_IN"/>
+        </w:rPr>
+        <w:t>ઉત્પત્તિ 25:9–11</w:t>
+      </w:r>
+    </w:p>
+    <w:p>
+      <w:pPr>
+        <w:pStyle w:val="ListBullet"/>
+        <w:spacing w:line="240" w:lineRule="auto"/>
+        <w:ind w:left="720"/>
+      </w:pPr>
+      <w:r>
+        <w:rPr>
+          <w:lang w:val="gu_IN" w:bidi="gu_IN"/>
+        </w:rPr>
+      </w:r>
+      <w:r>
+        <w:rPr>
+          <w:lang w:val="gu_IN" w:bidi="gu_IN"/>
+        </w:rPr>
+        <w:t>યહોશુઆ 1:4–5</w:t>
+      </w:r>
+    </w:p>
+    <w:p>
+      <w:pPr>
+        <w:pStyle w:val="ListBullet"/>
+        <w:spacing w:line="240" w:lineRule="auto"/>
+        <w:ind w:left="720"/>
+      </w:pPr>
+      <w:r>
+        <w:rPr>
+          <w:lang w:val="gu_IN" w:bidi="gu_IN"/>
+        </w:rPr>
+      </w:r>
+      <w:r>
+        <w:rPr>
+          <w:lang w:val="gu_IN" w:bidi="gu_IN"/>
+        </w:rPr>
+        <w:t>નહેમ્યા 9:7–8</w:t>
+      </w:r>
+    </w:p>
+    <w:p>
+      <w:pPr>
+        <w:pStyle w:val="ListBullet"/>
+        <w:spacing w:line="240" w:lineRule="auto"/>
+        <w:ind w:left="720"/>
+      </w:pPr>
+      <w:r>
+        <w:rPr>
+          <w:lang w:val="gu_IN" w:bidi="gu_IN"/>
+        </w:rPr>
+      </w:r>
+      <w:r>
+        <w:rPr>
+          <w:lang w:val="gu_IN" w:bidi="gu_IN"/>
+        </w:rPr>
+        <w:t>ગણના 13:27–29</w:t>
+      </w:r>
     </w:p>
     <w:p>
       <w:pPr>
@@ -10202,186 +9506,138 @@
           <w:lang w:val="gu_IN" w:bidi="gu_IN"/>
         </w:rPr>
       </w:r>
-      <w:hyperlink r:id="rId128">
-        <w:r>
-          <w:rPr>
-            <w:lang w:val="gu_IN" w:bidi="gu_IN"/>
-          </w:rPr>
-          <w:rPr>
-            <w:color w:val="0000EE"/>
-            <w:u w:val="single"/>
-          </w:rPr>
-          <w:t>પ્રેરિતો 26:12–14</w:t>
-        </w:r>
-      </w:hyperlink>
-    </w:p>
-    <w:p>
-      <w:pPr>
-        <w:pStyle w:val="ListBullet"/>
-        <w:spacing w:line="240" w:lineRule="auto"/>
-        <w:ind w:left="720"/>
-      </w:pPr>
-      <w:r>
-        <w:rPr>
-          <w:lang w:val="gu_IN" w:bidi="gu_IN"/>
-        </w:rPr>
-      </w:r>
-      <w:hyperlink r:id="rId56">
-        <w:r>
-          <w:rPr>
-            <w:lang w:val="gu_IN" w:bidi="gu_IN"/>
-          </w:rPr>
-          <w:rPr>
-            <w:color w:val="0000EE"/>
-            <w:u w:val="single"/>
-          </w:rPr>
-          <w:t>ઉત્પત્તિ 39:13–15</w:t>
-        </w:r>
-      </w:hyperlink>
-    </w:p>
-    <w:p>
-      <w:pPr>
-        <w:pStyle w:val="ListBullet"/>
-        <w:spacing w:line="240" w:lineRule="auto"/>
-        <w:ind w:left="720"/>
-      </w:pPr>
-      <w:r>
-        <w:rPr>
-          <w:lang w:val="gu_IN" w:bidi="gu_IN"/>
-        </w:rPr>
-      </w:r>
-      <w:hyperlink r:id="rId129">
-        <w:r>
-          <w:rPr>
-            <w:lang w:val="gu_IN" w:bidi="gu_IN"/>
-          </w:rPr>
-          <w:rPr>
-            <w:color w:val="0000EE"/>
-            <w:u w:val="single"/>
-          </w:rPr>
-          <w:t>ઉત્પત્તિ 40:14–15</w:t>
-        </w:r>
-      </w:hyperlink>
-    </w:p>
-    <w:p>
-      <w:pPr>
-        <w:pStyle w:val="ListBullet"/>
-        <w:spacing w:line="240" w:lineRule="auto"/>
-        <w:ind w:left="720"/>
-      </w:pPr>
-      <w:r>
-        <w:rPr>
-          <w:lang w:val="gu_IN" w:bidi="gu_IN"/>
-        </w:rPr>
-      </w:r>
-      <w:hyperlink r:id="rId130">
-        <w:r>
-          <w:rPr>
-            <w:lang w:val="gu_IN" w:bidi="gu_IN"/>
-          </w:rPr>
-          <w:rPr>
-            <w:color w:val="0000EE"/>
-            <w:u w:val="single"/>
-          </w:rPr>
-          <w:t>ઉત્પત્તિ 41:12–13</w:t>
-        </w:r>
-      </w:hyperlink>
-    </w:p>
-    <w:p>
-      <w:pPr>
-        <w:pStyle w:val="ListBullet"/>
-        <w:spacing w:line="240" w:lineRule="auto"/>
-        <w:ind w:left="720"/>
-      </w:pPr>
-      <w:r>
-        <w:rPr>
-          <w:lang w:val="gu_IN" w:bidi="gu_IN"/>
-        </w:rPr>
-      </w:r>
-      <w:hyperlink r:id="rId131">
-        <w:r>
-          <w:rPr>
-            <w:lang w:val="gu_IN" w:bidi="gu_IN"/>
-          </w:rPr>
-          <w:rPr>
-            <w:color w:val="0000EE"/>
-            <w:u w:val="single"/>
-          </w:rPr>
-          <w:t>યોહાન 5:1–4</w:t>
-        </w:r>
-      </w:hyperlink>
-    </w:p>
-    <w:p>
-      <w:pPr>
-        <w:pStyle w:val="ListBullet"/>
-        <w:spacing w:line="240" w:lineRule="auto"/>
-        <w:ind w:left="720"/>
-      </w:pPr>
-      <w:r>
-        <w:rPr>
-          <w:lang w:val="gu_IN" w:bidi="gu_IN"/>
-        </w:rPr>
-      </w:r>
-      <w:hyperlink r:id="rId132">
-        <w:r>
-          <w:rPr>
-            <w:lang w:val="gu_IN" w:bidi="gu_IN"/>
-          </w:rPr>
-          <w:rPr>
-            <w:color w:val="0000EE"/>
-            <w:u w:val="single"/>
-          </w:rPr>
-          <w:t>યોહાન 19:12–13</w:t>
-        </w:r>
-      </w:hyperlink>
-    </w:p>
-    <w:p>
-      <w:pPr>
-        <w:pStyle w:val="ListBullet"/>
-        <w:spacing w:line="240" w:lineRule="auto"/>
-        <w:ind w:left="720"/>
-      </w:pPr>
-      <w:r>
-        <w:rPr>
-          <w:lang w:val="gu_IN" w:bidi="gu_IN"/>
-        </w:rPr>
-      </w:r>
-      <w:hyperlink r:id="rId133">
-        <w:r>
-          <w:rPr>
-            <w:lang w:val="gu_IN" w:bidi="gu_IN"/>
-          </w:rPr>
-          <w:rPr>
-            <w:color w:val="0000EE"/>
-            <w:u w:val="single"/>
-          </w:rPr>
-          <w:t>યૂના 1:8–10</w:t>
-        </w:r>
-      </w:hyperlink>
-    </w:p>
-    <w:p>
-      <w:pPr>
-        <w:pStyle w:val="ListBullet"/>
-        <w:spacing w:line="240" w:lineRule="auto"/>
-        <w:ind w:left="720"/>
-      </w:pPr>
-      <w:r>
-        <w:rPr>
-          <w:lang w:val="gu_IN" w:bidi="gu_IN"/>
-        </w:rPr>
-      </w:r>
-      <w:hyperlink r:id="rId134">
-        <w:r>
-          <w:rPr>
-            <w:lang w:val="gu_IN" w:bidi="gu_IN"/>
-          </w:rPr>
-          <w:rPr>
-            <w:color w:val="0000EE"/>
-            <w:u w:val="single"/>
-          </w:rPr>
-          <w:t>ફિલિપ્પી 3:4–5</w:t>
-        </w:r>
-      </w:hyperlink>
+      <w:r>
+        <w:rPr>
+          <w:lang w:val="gu_IN" w:bidi="gu_IN"/>
+        </w:rPr>
+        <w:t>પ્રેરિતો 26:12–14</w:t>
+      </w:r>
+    </w:p>
+    <w:p>
+      <w:pPr>
+        <w:pStyle w:val="ListBullet"/>
+        <w:spacing w:line="240" w:lineRule="auto"/>
+        <w:ind w:left="720"/>
+      </w:pPr>
+      <w:r>
+        <w:rPr>
+          <w:lang w:val="gu_IN" w:bidi="gu_IN"/>
+        </w:rPr>
+      </w:r>
+      <w:r>
+        <w:rPr>
+          <w:lang w:val="gu_IN" w:bidi="gu_IN"/>
+        </w:rPr>
+        <w:t>ઉત્પત્તિ 39:13–15</w:t>
+      </w:r>
+    </w:p>
+    <w:p>
+      <w:pPr>
+        <w:pStyle w:val="ListBullet"/>
+        <w:spacing w:line="240" w:lineRule="auto"/>
+        <w:ind w:left="720"/>
+      </w:pPr>
+      <w:r>
+        <w:rPr>
+          <w:lang w:val="gu_IN" w:bidi="gu_IN"/>
+        </w:rPr>
+      </w:r>
+      <w:r>
+        <w:rPr>
+          <w:lang w:val="gu_IN" w:bidi="gu_IN"/>
+        </w:rPr>
+        <w:t>ઉત્પત્તિ 40:14–15</w:t>
+      </w:r>
+    </w:p>
+    <w:p>
+      <w:pPr>
+        <w:pStyle w:val="ListBullet"/>
+        <w:spacing w:line="240" w:lineRule="auto"/>
+        <w:ind w:left="720"/>
+      </w:pPr>
+      <w:r>
+        <w:rPr>
+          <w:lang w:val="gu_IN" w:bidi="gu_IN"/>
+        </w:rPr>
+      </w:r>
+      <w:r>
+        <w:rPr>
+          <w:lang w:val="gu_IN" w:bidi="gu_IN"/>
+        </w:rPr>
+        <w:t>ઉત્પત્તિ 41:12–13</w:t>
+      </w:r>
+    </w:p>
+    <w:p>
+      <w:pPr>
+        <w:pStyle w:val="ListBullet"/>
+        <w:spacing w:line="240" w:lineRule="auto"/>
+        <w:ind w:left="720"/>
+      </w:pPr>
+      <w:r>
+        <w:rPr>
+          <w:lang w:val="gu_IN" w:bidi="gu_IN"/>
+        </w:rPr>
+      </w:r>
+      <w:r>
+        <w:rPr>
+          <w:lang w:val="gu_IN" w:bidi="gu_IN"/>
+        </w:rPr>
+        <w:t>યોહાન 5:1–4</w:t>
+      </w:r>
+    </w:p>
+    <w:p>
+      <w:pPr>
+        <w:pStyle w:val="ListBullet"/>
+        <w:spacing w:line="240" w:lineRule="auto"/>
+        <w:ind w:left="720"/>
+      </w:pPr>
+      <w:r>
+        <w:rPr>
+          <w:lang w:val="gu_IN" w:bidi="gu_IN"/>
+        </w:rPr>
+      </w:r>
+      <w:r>
+        <w:rPr>
+          <w:lang w:val="gu_IN" w:bidi="gu_IN"/>
+        </w:rPr>
+        <w:t>યોહાન 19:12–13</w:t>
+      </w:r>
+    </w:p>
+    <w:p>
+      <w:pPr>
+        <w:pStyle w:val="ListBullet"/>
+        <w:spacing w:line="240" w:lineRule="auto"/>
+        <w:ind w:left="720"/>
+      </w:pPr>
+      <w:r>
+        <w:rPr>
+          <w:lang w:val="gu_IN" w:bidi="gu_IN"/>
+        </w:rPr>
+      </w:r>
+      <w:r>
+        <w:rPr>
+          <w:lang w:val="gu_IN" w:bidi="gu_IN"/>
+        </w:rPr>
+        <w:t>યૂના 1:8–10</w:t>
+      </w:r>
+    </w:p>
+    <w:p>
+      <w:pPr>
+        <w:pStyle w:val="ListBullet"/>
+        <w:spacing w:line="240" w:lineRule="auto"/>
+        <w:ind w:left="720"/>
+      </w:pPr>
+      <w:r>
+        <w:rPr>
+          <w:lang w:val="gu_IN" w:bidi="gu_IN"/>
+        </w:rPr>
+      </w:r>
+      <w:r>
+        <w:rPr>
+          <w:lang w:val="gu_IN" w:bidi="gu_IN"/>
+        </w:rPr>
+        <w:t>ફિલિપ્પી 3:4–5</w:t>
+      </w:r>
     </w:p>
     <w:p>
       <w:pPr>
@@ -10697,18 +9953,12 @@
           <w:lang w:val="gu_IN" w:bidi="gu_IN"/>
         </w:rPr>
       </w:r>
-      <w:hyperlink r:id="rId135">
-        <w:r>
-          <w:rPr>
-            <w:lang w:val="gu_IN" w:bidi="gu_IN"/>
-          </w:rPr>
-          <w:rPr>
-            <w:color w:val="0000EE"/>
-            <w:u w:val="single"/>
-          </w:rPr>
-          <w:t>2 રાજા18:16–18</w:t>
-        </w:r>
-      </w:hyperlink>
+      <w:r>
+        <w:rPr>
+          <w:lang w:val="gu_IN" w:bidi="gu_IN"/>
+        </w:rPr>
+        <w:t>2 રાજા18:16–18</w:t>
+      </w:r>
     </w:p>
     <w:p>
       <w:pPr>
@@ -10970,114 +10220,84 @@
           <w:lang w:val="gu_IN" w:bidi="gu_IN"/>
         </w:rPr>
       </w:r>
-      <w:hyperlink r:id="rId136">
-        <w:r>
-          <w:rPr>
-            <w:lang w:val="gu_IN" w:bidi="gu_IN"/>
-          </w:rPr>
-          <w:rPr>
-            <w:color w:val="0000EE"/>
-            <w:u w:val="single"/>
-          </w:rPr>
-          <w:t>2 કાળવૃતાંત 8:7–8</w:t>
-        </w:r>
-      </w:hyperlink>
-    </w:p>
-    <w:p>
-      <w:pPr>
-        <w:pStyle w:val="ListBullet"/>
-        <w:spacing w:line="240" w:lineRule="auto"/>
-        <w:ind w:left="720"/>
-      </w:pPr>
-      <w:r>
-        <w:rPr>
-          <w:lang w:val="gu_IN" w:bidi="gu_IN"/>
-        </w:rPr>
-      </w:r>
-      <w:hyperlink r:id="rId122">
-        <w:r>
-          <w:rPr>
-            <w:lang w:val="gu_IN" w:bidi="gu_IN"/>
-          </w:rPr>
-          <w:rPr>
-            <w:color w:val="0000EE"/>
-            <w:u w:val="single"/>
-          </w:rPr>
-          <w:t>નિર્ગમન 3:7–8</w:t>
-        </w:r>
-      </w:hyperlink>
-    </w:p>
-    <w:p>
-      <w:pPr>
-        <w:pStyle w:val="ListBullet"/>
-        <w:spacing w:line="240" w:lineRule="auto"/>
-        <w:ind w:left="720"/>
-      </w:pPr>
-      <w:r>
-        <w:rPr>
-          <w:lang w:val="gu_IN" w:bidi="gu_IN"/>
-        </w:rPr>
-      </w:r>
-      <w:hyperlink r:id="rId30">
-        <w:r>
-          <w:rPr>
-            <w:lang w:val="gu_IN" w:bidi="gu_IN"/>
-          </w:rPr>
-          <w:rPr>
-            <w:color w:val="0000EE"/>
-            <w:u w:val="single"/>
-          </w:rPr>
-          <w:t>ઉત્પત્તિ 34:1–3</w:t>
-        </w:r>
-      </w:hyperlink>
-    </w:p>
-    <w:p>
-      <w:pPr>
-        <w:pStyle w:val="ListBullet"/>
-        <w:spacing w:line="240" w:lineRule="auto"/>
-        <w:ind w:left="720"/>
-      </w:pPr>
-      <w:r>
-        <w:rPr>
-          <w:lang w:val="gu_IN" w:bidi="gu_IN"/>
-        </w:rPr>
-      </w:r>
-      <w:hyperlink r:id="rId137">
-        <w:r>
-          <w:rPr>
-            <w:lang w:val="gu_IN" w:bidi="gu_IN"/>
-          </w:rPr>
-          <w:rPr>
-            <w:color w:val="0000EE"/>
-            <w:u w:val="single"/>
-          </w:rPr>
-          <w:t>યહોશુઆ 9:1–2</w:t>
-        </w:r>
-      </w:hyperlink>
-    </w:p>
-    <w:p>
-      <w:pPr>
-        <w:pStyle w:val="ListBullet"/>
-        <w:spacing w:line="240" w:lineRule="auto"/>
-        <w:ind w:left="720"/>
-      </w:pPr>
-      <w:r>
-        <w:rPr>
-          <w:lang w:val="gu_IN" w:bidi="gu_IN"/>
-        </w:rPr>
-      </w:r>
-      <w:hyperlink r:id="rId138">
-        <w:r>
-          <w:rPr>
-            <w:lang w:val="gu_IN" w:bidi="gu_IN"/>
-          </w:rPr>
-          <w:rPr>
-            <w:color w:val="0000EE"/>
-            <w:u w:val="single"/>
-          </w:rPr>
-          <w:t>ન્યાયાધીશો 3:1–3</w:t>
-        </w:r>
-      </w:hyperlink>
+      <w:r>
+        <w:rPr>
+          <w:lang w:val="gu_IN" w:bidi="gu_IN"/>
+        </w:rPr>
+        <w:t>2 કાળવૃતાંત 8:7–8</w:t>
+      </w:r>
+    </w:p>
+    <w:p>
+      <w:pPr>
+        <w:pStyle w:val="ListBullet"/>
+        <w:spacing w:line="240" w:lineRule="auto"/>
+        <w:ind w:left="720"/>
+      </w:pPr>
+      <w:r>
+        <w:rPr>
+          <w:lang w:val="gu_IN" w:bidi="gu_IN"/>
+        </w:rPr>
+      </w:r>
+      <w:r>
+        <w:rPr>
+          <w:lang w:val="gu_IN" w:bidi="gu_IN"/>
+        </w:rPr>
+        <w:t>નિર્ગમન 3:7–8</w:t>
+      </w:r>
+    </w:p>
+    <w:p>
+      <w:pPr>
+        <w:pStyle w:val="ListBullet"/>
+        <w:spacing w:line="240" w:lineRule="auto"/>
+        <w:ind w:left="720"/>
+      </w:pPr>
+      <w:r>
+        <w:rPr>
+          <w:lang w:val="gu_IN" w:bidi="gu_IN"/>
+        </w:rPr>
+      </w:r>
+      <w:r>
+        <w:rPr>
+          <w:lang w:val="gu_IN" w:bidi="gu_IN"/>
+        </w:rPr>
+        <w:t>ઉત્પત્તિ 34:1–3</w:t>
+      </w:r>
+    </w:p>
+    <w:p>
+      <w:pPr>
+        <w:pStyle w:val="ListBullet"/>
+        <w:spacing w:line="240" w:lineRule="auto"/>
+        <w:ind w:left="720"/>
+      </w:pPr>
+      <w:r>
+        <w:rPr>
+          <w:lang w:val="gu_IN" w:bidi="gu_IN"/>
+        </w:rPr>
+      </w:r>
+      <w:r>
+        <w:rPr>
+          <w:lang w:val="gu_IN" w:bidi="gu_IN"/>
+        </w:rPr>
+        <w:t>યહોશુઆ 9:1–2</w:t>
+      </w:r>
+    </w:p>
+    <w:p>
+      <w:pPr>
+        <w:pStyle w:val="ListBullet"/>
+        <w:spacing w:line="240" w:lineRule="auto"/>
+        <w:ind w:left="720"/>
+      </w:pPr>
+      <w:r>
+        <w:rPr>
+          <w:lang w:val="gu_IN" w:bidi="gu_IN"/>
+        </w:rPr>
+      </w:r>
+      <w:r>
+        <w:rPr>
+          <w:lang w:val="gu_IN" w:bidi="gu_IN"/>
+        </w:rPr>
+        <w:t>ન્યાયાધીશો 3:1–3</w:t>
+      </w:r>
     </w:p>
     <w:p>
       <w:pPr>
@@ -11309,162 +10529,120 @@
           <w:lang w:val="gu_IN" w:bidi="gu_IN"/>
         </w:rPr>
       </w:r>
-      <w:hyperlink r:id="rId139">
-        <w:r>
-          <w:rPr>
-            <w:lang w:val="gu_IN" w:bidi="gu_IN"/>
-          </w:rPr>
-          <w:rPr>
-            <w:color w:val="0000EE"/>
-            <w:u w:val="single"/>
-          </w:rPr>
-          <w:t>2 શમુએલ 2:10–11</w:t>
-        </w:r>
-      </w:hyperlink>
-    </w:p>
-    <w:p>
-      <w:pPr>
-        <w:pStyle w:val="ListBullet"/>
-        <w:spacing w:line="240" w:lineRule="auto"/>
-        <w:ind w:left="720"/>
-      </w:pPr>
-      <w:r>
-        <w:rPr>
-          <w:lang w:val="gu_IN" w:bidi="gu_IN"/>
-        </w:rPr>
-      </w:r>
-      <w:hyperlink r:id="rId140">
-        <w:r>
-          <w:rPr>
-            <w:lang w:val="gu_IN" w:bidi="gu_IN"/>
-          </w:rPr>
-          <w:rPr>
-            <w:color w:val="0000EE"/>
-            <w:u w:val="single"/>
-          </w:rPr>
-          <w:t>ઉત્પત્તિ 13:16–18</w:t>
-        </w:r>
-      </w:hyperlink>
-    </w:p>
-    <w:p>
-      <w:pPr>
-        <w:pStyle w:val="ListBullet"/>
-        <w:spacing w:line="240" w:lineRule="auto"/>
-        <w:ind w:left="720"/>
-      </w:pPr>
-      <w:r>
-        <w:rPr>
-          <w:lang w:val="gu_IN" w:bidi="gu_IN"/>
-        </w:rPr>
-      </w:r>
-      <w:hyperlink r:id="rId141">
-        <w:r>
-          <w:rPr>
-            <w:lang w:val="gu_IN" w:bidi="gu_IN"/>
-          </w:rPr>
-          <w:rPr>
-            <w:color w:val="0000EE"/>
-            <w:u w:val="single"/>
-          </w:rPr>
-          <w:t>ઉત્પત્તિ 23:1–2</w:t>
-        </w:r>
-      </w:hyperlink>
-    </w:p>
-    <w:p>
-      <w:pPr>
-        <w:pStyle w:val="ListBullet"/>
-        <w:spacing w:line="240" w:lineRule="auto"/>
-        <w:ind w:left="720"/>
-      </w:pPr>
-      <w:r>
-        <w:rPr>
-          <w:lang w:val="gu_IN" w:bidi="gu_IN"/>
-        </w:rPr>
-      </w:r>
-      <w:hyperlink r:id="rId142">
-        <w:r>
-          <w:rPr>
-            <w:lang w:val="gu_IN" w:bidi="gu_IN"/>
-          </w:rPr>
-          <w:rPr>
-            <w:color w:val="0000EE"/>
-            <w:u w:val="single"/>
-          </w:rPr>
-          <w:t>ઉત્પત્તિ 35:26–27</w:t>
-        </w:r>
-      </w:hyperlink>
-    </w:p>
-    <w:p>
-      <w:pPr>
-        <w:pStyle w:val="ListBullet"/>
-        <w:spacing w:line="240" w:lineRule="auto"/>
-        <w:ind w:left="720"/>
-      </w:pPr>
-      <w:r>
-        <w:rPr>
-          <w:lang w:val="gu_IN" w:bidi="gu_IN"/>
-        </w:rPr>
-      </w:r>
-      <w:hyperlink r:id="rId143">
-        <w:r>
-          <w:rPr>
-            <w:lang w:val="gu_IN" w:bidi="gu_IN"/>
-          </w:rPr>
-          <w:rPr>
-            <w:color w:val="0000EE"/>
-            <w:u w:val="single"/>
-          </w:rPr>
-          <w:t>ઉત્પત્તિ 37:12–14</w:t>
-        </w:r>
-      </w:hyperlink>
-    </w:p>
-    <w:p>
-      <w:pPr>
-        <w:pStyle w:val="ListBullet"/>
-        <w:spacing w:line="240" w:lineRule="auto"/>
-        <w:ind w:left="720"/>
-      </w:pPr>
-      <w:r>
-        <w:rPr>
-          <w:lang w:val="gu_IN" w:bidi="gu_IN"/>
-        </w:rPr>
-      </w:r>
-      <w:hyperlink r:id="rId144">
-        <w:r>
-          <w:rPr>
-            <w:lang w:val="gu_IN" w:bidi="gu_IN"/>
-          </w:rPr>
-          <w:rPr>
-            <w:color w:val="0000EE"/>
-            <w:u w:val="single"/>
-          </w:rPr>
-          <w:t>ન્યાયાધીશો 1:8–10</w:t>
-        </w:r>
-      </w:hyperlink>
-    </w:p>
-    <w:p>
-      <w:pPr>
-        <w:pStyle w:val="ListBullet"/>
-        <w:spacing w:line="240" w:lineRule="auto"/>
-        <w:ind w:left="720"/>
-      </w:pPr>
-      <w:r>
-        <w:rPr>
-          <w:lang w:val="gu_IN" w:bidi="gu_IN"/>
-        </w:rPr>
-      </w:r>
-      <w:hyperlink r:id="rId145">
-        <w:r>
-          <w:rPr>
-            <w:lang w:val="gu_IN" w:bidi="gu_IN"/>
-          </w:rPr>
-          <w:rPr>
-            <w:color w:val="0000EE"/>
-            <w:u w:val="single"/>
-          </w:rPr>
-          <w:t>ગણના 13:21–22</w:t>
-        </w:r>
-      </w:hyperlink>
+      <w:r>
+        <w:rPr>
+          <w:lang w:val="gu_IN" w:bidi="gu_IN"/>
+        </w:rPr>
+        <w:t>2 શમુએલ 2:10–11</w:t>
+      </w:r>
+    </w:p>
+    <w:p>
+      <w:pPr>
+        <w:pStyle w:val="ListBullet"/>
+        <w:spacing w:line="240" w:lineRule="auto"/>
+        <w:ind w:left="720"/>
+      </w:pPr>
+      <w:r>
+        <w:rPr>
+          <w:lang w:val="gu_IN" w:bidi="gu_IN"/>
+        </w:rPr>
+      </w:r>
+      <w:r>
+        <w:rPr>
+          <w:lang w:val="gu_IN" w:bidi="gu_IN"/>
+        </w:rPr>
+        <w:t>ઉત્પત્તિ 13:16–18</w:t>
+      </w:r>
+    </w:p>
+    <w:p>
+      <w:pPr>
+        <w:pStyle w:val="ListBullet"/>
+        <w:spacing w:line="240" w:lineRule="auto"/>
+        <w:ind w:left="720"/>
+      </w:pPr>
+      <w:r>
+        <w:rPr>
+          <w:lang w:val="gu_IN" w:bidi="gu_IN"/>
+        </w:rPr>
+      </w:r>
+      <w:r>
+        <w:rPr>
+          <w:lang w:val="gu_IN" w:bidi="gu_IN"/>
+        </w:rPr>
+        <w:t>ઉત્પત્તિ 23:1–2</w:t>
+      </w:r>
+    </w:p>
+    <w:p>
+      <w:pPr>
+        <w:pStyle w:val="ListBullet"/>
+        <w:spacing w:line="240" w:lineRule="auto"/>
+        <w:ind w:left="720"/>
+      </w:pPr>
+      <w:r>
+        <w:rPr>
+          <w:lang w:val="gu_IN" w:bidi="gu_IN"/>
+        </w:rPr>
+      </w:r>
+      <w:r>
+        <w:rPr>
+          <w:lang w:val="gu_IN" w:bidi="gu_IN"/>
+        </w:rPr>
+        <w:t>ઉત્પત્તિ 35:26–27</w:t>
+      </w:r>
+    </w:p>
+    <w:p>
+      <w:pPr>
+        <w:pStyle w:val="ListBullet"/>
+        <w:spacing w:line="240" w:lineRule="auto"/>
+        <w:ind w:left="720"/>
+      </w:pPr>
+      <w:r>
+        <w:rPr>
+          <w:lang w:val="gu_IN" w:bidi="gu_IN"/>
+        </w:rPr>
+      </w:r>
+      <w:r>
+        <w:rPr>
+          <w:lang w:val="gu_IN" w:bidi="gu_IN"/>
+        </w:rPr>
+        <w:t>ઉત્પત્તિ 37:12–14</w:t>
+      </w:r>
+    </w:p>
+    <w:p>
+      <w:pPr>
+        <w:pStyle w:val="ListBullet"/>
+        <w:spacing w:line="240" w:lineRule="auto"/>
+        <w:ind w:left="720"/>
+      </w:pPr>
+      <w:r>
+        <w:rPr>
+          <w:lang w:val="gu_IN" w:bidi="gu_IN"/>
+        </w:rPr>
+      </w:r>
+      <w:r>
+        <w:rPr>
+          <w:lang w:val="gu_IN" w:bidi="gu_IN"/>
+        </w:rPr>
+        <w:t>ન્યાયાધીશો 1:8–10</w:t>
+      </w:r>
+    </w:p>
+    <w:p>
+      <w:pPr>
+        <w:pStyle w:val="ListBullet"/>
+        <w:spacing w:line="240" w:lineRule="auto"/>
+        <w:ind w:left="720"/>
+      </w:pPr>
+      <w:r>
+        <w:rPr>
+          <w:lang w:val="gu_IN" w:bidi="gu_IN"/>
+        </w:rPr>
+      </w:r>
+      <w:r>
+        <w:rPr>
+          <w:lang w:val="gu_IN" w:bidi="gu_IN"/>
+        </w:rPr>
+        <w:t>ગણના 13:21–22</w:t>
+      </w:r>
     </w:p>
     <w:p>
       <w:pPr>
@@ -11755,162 +10933,120 @@
           <w:lang w:val="gu_IN" w:bidi="gu_IN"/>
         </w:rPr>
       </w:r>
-      <w:hyperlink r:id="rId146">
-        <w:r>
-          <w:rPr>
-            <w:lang w:val="gu_IN" w:bidi="gu_IN"/>
-          </w:rPr>
-          <w:rPr>
-            <w:color w:val="0000EE"/>
-            <w:u w:val="single"/>
-          </w:rPr>
-          <w:t>લૂક 3:1–2</w:t>
-        </w:r>
-      </w:hyperlink>
-    </w:p>
-    <w:p>
-      <w:pPr>
-        <w:pStyle w:val="ListBullet"/>
-        <w:spacing w:line="240" w:lineRule="auto"/>
-        <w:ind w:left="720"/>
-      </w:pPr>
-      <w:r>
-        <w:rPr>
-          <w:lang w:val="gu_IN" w:bidi="gu_IN"/>
-        </w:rPr>
-      </w:r>
-      <w:hyperlink r:id="rId147">
-        <w:r>
-          <w:rPr>
-            <w:lang w:val="gu_IN" w:bidi="gu_IN"/>
-          </w:rPr>
-          <w:rPr>
-            <w:color w:val="0000EE"/>
-            <w:u w:val="single"/>
-          </w:rPr>
-          <w:t>લૂક 3:18–20</w:t>
-        </w:r>
-      </w:hyperlink>
-    </w:p>
-    <w:p>
-      <w:pPr>
-        <w:pStyle w:val="ListBullet"/>
-        <w:spacing w:line="240" w:lineRule="auto"/>
-        <w:ind w:left="720"/>
-      </w:pPr>
-      <w:r>
-        <w:rPr>
-          <w:lang w:val="gu_IN" w:bidi="gu_IN"/>
-        </w:rPr>
-      </w:r>
-      <w:hyperlink r:id="rId148">
-        <w:r>
-          <w:rPr>
-            <w:lang w:val="gu_IN" w:bidi="gu_IN"/>
-          </w:rPr>
-          <w:rPr>
-            <w:color w:val="0000EE"/>
-            <w:u w:val="single"/>
-          </w:rPr>
-          <w:t>લૂક 9:7–9</w:t>
-        </w:r>
-      </w:hyperlink>
-    </w:p>
-    <w:p>
-      <w:pPr>
-        <w:pStyle w:val="ListBullet"/>
-        <w:spacing w:line="240" w:lineRule="auto"/>
-        <w:ind w:left="720"/>
-      </w:pPr>
-      <w:r>
-        <w:rPr>
-          <w:lang w:val="gu_IN" w:bidi="gu_IN"/>
-        </w:rPr>
-      </w:r>
-      <w:hyperlink r:id="rId149">
-        <w:r>
-          <w:rPr>
-            <w:lang w:val="gu_IN" w:bidi="gu_IN"/>
-          </w:rPr>
-          <w:rPr>
-            <w:color w:val="0000EE"/>
-            <w:u w:val="single"/>
-          </w:rPr>
-          <w:t>લૂક 13:31–33</w:t>
-        </w:r>
-      </w:hyperlink>
-    </w:p>
-    <w:p>
-      <w:pPr>
-        <w:pStyle w:val="ListBullet"/>
-        <w:spacing w:line="240" w:lineRule="auto"/>
-        <w:ind w:left="720"/>
-      </w:pPr>
-      <w:r>
-        <w:rPr>
-          <w:lang w:val="gu_IN" w:bidi="gu_IN"/>
-        </w:rPr>
-      </w:r>
-      <w:hyperlink r:id="rId150">
-        <w:r>
-          <w:rPr>
-            <w:lang w:val="gu_IN" w:bidi="gu_IN"/>
-          </w:rPr>
-          <w:rPr>
-            <w:color w:val="0000EE"/>
-            <w:u w:val="single"/>
-          </w:rPr>
-          <w:t>લૂક 23:8–10</w:t>
-        </w:r>
-      </w:hyperlink>
-    </w:p>
-    <w:p>
-      <w:pPr>
-        <w:pStyle w:val="ListBullet"/>
-        <w:spacing w:line="240" w:lineRule="auto"/>
-        <w:ind w:left="720"/>
-      </w:pPr>
-      <w:r>
-        <w:rPr>
-          <w:lang w:val="gu_IN" w:bidi="gu_IN"/>
-        </w:rPr>
-      </w:r>
-      <w:hyperlink r:id="rId151">
-        <w:r>
-          <w:rPr>
-            <w:lang w:val="gu_IN" w:bidi="gu_IN"/>
-          </w:rPr>
-          <w:rPr>
-            <w:color w:val="0000EE"/>
-            <w:u w:val="single"/>
-          </w:rPr>
-          <w:t>માર્ક 6:18–20</w:t>
-        </w:r>
-      </w:hyperlink>
-    </w:p>
-    <w:p>
-      <w:pPr>
-        <w:pStyle w:val="ListBullet"/>
-        <w:spacing w:line="240" w:lineRule="auto"/>
-        <w:ind w:left="720"/>
-      </w:pPr>
-      <w:r>
-        <w:rPr>
-          <w:lang w:val="gu_IN" w:bidi="gu_IN"/>
-        </w:rPr>
-      </w:r>
-      <w:hyperlink r:id="rId152">
-        <w:r>
-          <w:rPr>
-            <w:lang w:val="gu_IN" w:bidi="gu_IN"/>
-          </w:rPr>
-          <w:rPr>
-            <w:color w:val="0000EE"/>
-            <w:u w:val="single"/>
-          </w:rPr>
-          <w:t>માથ્થી 14:1–2</w:t>
-        </w:r>
-      </w:hyperlink>
+      <w:r>
+        <w:rPr>
+          <w:lang w:val="gu_IN" w:bidi="gu_IN"/>
+        </w:rPr>
+        <w:t>લૂક 3:1–2</w:t>
+      </w:r>
+    </w:p>
+    <w:p>
+      <w:pPr>
+        <w:pStyle w:val="ListBullet"/>
+        <w:spacing w:line="240" w:lineRule="auto"/>
+        <w:ind w:left="720"/>
+      </w:pPr>
+      <w:r>
+        <w:rPr>
+          <w:lang w:val="gu_IN" w:bidi="gu_IN"/>
+        </w:rPr>
+      </w:r>
+      <w:r>
+        <w:rPr>
+          <w:lang w:val="gu_IN" w:bidi="gu_IN"/>
+        </w:rPr>
+        <w:t>લૂક 3:18–20</w:t>
+      </w:r>
+    </w:p>
+    <w:p>
+      <w:pPr>
+        <w:pStyle w:val="ListBullet"/>
+        <w:spacing w:line="240" w:lineRule="auto"/>
+        <w:ind w:left="720"/>
+      </w:pPr>
+      <w:r>
+        <w:rPr>
+          <w:lang w:val="gu_IN" w:bidi="gu_IN"/>
+        </w:rPr>
+      </w:r>
+      <w:r>
+        <w:rPr>
+          <w:lang w:val="gu_IN" w:bidi="gu_IN"/>
+        </w:rPr>
+        <w:t>લૂક 9:7–9</w:t>
+      </w:r>
+    </w:p>
+    <w:p>
+      <w:pPr>
+        <w:pStyle w:val="ListBullet"/>
+        <w:spacing w:line="240" w:lineRule="auto"/>
+        <w:ind w:left="720"/>
+      </w:pPr>
+      <w:r>
+        <w:rPr>
+          <w:lang w:val="gu_IN" w:bidi="gu_IN"/>
+        </w:rPr>
+      </w:r>
+      <w:r>
+        <w:rPr>
+          <w:lang w:val="gu_IN" w:bidi="gu_IN"/>
+        </w:rPr>
+        <w:t>લૂક 13:31–33</w:t>
+      </w:r>
+    </w:p>
+    <w:p>
+      <w:pPr>
+        <w:pStyle w:val="ListBullet"/>
+        <w:spacing w:line="240" w:lineRule="auto"/>
+        <w:ind w:left="720"/>
+      </w:pPr>
+      <w:r>
+        <w:rPr>
+          <w:lang w:val="gu_IN" w:bidi="gu_IN"/>
+        </w:rPr>
+      </w:r>
+      <w:r>
+        <w:rPr>
+          <w:lang w:val="gu_IN" w:bidi="gu_IN"/>
+        </w:rPr>
+        <w:t>લૂક 23:8–10</w:t>
+      </w:r>
+    </w:p>
+    <w:p>
+      <w:pPr>
+        <w:pStyle w:val="ListBullet"/>
+        <w:spacing w:line="240" w:lineRule="auto"/>
+        <w:ind w:left="720"/>
+      </w:pPr>
+      <w:r>
+        <w:rPr>
+          <w:lang w:val="gu_IN" w:bidi="gu_IN"/>
+        </w:rPr>
+      </w:r>
+      <w:r>
+        <w:rPr>
+          <w:lang w:val="gu_IN" w:bidi="gu_IN"/>
+        </w:rPr>
+        <w:t>માર્ક 6:18–20</w:t>
+      </w:r>
+    </w:p>
+    <w:p>
+      <w:pPr>
+        <w:pStyle w:val="ListBullet"/>
+        <w:spacing w:line="240" w:lineRule="auto"/>
+        <w:ind w:left="720"/>
+      </w:pPr>
+      <w:r>
+        <w:rPr>
+          <w:lang w:val="gu_IN" w:bidi="gu_IN"/>
+        </w:rPr>
+      </w:r>
+      <w:r>
+        <w:rPr>
+          <w:lang w:val="gu_IN" w:bidi="gu_IN"/>
+        </w:rPr>
+        <w:t>માથ્થી 14:1–2</w:t>
+      </w:r>
     </w:p>
     <w:p>
       <w:pPr>
@@ -12129,90 +11265,66 @@
           <w:lang w:val="gu_IN" w:bidi="gu_IN"/>
         </w:rPr>
       </w:r>
-      <w:hyperlink r:id="rId147">
-        <w:r>
-          <w:rPr>
-            <w:lang w:val="gu_IN" w:bidi="gu_IN"/>
-          </w:rPr>
-          <w:rPr>
-            <w:color w:val="0000EE"/>
-            <w:u w:val="single"/>
-          </w:rPr>
-          <w:t>લૂક 3:18–20</w:t>
-        </w:r>
-      </w:hyperlink>
-    </w:p>
-    <w:p>
-      <w:pPr>
-        <w:pStyle w:val="ListBullet"/>
-        <w:spacing w:line="240" w:lineRule="auto"/>
-        <w:ind w:left="720"/>
-      </w:pPr>
-      <w:r>
-        <w:rPr>
-          <w:lang w:val="gu_IN" w:bidi="gu_IN"/>
-        </w:rPr>
-      </w:r>
-      <w:hyperlink r:id="rId153">
-        <w:r>
-          <w:rPr>
-            <w:lang w:val="gu_IN" w:bidi="gu_IN"/>
-          </w:rPr>
-          <w:rPr>
-            <w:color w:val="0000EE"/>
-            <w:u w:val="single"/>
-          </w:rPr>
-          <w:t>માર્ક 6:-17</w:t>
-        </w:r>
-      </w:hyperlink>
-    </w:p>
-    <w:p>
-      <w:pPr>
-        <w:pStyle w:val="ListBullet"/>
-        <w:spacing w:line="240" w:lineRule="auto"/>
-        <w:ind w:left="720"/>
-      </w:pPr>
-      <w:r>
-        <w:rPr>
-          <w:lang w:val="gu_IN" w:bidi="gu_IN"/>
-        </w:rPr>
-      </w:r>
-      <w:hyperlink r:id="rId154">
-        <w:r>
-          <w:rPr>
-            <w:lang w:val="gu_IN" w:bidi="gu_IN"/>
-          </w:rPr>
-          <w:rPr>
-            <w:color w:val="0000EE"/>
-            <w:u w:val="single"/>
-          </w:rPr>
-          <w:t>માર્ક 6:21–22</w:t>
-        </w:r>
-      </w:hyperlink>
-    </w:p>
-    <w:p>
-      <w:pPr>
-        <w:pStyle w:val="ListBullet"/>
-        <w:spacing w:line="240" w:lineRule="auto"/>
-        <w:ind w:left="720"/>
-      </w:pPr>
-      <w:r>
-        <w:rPr>
-          <w:lang w:val="gu_IN" w:bidi="gu_IN"/>
-        </w:rPr>
-      </w:r>
-      <w:hyperlink r:id="rId155">
-        <w:r>
-          <w:rPr>
-            <w:lang w:val="gu_IN" w:bidi="gu_IN"/>
-          </w:rPr>
-          <w:rPr>
-            <w:color w:val="0000EE"/>
-            <w:u w:val="single"/>
-          </w:rPr>
-          <w:t>માથ્થી 14:3–5</w:t>
-        </w:r>
-      </w:hyperlink>
+      <w:r>
+        <w:rPr>
+          <w:lang w:val="gu_IN" w:bidi="gu_IN"/>
+        </w:rPr>
+        <w:t>લૂક 3:18–20</w:t>
+      </w:r>
+    </w:p>
+    <w:p>
+      <w:pPr>
+        <w:pStyle w:val="ListBullet"/>
+        <w:spacing w:line="240" w:lineRule="auto"/>
+        <w:ind w:left="720"/>
+      </w:pPr>
+      <w:r>
+        <w:rPr>
+          <w:lang w:val="gu_IN" w:bidi="gu_IN"/>
+        </w:rPr>
+      </w:r>
+      <w:r>
+        <w:rPr>
+          <w:lang w:val="gu_IN" w:bidi="gu_IN"/>
+        </w:rPr>
+        <w:t>માર્ક 6:-17</w:t>
+      </w:r>
+    </w:p>
+    <w:p>
+      <w:pPr>
+        <w:pStyle w:val="ListBullet"/>
+        <w:spacing w:line="240" w:lineRule="auto"/>
+        <w:ind w:left="720"/>
+      </w:pPr>
+      <w:r>
+        <w:rPr>
+          <w:lang w:val="gu_IN" w:bidi="gu_IN"/>
+        </w:rPr>
+      </w:r>
+      <w:r>
+        <w:rPr>
+          <w:lang w:val="gu_IN" w:bidi="gu_IN"/>
+        </w:rPr>
+        <w:t>માર્ક 6:21–22</w:t>
+      </w:r>
+    </w:p>
+    <w:p>
+      <w:pPr>
+        <w:pStyle w:val="ListBullet"/>
+        <w:spacing w:line="240" w:lineRule="auto"/>
+        <w:ind w:left="720"/>
+      </w:pPr>
+      <w:r>
+        <w:rPr>
+          <w:lang w:val="gu_IN" w:bidi="gu_IN"/>
+        </w:rPr>
+      </w:r>
+      <w:r>
+        <w:rPr>
+          <w:lang w:val="gu_IN" w:bidi="gu_IN"/>
+        </w:rPr>
+        <w:t>માથ્થી 14:3–5</w:t>
+      </w:r>
     </w:p>
     <w:p>
       <w:pPr>
@@ -12461,114 +11573,84 @@
           <w:lang w:val="gu_IN" w:bidi="gu_IN"/>
         </w:rPr>
       </w:r>
-      <w:hyperlink r:id="rId156">
-        <w:r>
-          <w:rPr>
-            <w:lang w:val="gu_IN" w:bidi="gu_IN"/>
-          </w:rPr>
-          <w:rPr>
-            <w:color w:val="0000EE"/>
-            <w:u w:val="single"/>
-          </w:rPr>
-          <w:t>1 કાળવૃતાંત 5:23–24</w:t>
-        </w:r>
-      </w:hyperlink>
-    </w:p>
-    <w:p>
-      <w:pPr>
-        <w:pStyle w:val="ListBullet"/>
-        <w:spacing w:line="240" w:lineRule="auto"/>
-        <w:ind w:left="720"/>
-      </w:pPr>
-      <w:r>
-        <w:rPr>
-          <w:lang w:val="gu_IN" w:bidi="gu_IN"/>
-        </w:rPr>
-      </w:r>
-      <w:hyperlink r:id="rId157">
-        <w:r>
-          <w:rPr>
-            <w:lang w:val="gu_IN" w:bidi="gu_IN"/>
-          </w:rPr>
-          <w:rPr>
-            <w:color w:val="0000EE"/>
-            <w:u w:val="single"/>
-          </w:rPr>
-          <w:t>હઝકિયેલ 27:4–5</w:t>
-        </w:r>
-      </w:hyperlink>
-    </w:p>
-    <w:p>
-      <w:pPr>
-        <w:pStyle w:val="ListBullet"/>
-        <w:spacing w:line="240" w:lineRule="auto"/>
-        <w:ind w:left="720"/>
-      </w:pPr>
-      <w:r>
-        <w:rPr>
-          <w:lang w:val="gu_IN" w:bidi="gu_IN"/>
-        </w:rPr>
-      </w:r>
-      <w:hyperlink r:id="rId158">
-        <w:r>
-          <w:rPr>
-            <w:lang w:val="gu_IN" w:bidi="gu_IN"/>
-          </w:rPr>
-          <w:rPr>
-            <w:color w:val="0000EE"/>
-            <w:u w:val="single"/>
-          </w:rPr>
-          <w:t>યહોશુઆ 11:16–17</w:t>
-        </w:r>
-      </w:hyperlink>
-    </w:p>
-    <w:p>
-      <w:pPr>
-        <w:pStyle w:val="ListBullet"/>
-        <w:spacing w:line="240" w:lineRule="auto"/>
-        <w:ind w:left="720"/>
-      </w:pPr>
-      <w:r>
-        <w:rPr>
-          <w:lang w:val="gu_IN" w:bidi="gu_IN"/>
-        </w:rPr>
-      </w:r>
-      <w:hyperlink r:id="rId159">
-        <w:r>
-          <w:rPr>
-            <w:lang w:val="gu_IN" w:bidi="gu_IN"/>
-          </w:rPr>
-          <w:rPr>
-            <w:color w:val="0000EE"/>
-            <w:u w:val="single"/>
-          </w:rPr>
-          <w:t>ગીતશાસ્ત્ર 42:5–6</w:t>
-        </w:r>
-      </w:hyperlink>
-    </w:p>
-    <w:p>
-      <w:pPr>
-        <w:pStyle w:val="ListBullet"/>
-        <w:spacing w:line="240" w:lineRule="auto"/>
-        <w:ind w:left="720"/>
-      </w:pPr>
-      <w:r>
-        <w:rPr>
-          <w:lang w:val="gu_IN" w:bidi="gu_IN"/>
-        </w:rPr>
-      </w:r>
-      <w:hyperlink r:id="rId160">
-        <w:r>
-          <w:rPr>
-            <w:lang w:val="gu_IN" w:bidi="gu_IN"/>
-          </w:rPr>
-          <w:rPr>
-            <w:color w:val="0000EE"/>
-            <w:u w:val="single"/>
-          </w:rPr>
-          <w:t>ગીતોનું ગીત 4:8</w:t>
-        </w:r>
-      </w:hyperlink>
+      <w:r>
+        <w:rPr>
+          <w:lang w:val="gu_IN" w:bidi="gu_IN"/>
+        </w:rPr>
+        <w:t>1 કાળવૃતાંત 5:23–24</w:t>
+      </w:r>
+    </w:p>
+    <w:p>
+      <w:pPr>
+        <w:pStyle w:val="ListBullet"/>
+        <w:spacing w:line="240" w:lineRule="auto"/>
+        <w:ind w:left="720"/>
+      </w:pPr>
+      <w:r>
+        <w:rPr>
+          <w:lang w:val="gu_IN" w:bidi="gu_IN"/>
+        </w:rPr>
+      </w:r>
+      <w:r>
+        <w:rPr>
+          <w:lang w:val="gu_IN" w:bidi="gu_IN"/>
+        </w:rPr>
+        <w:t>હઝકિયેલ 27:4–5</w:t>
+      </w:r>
+    </w:p>
+    <w:p>
+      <w:pPr>
+        <w:pStyle w:val="ListBullet"/>
+        <w:spacing w:line="240" w:lineRule="auto"/>
+        <w:ind w:left="720"/>
+      </w:pPr>
+      <w:r>
+        <w:rPr>
+          <w:lang w:val="gu_IN" w:bidi="gu_IN"/>
+        </w:rPr>
+      </w:r>
+      <w:r>
+        <w:rPr>
+          <w:lang w:val="gu_IN" w:bidi="gu_IN"/>
+        </w:rPr>
+        <w:t>યહોશુઆ 11:16–17</w:t>
+      </w:r>
+    </w:p>
+    <w:p>
+      <w:pPr>
+        <w:pStyle w:val="ListBullet"/>
+        <w:spacing w:line="240" w:lineRule="auto"/>
+        <w:ind w:left="720"/>
+      </w:pPr>
+      <w:r>
+        <w:rPr>
+          <w:lang w:val="gu_IN" w:bidi="gu_IN"/>
+        </w:rPr>
+      </w:r>
+      <w:r>
+        <w:rPr>
+          <w:lang w:val="gu_IN" w:bidi="gu_IN"/>
+        </w:rPr>
+        <w:t>ગીતશાસ્ત્ર 42:5–6</w:t>
+      </w:r>
+    </w:p>
+    <w:p>
+      <w:pPr>
+        <w:pStyle w:val="ListBullet"/>
+        <w:spacing w:line="240" w:lineRule="auto"/>
+        <w:ind w:left="720"/>
+      </w:pPr>
+      <w:r>
+        <w:rPr>
+          <w:lang w:val="gu_IN" w:bidi="gu_IN"/>
+        </w:rPr>
+      </w:r>
+      <w:r>
+        <w:rPr>
+          <w:lang w:val="gu_IN" w:bidi="gu_IN"/>
+        </w:rPr>
+        <w:t>ગીતોનું ગીત 4:8</w:t>
+      </w:r>
     </w:p>
     <w:p>
       <w:pPr>
@@ -12839,66 +11921,48 @@
           <w:lang w:val="gu_IN" w:bidi="gu_IN"/>
         </w:rPr>
       </w:r>
-      <w:hyperlink r:id="rId161">
-        <w:r>
-          <w:rPr>
-            <w:lang w:val="gu_IN" w:bidi="gu_IN"/>
-          </w:rPr>
-          <w:rPr>
-            <w:color w:val="0000EE"/>
-            <w:u w:val="single"/>
-          </w:rPr>
-          <w:t>1 કરિંથી15:29–30</w:t>
-        </w:r>
-      </w:hyperlink>
-    </w:p>
-    <w:p>
-      <w:pPr>
-        <w:pStyle w:val="ListBullet"/>
-        <w:spacing w:line="240" w:lineRule="auto"/>
-        <w:ind w:left="720"/>
-      </w:pPr>
-      <w:r>
-        <w:rPr>
-          <w:lang w:val="gu_IN" w:bidi="gu_IN"/>
-        </w:rPr>
-      </w:r>
-      <w:hyperlink r:id="rId162">
-        <w:r>
-          <w:rPr>
-            <w:lang w:val="gu_IN" w:bidi="gu_IN"/>
-          </w:rPr>
-          <w:rPr>
-            <w:color w:val="0000EE"/>
-            <w:u w:val="single"/>
-          </w:rPr>
-          <w:t>પ્રેરિતો10:30–33</w:t>
-        </w:r>
-      </w:hyperlink>
-    </w:p>
-    <w:p>
-      <w:pPr>
-        <w:pStyle w:val="ListBullet"/>
-        <w:spacing w:line="240" w:lineRule="auto"/>
-        <w:ind w:left="720"/>
-      </w:pPr>
-      <w:r>
-        <w:rPr>
-          <w:lang w:val="gu_IN" w:bidi="gu_IN"/>
-        </w:rPr>
-      </w:r>
-      <w:hyperlink r:id="rId163">
-        <w:r>
-          <w:rPr>
-            <w:lang w:val="gu_IN" w:bidi="gu_IN"/>
-          </w:rPr>
-          <w:rPr>
-            <w:color w:val="0000EE"/>
-            <w:u w:val="single"/>
-          </w:rPr>
-          <w:t>માર્ક 14:35–36</w:t>
-        </w:r>
-      </w:hyperlink>
+      <w:r>
+        <w:rPr>
+          <w:lang w:val="gu_IN" w:bidi="gu_IN"/>
+        </w:rPr>
+        <w:t>1 કરિંથી15:29–30</w:t>
+      </w:r>
+    </w:p>
+    <w:p>
+      <w:pPr>
+        <w:pStyle w:val="ListBullet"/>
+        <w:spacing w:line="240" w:lineRule="auto"/>
+        <w:ind w:left="720"/>
+      </w:pPr>
+      <w:r>
+        <w:rPr>
+          <w:lang w:val="gu_IN" w:bidi="gu_IN"/>
+        </w:rPr>
+      </w:r>
+      <w:r>
+        <w:rPr>
+          <w:lang w:val="gu_IN" w:bidi="gu_IN"/>
+        </w:rPr>
+        <w:t>પ્રેરિતો10:30–33</w:t>
+      </w:r>
+    </w:p>
+    <w:p>
+      <w:pPr>
+        <w:pStyle w:val="ListBullet"/>
+        <w:spacing w:line="240" w:lineRule="auto"/>
+        <w:ind w:left="720"/>
+      </w:pPr>
+      <w:r>
+        <w:rPr>
+          <w:lang w:val="gu_IN" w:bidi="gu_IN"/>
+        </w:rPr>
+      </w:r>
+      <w:r>
+        <w:rPr>
+          <w:lang w:val="gu_IN" w:bidi="gu_IN"/>
+        </w:rPr>
+        <w:t>માર્ક 14:35–36</w:t>
+      </w:r>
     </w:p>
     <w:p>
       <w:pPr>
@@ -13192,114 +12256,84 @@
           <w:lang w:val="gu_IN" w:bidi="gu_IN"/>
         </w:rPr>
       </w:r>
-      <w:hyperlink r:id="rId164">
-        <w:r>
-          <w:rPr>
-            <w:lang w:val="gu_IN" w:bidi="gu_IN"/>
-          </w:rPr>
-          <w:rPr>
-            <w:color w:val="0000EE"/>
-            <w:u w:val="single"/>
-          </w:rPr>
-          <w:t>1 રાજા 8:9–11</w:t>
-        </w:r>
-      </w:hyperlink>
-    </w:p>
-    <w:p>
-      <w:pPr>
-        <w:pStyle w:val="ListBullet"/>
-        <w:spacing w:line="240" w:lineRule="auto"/>
-        <w:ind w:left="720"/>
-      </w:pPr>
-      <w:r>
-        <w:rPr>
-          <w:lang w:val="gu_IN" w:bidi="gu_IN"/>
-        </w:rPr>
-      </w:r>
-      <w:hyperlink r:id="rId165">
-        <w:r>
-          <w:rPr>
-            <w:lang w:val="gu_IN" w:bidi="gu_IN"/>
-          </w:rPr>
-          <w:rPr>
-            <w:color w:val="0000EE"/>
-            <w:u w:val="single"/>
-          </w:rPr>
-          <w:t>2 કાળવૃતાંત 5:9–10</w:t>
-        </w:r>
-      </w:hyperlink>
-    </w:p>
-    <w:p>
-      <w:pPr>
-        <w:pStyle w:val="ListBullet"/>
-        <w:spacing w:line="240" w:lineRule="auto"/>
-        <w:ind w:left="720"/>
-      </w:pPr>
-      <w:r>
-        <w:rPr>
-          <w:lang w:val="gu_IN" w:bidi="gu_IN"/>
-        </w:rPr>
-      </w:r>
-      <w:hyperlink r:id="rId166">
-        <w:r>
-          <w:rPr>
-            <w:lang w:val="gu_IN" w:bidi="gu_IN"/>
-          </w:rPr>
-          <w:rPr>
-            <w:color w:val="0000EE"/>
-            <w:u w:val="single"/>
-          </w:rPr>
-          <w:t>પુનર્નિયમ 1:1–2</w:t>
-        </w:r>
-      </w:hyperlink>
-    </w:p>
-    <w:p>
-      <w:pPr>
-        <w:pStyle w:val="ListBullet"/>
-        <w:spacing w:line="240" w:lineRule="auto"/>
-        <w:ind w:left="720"/>
-      </w:pPr>
-      <w:r>
-        <w:rPr>
-          <w:lang w:val="gu_IN" w:bidi="gu_IN"/>
-        </w:rPr>
-      </w:r>
-      <w:hyperlink r:id="rId167">
-        <w:r>
-          <w:rPr>
-            <w:lang w:val="gu_IN" w:bidi="gu_IN"/>
-          </w:rPr>
-          <w:rPr>
-            <w:color w:val="0000EE"/>
-            <w:u w:val="single"/>
-          </w:rPr>
-          <w:t>નિર્ગમન 3:1–3</w:t>
-        </w:r>
-      </w:hyperlink>
-    </w:p>
-    <w:p>
-      <w:pPr>
-        <w:pStyle w:val="ListBullet"/>
-        <w:spacing w:line="240" w:lineRule="auto"/>
-        <w:ind w:left="720"/>
-      </w:pPr>
-      <w:r>
-        <w:rPr>
-          <w:lang w:val="gu_IN" w:bidi="gu_IN"/>
-        </w:rPr>
-      </w:r>
-      <w:hyperlink r:id="rId168">
-        <w:r>
-          <w:rPr>
-            <w:lang w:val="gu_IN" w:bidi="gu_IN"/>
-          </w:rPr>
-          <w:rPr>
-            <w:color w:val="0000EE"/>
-            <w:u w:val="single"/>
-          </w:rPr>
-          <w:t>ગીતશાસ્ત્ર 106:19–21</w:t>
-        </w:r>
-      </w:hyperlink>
+      <w:r>
+        <w:rPr>
+          <w:lang w:val="gu_IN" w:bidi="gu_IN"/>
+        </w:rPr>
+        <w:t>1 રાજા 8:9–11</w:t>
+      </w:r>
+    </w:p>
+    <w:p>
+      <w:pPr>
+        <w:pStyle w:val="ListBullet"/>
+        <w:spacing w:line="240" w:lineRule="auto"/>
+        <w:ind w:left="720"/>
+      </w:pPr>
+      <w:r>
+        <w:rPr>
+          <w:lang w:val="gu_IN" w:bidi="gu_IN"/>
+        </w:rPr>
+      </w:r>
+      <w:r>
+        <w:rPr>
+          <w:lang w:val="gu_IN" w:bidi="gu_IN"/>
+        </w:rPr>
+        <w:t>2 કાળવૃતાંત 5:9–10</w:t>
+      </w:r>
+    </w:p>
+    <w:p>
+      <w:pPr>
+        <w:pStyle w:val="ListBullet"/>
+        <w:spacing w:line="240" w:lineRule="auto"/>
+        <w:ind w:left="720"/>
+      </w:pPr>
+      <w:r>
+        <w:rPr>
+          <w:lang w:val="gu_IN" w:bidi="gu_IN"/>
+        </w:rPr>
+      </w:r>
+      <w:r>
+        <w:rPr>
+          <w:lang w:val="gu_IN" w:bidi="gu_IN"/>
+        </w:rPr>
+        <w:t>પુનર્નિયમ 1:1–2</w:t>
+      </w:r>
+    </w:p>
+    <w:p>
+      <w:pPr>
+        <w:pStyle w:val="ListBullet"/>
+        <w:spacing w:line="240" w:lineRule="auto"/>
+        <w:ind w:left="720"/>
+      </w:pPr>
+      <w:r>
+        <w:rPr>
+          <w:lang w:val="gu_IN" w:bidi="gu_IN"/>
+        </w:rPr>
+      </w:r>
+      <w:r>
+        <w:rPr>
+          <w:lang w:val="gu_IN" w:bidi="gu_IN"/>
+        </w:rPr>
+        <w:t>નિર્ગમન 3:1–3</w:t>
+      </w:r>
+    </w:p>
+    <w:p>
+      <w:pPr>
+        <w:pStyle w:val="ListBullet"/>
+        <w:spacing w:line="240" w:lineRule="auto"/>
+        <w:ind w:left="720"/>
+      </w:pPr>
+      <w:r>
+        <w:rPr>
+          <w:lang w:val="gu_IN" w:bidi="gu_IN"/>
+        </w:rPr>
+      </w:r>
+      <w:r>
+        <w:rPr>
+          <w:lang w:val="gu_IN" w:bidi="gu_IN"/>
+        </w:rPr>
+        <w:t>ગીતશાસ્ત્ર 106:19–21</w:t>
+      </w:r>
     </w:p>
     <w:p>
       <w:pPr>
@@ -13547,90 +12581,66 @@
           <w:lang w:val="gu_IN" w:bidi="gu_IN"/>
         </w:rPr>
       </w:r>
-      <w:hyperlink r:id="rId169">
-        <w:r>
-          <w:rPr>
-            <w:lang w:val="gu_IN" w:bidi="gu_IN"/>
-          </w:rPr>
-          <w:rPr>
-            <w:color w:val="0000EE"/>
-            <w:u w:val="single"/>
-          </w:rPr>
-          <w:t>1 થેસ્સલોનિકી 5:19–22</w:t>
-        </w:r>
-      </w:hyperlink>
-    </w:p>
-    <w:p>
-      <w:pPr>
-        <w:pStyle w:val="ListBullet"/>
-        <w:spacing w:line="240" w:lineRule="auto"/>
-        <w:ind w:left="720"/>
-      </w:pPr>
-      <w:r>
-        <w:rPr>
-          <w:lang w:val="gu_IN" w:bidi="gu_IN"/>
-        </w:rPr>
-      </w:r>
-      <w:hyperlink r:id="rId170">
-        <w:r>
-          <w:rPr>
-            <w:lang w:val="gu_IN" w:bidi="gu_IN"/>
-          </w:rPr>
-          <w:rPr>
-            <w:color w:val="0000EE"/>
-            <w:u w:val="single"/>
-          </w:rPr>
-          <w:t>હઝકિયેલ 20:45–47</w:t>
-        </w:r>
-      </w:hyperlink>
-    </w:p>
-    <w:p>
-      <w:pPr>
-        <w:pStyle w:val="ListBullet"/>
-        <w:spacing w:line="240" w:lineRule="auto"/>
-        <w:ind w:left="720"/>
-      </w:pPr>
-      <w:r>
-        <w:rPr>
-          <w:lang w:val="gu_IN" w:bidi="gu_IN"/>
-        </w:rPr>
-      </w:r>
-      <w:hyperlink r:id="rId171">
-        <w:r>
-          <w:rPr>
-            <w:lang w:val="gu_IN" w:bidi="gu_IN"/>
-          </w:rPr>
-          <w:rPr>
-            <w:color w:val="0000EE"/>
-            <w:u w:val="single"/>
-          </w:rPr>
-          <w:t>યશાયા 1:31</w:t>
-        </w:r>
-      </w:hyperlink>
-    </w:p>
-    <w:p>
-      <w:pPr>
-        <w:pStyle w:val="ListBullet"/>
-        <w:spacing w:line="240" w:lineRule="auto"/>
-        <w:ind w:left="720"/>
-      </w:pPr>
-      <w:r>
-        <w:rPr>
-          <w:lang w:val="gu_IN" w:bidi="gu_IN"/>
-        </w:rPr>
-      </w:r>
-      <w:hyperlink r:id="rId172">
-        <w:r>
-          <w:rPr>
-            <w:lang w:val="gu_IN" w:bidi="gu_IN"/>
-          </w:rPr>
-          <w:rPr>
-            <w:color w:val="0000EE"/>
-            <w:u w:val="single"/>
-          </w:rPr>
-          <w:t>યર્મિયા 21:11–12</w:t>
-        </w:r>
-      </w:hyperlink>
+      <w:r>
+        <w:rPr>
+          <w:lang w:val="gu_IN" w:bidi="gu_IN"/>
+        </w:rPr>
+        <w:t>1 થેસ્સલોનિકી 5:19–22</w:t>
+      </w:r>
+    </w:p>
+    <w:p>
+      <w:pPr>
+        <w:pStyle w:val="ListBullet"/>
+        <w:spacing w:line="240" w:lineRule="auto"/>
+        <w:ind w:left="720"/>
+      </w:pPr>
+      <w:r>
+        <w:rPr>
+          <w:lang w:val="gu_IN" w:bidi="gu_IN"/>
+        </w:rPr>
+      </w:r>
+      <w:r>
+        <w:rPr>
+          <w:lang w:val="gu_IN" w:bidi="gu_IN"/>
+        </w:rPr>
+        <w:t>હઝકિયેલ 20:45–47</w:t>
+      </w:r>
+    </w:p>
+    <w:p>
+      <w:pPr>
+        <w:pStyle w:val="ListBullet"/>
+        <w:spacing w:line="240" w:lineRule="auto"/>
+        <w:ind w:left="720"/>
+      </w:pPr>
+      <w:r>
+        <w:rPr>
+          <w:lang w:val="gu_IN" w:bidi="gu_IN"/>
+        </w:rPr>
+      </w:r>
+      <w:r>
+        <w:rPr>
+          <w:lang w:val="gu_IN" w:bidi="gu_IN"/>
+        </w:rPr>
+        <w:t>યશાયા 1:31</w:t>
+      </w:r>
+    </w:p>
+    <w:p>
+      <w:pPr>
+        <w:pStyle w:val="ListBullet"/>
+        <w:spacing w:line="240" w:lineRule="auto"/>
+        <w:ind w:left="720"/>
+      </w:pPr>
+      <w:r>
+        <w:rPr>
+          <w:lang w:val="gu_IN" w:bidi="gu_IN"/>
+        </w:rPr>
+      </w:r>
+      <w:r>
+        <w:rPr>
+          <w:lang w:val="gu_IN" w:bidi="gu_IN"/>
+        </w:rPr>
+        <w:t>યર્મિયા 21:11–12</w:t>
+      </w:r>
     </w:p>
     <w:p>
       <w:pPr>
@@ -13909,114 +12919,84 @@
           <w:lang w:val="gu_IN" w:bidi="gu_IN"/>
         </w:rPr>
       </w:r>
-      <w:hyperlink r:id="rId173">
-        <w:r>
-          <w:rPr>
-            <w:lang w:val="gu_IN" w:bidi="gu_IN"/>
-          </w:rPr>
-          <w:rPr>
-            <w:color w:val="0000EE"/>
-            <w:u w:val="single"/>
-          </w:rPr>
-          <w:t>ઉત્પત્તિ 8:8–9</w:t>
-        </w:r>
-      </w:hyperlink>
-    </w:p>
-    <w:p>
-      <w:pPr>
-        <w:pStyle w:val="ListBullet"/>
-        <w:spacing w:line="240" w:lineRule="auto"/>
-        <w:ind w:left="720"/>
-      </w:pPr>
-      <w:r>
-        <w:rPr>
-          <w:lang w:val="gu_IN" w:bidi="gu_IN"/>
-        </w:rPr>
-      </w:r>
-      <w:hyperlink r:id="rId174">
-        <w:r>
-          <w:rPr>
-            <w:lang w:val="gu_IN" w:bidi="gu_IN"/>
-          </w:rPr>
-          <w:rPr>
-            <w:color w:val="0000EE"/>
-            <w:u w:val="single"/>
-          </w:rPr>
-          <w:t>લૂક 2:22–24</w:t>
-        </w:r>
-      </w:hyperlink>
-    </w:p>
-    <w:p>
-      <w:pPr>
-        <w:pStyle w:val="ListBullet"/>
-        <w:spacing w:line="240" w:lineRule="auto"/>
-        <w:ind w:left="720"/>
-      </w:pPr>
-      <w:r>
-        <w:rPr>
-          <w:lang w:val="gu_IN" w:bidi="gu_IN"/>
-        </w:rPr>
-      </w:r>
-      <w:hyperlink r:id="rId175">
-        <w:r>
-          <w:rPr>
-            <w:lang w:val="gu_IN" w:bidi="gu_IN"/>
-          </w:rPr>
-          <w:rPr>
-            <w:color w:val="0000EE"/>
-            <w:u w:val="single"/>
-          </w:rPr>
-          <w:t>માર્ક 1:9–11</w:t>
-        </w:r>
-      </w:hyperlink>
-    </w:p>
-    <w:p>
-      <w:pPr>
-        <w:pStyle w:val="ListBullet"/>
-        <w:spacing w:line="240" w:lineRule="auto"/>
-        <w:ind w:left="720"/>
-      </w:pPr>
-      <w:r>
-        <w:rPr>
-          <w:lang w:val="gu_IN" w:bidi="gu_IN"/>
-        </w:rPr>
-      </w:r>
-      <w:hyperlink r:id="rId176">
-        <w:r>
-          <w:rPr>
-            <w:lang w:val="gu_IN" w:bidi="gu_IN"/>
-          </w:rPr>
-          <w:rPr>
-            <w:color w:val="0000EE"/>
-            <w:u w:val="single"/>
-          </w:rPr>
-          <w:t>માથ્થી 3:16–17</w:t>
-        </w:r>
-      </w:hyperlink>
-    </w:p>
-    <w:p>
-      <w:pPr>
-        <w:pStyle w:val="ListBullet"/>
-        <w:spacing w:line="240" w:lineRule="auto"/>
-        <w:ind w:left="720"/>
-      </w:pPr>
-      <w:r>
-        <w:rPr>
-          <w:lang w:val="gu_IN" w:bidi="gu_IN"/>
-        </w:rPr>
-      </w:r>
-      <w:hyperlink r:id="rId177">
-        <w:r>
-          <w:rPr>
-            <w:lang w:val="gu_IN" w:bidi="gu_IN"/>
-          </w:rPr>
-          <w:rPr>
-            <w:color w:val="0000EE"/>
-            <w:u w:val="single"/>
-          </w:rPr>
-          <w:t>માથ્થી 21:12–14</w:t>
-        </w:r>
-      </w:hyperlink>
+      <w:r>
+        <w:rPr>
+          <w:lang w:val="gu_IN" w:bidi="gu_IN"/>
+        </w:rPr>
+        <w:t>ઉત્પત્તિ 8:8–9</w:t>
+      </w:r>
+    </w:p>
+    <w:p>
+      <w:pPr>
+        <w:pStyle w:val="ListBullet"/>
+        <w:spacing w:line="240" w:lineRule="auto"/>
+        <w:ind w:left="720"/>
+      </w:pPr>
+      <w:r>
+        <w:rPr>
+          <w:lang w:val="gu_IN" w:bidi="gu_IN"/>
+        </w:rPr>
+      </w:r>
+      <w:r>
+        <w:rPr>
+          <w:lang w:val="gu_IN" w:bidi="gu_IN"/>
+        </w:rPr>
+        <w:t>લૂક 2:22–24</w:t>
+      </w:r>
+    </w:p>
+    <w:p>
+      <w:pPr>
+        <w:pStyle w:val="ListBullet"/>
+        <w:spacing w:line="240" w:lineRule="auto"/>
+        <w:ind w:left="720"/>
+      </w:pPr>
+      <w:r>
+        <w:rPr>
+          <w:lang w:val="gu_IN" w:bidi="gu_IN"/>
+        </w:rPr>
+      </w:r>
+      <w:r>
+        <w:rPr>
+          <w:lang w:val="gu_IN" w:bidi="gu_IN"/>
+        </w:rPr>
+        <w:t>માર્ક 1:9–11</w:t>
+      </w:r>
+    </w:p>
+    <w:p>
+      <w:pPr>
+        <w:pStyle w:val="ListBullet"/>
+        <w:spacing w:line="240" w:lineRule="auto"/>
+        <w:ind w:left="720"/>
+      </w:pPr>
+      <w:r>
+        <w:rPr>
+          <w:lang w:val="gu_IN" w:bidi="gu_IN"/>
+        </w:rPr>
+      </w:r>
+      <w:r>
+        <w:rPr>
+          <w:lang w:val="gu_IN" w:bidi="gu_IN"/>
+        </w:rPr>
+        <w:t>માથ્થી 3:16–17</w:t>
+      </w:r>
+    </w:p>
+    <w:p>
+      <w:pPr>
+        <w:pStyle w:val="ListBullet"/>
+        <w:spacing w:line="240" w:lineRule="auto"/>
+        <w:ind w:left="720"/>
+      </w:pPr>
+      <w:r>
+        <w:rPr>
+          <w:lang w:val="gu_IN" w:bidi="gu_IN"/>
+        </w:rPr>
+      </w:r>
+      <w:r>
+        <w:rPr>
+          <w:lang w:val="gu_IN" w:bidi="gu_IN"/>
+        </w:rPr>
+        <w:t>માથ્થી 21:12–14</w:t>
+      </w:r>
     </w:p>
     <w:p>
       <w:pPr>
@@ -14324,42 +13304,30 @@
           <w:lang w:val="gu_IN" w:bidi="gu_IN"/>
         </w:rPr>
       </w:r>
-      <w:hyperlink r:id="rId178">
-        <w:r>
-          <w:rPr>
-            <w:lang w:val="gu_IN" w:bidi="gu_IN"/>
-          </w:rPr>
-          <w:rPr>
-            <w:color w:val="0000EE"/>
-            <w:u w:val="single"/>
-          </w:rPr>
-          <w:t>હોશિયા 1:3–5</w:t>
-        </w:r>
-      </w:hyperlink>
-    </w:p>
-    <w:p>
-      <w:pPr>
-        <w:pStyle w:val="ListBullet"/>
-        <w:spacing w:line="240" w:lineRule="auto"/>
-        <w:ind w:left="720"/>
-      </w:pPr>
-      <w:r>
-        <w:rPr>
-          <w:lang w:val="gu_IN" w:bidi="gu_IN"/>
-        </w:rPr>
-      </w:r>
-      <w:hyperlink r:id="rId179">
-        <w:r>
-          <w:rPr>
-            <w:lang w:val="gu_IN" w:bidi="gu_IN"/>
-          </w:rPr>
-          <w:rPr>
-            <w:color w:val="0000EE"/>
-            <w:u w:val="single"/>
-          </w:rPr>
-          <w:t>હોશિયા 1:6–7</w:t>
-        </w:r>
-      </w:hyperlink>
+      <w:r>
+        <w:rPr>
+          <w:lang w:val="gu_IN" w:bidi="gu_IN"/>
+        </w:rPr>
+        <w:t>હોશિયા 1:3–5</w:t>
+      </w:r>
+    </w:p>
+    <w:p>
+      <w:pPr>
+        <w:pStyle w:val="ListBullet"/>
+        <w:spacing w:line="240" w:lineRule="auto"/>
+        <w:ind w:left="720"/>
+      </w:pPr>
+      <w:r>
+        <w:rPr>
+          <w:lang w:val="gu_IN" w:bidi="gu_IN"/>
+        </w:rPr>
+      </w:r>
+      <w:r>
+        <w:rPr>
+          <w:lang w:val="gu_IN" w:bidi="gu_IN"/>
+        </w:rPr>
+        <w:t>હોશિયા 1:6–7</w:t>
+      </w:r>
     </w:p>
     <w:p>
       <w:pPr>
@@ -14656,114 +13624,84 @@
           <w:lang w:val="gu_IN" w:bidi="gu_IN"/>
         </w:rPr>
       </w:r>
-      <w:hyperlink r:id="rId180">
-        <w:r>
-          <w:rPr>
-            <w:lang w:val="gu_IN" w:bidi="gu_IN"/>
-          </w:rPr>
-          <w:rPr>
-            <w:color w:val="0000EE"/>
-            <w:u w:val="single"/>
-          </w:rPr>
-          <w:t>1 કાળવૃતાંત 27:19–22</w:t>
-        </w:r>
-      </w:hyperlink>
-    </w:p>
-    <w:p>
-      <w:pPr>
-        <w:pStyle w:val="ListBullet"/>
-        <w:spacing w:line="240" w:lineRule="auto"/>
-        <w:ind w:left="720"/>
-      </w:pPr>
-      <w:r>
-        <w:rPr>
-          <w:lang w:val="gu_IN" w:bidi="gu_IN"/>
-        </w:rPr>
-      </w:r>
-      <w:hyperlink r:id="rId181">
-        <w:r>
-          <w:rPr>
-            <w:lang w:val="gu_IN" w:bidi="gu_IN"/>
-          </w:rPr>
-          <w:rPr>
-            <w:color w:val="0000EE"/>
-            <w:u w:val="single"/>
-          </w:rPr>
-          <w:t>2 રાજા 15:29–31</w:t>
-        </w:r>
-      </w:hyperlink>
-    </w:p>
-    <w:p>
-      <w:pPr>
-        <w:pStyle w:val="ListBullet"/>
-        <w:spacing w:line="240" w:lineRule="auto"/>
-        <w:ind w:left="720"/>
-      </w:pPr>
-      <w:r>
-        <w:rPr>
-          <w:lang w:val="gu_IN" w:bidi="gu_IN"/>
-        </w:rPr>
-      </w:r>
-      <w:hyperlink r:id="rId182">
-        <w:r>
-          <w:rPr>
-            <w:lang w:val="gu_IN" w:bidi="gu_IN"/>
-          </w:rPr>
-          <w:rPr>
-            <w:color w:val="0000EE"/>
-            <w:u w:val="single"/>
-          </w:rPr>
-          <w:t>2 રાજા 17:1–3</w:t>
-        </w:r>
-      </w:hyperlink>
-    </w:p>
-    <w:p>
-      <w:pPr>
-        <w:pStyle w:val="ListBullet"/>
-        <w:spacing w:line="240" w:lineRule="auto"/>
-        <w:ind w:left="720"/>
-      </w:pPr>
-      <w:r>
-        <w:rPr>
-          <w:lang w:val="gu_IN" w:bidi="gu_IN"/>
-        </w:rPr>
-      </w:r>
-      <w:hyperlink r:id="rId183">
-        <w:r>
-          <w:rPr>
-            <w:lang w:val="gu_IN" w:bidi="gu_IN"/>
-          </w:rPr>
-          <w:rPr>
-            <w:color w:val="0000EE"/>
-            <w:u w:val="single"/>
-          </w:rPr>
-          <w:t>2 રાજા 18:1–3</w:t>
-        </w:r>
-      </w:hyperlink>
-    </w:p>
-    <w:p>
-      <w:pPr>
-        <w:pStyle w:val="ListBullet"/>
-        <w:spacing w:line="240" w:lineRule="auto"/>
-        <w:ind w:left="720"/>
-      </w:pPr>
-      <w:r>
-        <w:rPr>
-          <w:lang w:val="gu_IN" w:bidi="gu_IN"/>
-        </w:rPr>
-      </w:r>
-      <w:hyperlink r:id="rId184">
-        <w:r>
-          <w:rPr>
-            <w:lang w:val="gu_IN" w:bidi="gu_IN"/>
-          </w:rPr>
-          <w:rPr>
-            <w:color w:val="0000EE"/>
-            <w:u w:val="single"/>
-          </w:rPr>
-          <w:t>2 રાજા 18:9–10</w:t>
-        </w:r>
-      </w:hyperlink>
+      <w:r>
+        <w:rPr>
+          <w:lang w:val="gu_IN" w:bidi="gu_IN"/>
+        </w:rPr>
+        <w:t>1 કાળવૃતાંત 27:19–22</w:t>
+      </w:r>
+    </w:p>
+    <w:p>
+      <w:pPr>
+        <w:pStyle w:val="ListBullet"/>
+        <w:spacing w:line="240" w:lineRule="auto"/>
+        <w:ind w:left="720"/>
+      </w:pPr>
+      <w:r>
+        <w:rPr>
+          <w:lang w:val="gu_IN" w:bidi="gu_IN"/>
+        </w:rPr>
+      </w:r>
+      <w:r>
+        <w:rPr>
+          <w:lang w:val="gu_IN" w:bidi="gu_IN"/>
+        </w:rPr>
+        <w:t>2 રાજા 15:29–31</w:t>
+      </w:r>
+    </w:p>
+    <w:p>
+      <w:pPr>
+        <w:pStyle w:val="ListBullet"/>
+        <w:spacing w:line="240" w:lineRule="auto"/>
+        <w:ind w:left="720"/>
+      </w:pPr>
+      <w:r>
+        <w:rPr>
+          <w:lang w:val="gu_IN" w:bidi="gu_IN"/>
+        </w:rPr>
+      </w:r>
+      <w:r>
+        <w:rPr>
+          <w:lang w:val="gu_IN" w:bidi="gu_IN"/>
+        </w:rPr>
+        <w:t>2 રાજા 17:1–3</w:t>
+      </w:r>
+    </w:p>
+    <w:p>
+      <w:pPr>
+        <w:pStyle w:val="ListBullet"/>
+        <w:spacing w:line="240" w:lineRule="auto"/>
+        <w:ind w:left="720"/>
+      </w:pPr>
+      <w:r>
+        <w:rPr>
+          <w:lang w:val="gu_IN" w:bidi="gu_IN"/>
+        </w:rPr>
+      </w:r>
+      <w:r>
+        <w:rPr>
+          <w:lang w:val="gu_IN" w:bidi="gu_IN"/>
+        </w:rPr>
+        <w:t>2 રાજા 18:1–3</w:t>
+      </w:r>
+    </w:p>
+    <w:p>
+      <w:pPr>
+        <w:pStyle w:val="ListBullet"/>
+        <w:spacing w:line="240" w:lineRule="auto"/>
+        <w:ind w:left="720"/>
+      </w:pPr>
+      <w:r>
+        <w:rPr>
+          <w:lang w:val="gu_IN" w:bidi="gu_IN"/>
+        </w:rPr>
+      </w:r>
+      <w:r>
+        <w:rPr>
+          <w:lang w:val="gu_IN" w:bidi="gu_IN"/>
+        </w:rPr>
+        <w:t>2 રાજા 18:9–10</w:t>
+      </w:r>
     </w:p>
     <w:p>
       <w:pPr>
@@ -15117,210 +14055,156 @@
           <w:lang w:val="gu_IN" w:bidi="gu_IN"/>
         </w:rPr>
       </w:r>
-      <w:hyperlink r:id="rId185">
-        <w:r>
-          <w:rPr>
-            <w:lang w:val="gu_IN" w:bidi="gu_IN"/>
-          </w:rPr>
-          <w:rPr>
-            <w:color w:val="0000EE"/>
-            <w:u w:val="single"/>
-          </w:rPr>
-          <w:t>1 યોહાન 3:16–18</w:t>
-        </w:r>
-      </w:hyperlink>
-    </w:p>
-    <w:p>
-      <w:pPr>
-        <w:pStyle w:val="ListBullet"/>
-        <w:spacing w:line="240" w:lineRule="auto"/>
-        <w:ind w:left="720"/>
-      </w:pPr>
-      <w:r>
-        <w:rPr>
-          <w:lang w:val="gu_IN" w:bidi="gu_IN"/>
-        </w:rPr>
-      </w:r>
-      <w:hyperlink r:id="rId186">
-        <w:r>
-          <w:rPr>
-            <w:lang w:val="gu_IN" w:bidi="gu_IN"/>
-          </w:rPr>
-          <w:rPr>
-            <w:color w:val="0000EE"/>
-            <w:u w:val="single"/>
-          </w:rPr>
-          <w:t>1 થેસ્સલોનિકી 2:3–4</w:t>
-        </w:r>
-      </w:hyperlink>
-    </w:p>
-    <w:p>
-      <w:pPr>
-        <w:pStyle w:val="ListBullet"/>
-        <w:spacing w:line="240" w:lineRule="auto"/>
-        <w:ind w:left="720"/>
-      </w:pPr>
-      <w:r>
-        <w:rPr>
-          <w:lang w:val="gu_IN" w:bidi="gu_IN"/>
-        </w:rPr>
-      </w:r>
-      <w:hyperlink r:id="rId187">
-        <w:r>
-          <w:rPr>
-            <w:lang w:val="gu_IN" w:bidi="gu_IN"/>
-          </w:rPr>
-          <w:rPr>
-            <w:color w:val="0000EE"/>
-            <w:u w:val="single"/>
-          </w:rPr>
-          <w:t>2 થેસ્સલોનિકી 3:13–15</w:t>
-        </w:r>
-      </w:hyperlink>
-    </w:p>
-    <w:p>
-      <w:pPr>
-        <w:pStyle w:val="ListBullet"/>
-        <w:spacing w:line="240" w:lineRule="auto"/>
-        <w:ind w:left="720"/>
-      </w:pPr>
-      <w:r>
-        <w:rPr>
-          <w:lang w:val="gu_IN" w:bidi="gu_IN"/>
-        </w:rPr>
-      </w:r>
-      <w:hyperlink r:id="rId188">
-        <w:r>
-          <w:rPr>
-            <w:lang w:val="gu_IN" w:bidi="gu_IN"/>
-          </w:rPr>
-          <w:rPr>
-            <w:color w:val="0000EE"/>
-            <w:u w:val="single"/>
-          </w:rPr>
-          <w:t>પ્રેરિતો 8:20–23</w:t>
-        </w:r>
-      </w:hyperlink>
-    </w:p>
-    <w:p>
-      <w:pPr>
-        <w:pStyle w:val="ListBullet"/>
-        <w:spacing w:line="240" w:lineRule="auto"/>
-        <w:ind w:left="720"/>
-      </w:pPr>
-      <w:r>
-        <w:rPr>
-          <w:lang w:val="gu_IN" w:bidi="gu_IN"/>
-        </w:rPr>
-      </w:r>
-      <w:hyperlink r:id="rId189">
-        <w:r>
-          <w:rPr>
-            <w:lang w:val="gu_IN" w:bidi="gu_IN"/>
-          </w:rPr>
-          <w:rPr>
-            <w:color w:val="0000EE"/>
-            <w:u w:val="single"/>
-          </w:rPr>
-          <w:t>પ્રેરિતો 15:7–9</w:t>
-        </w:r>
-      </w:hyperlink>
-    </w:p>
-    <w:p>
-      <w:pPr>
-        <w:pStyle w:val="ListBullet"/>
-        <w:spacing w:line="240" w:lineRule="auto"/>
-        <w:ind w:left="720"/>
-      </w:pPr>
-      <w:r>
-        <w:rPr>
-          <w:lang w:val="gu_IN" w:bidi="gu_IN"/>
-        </w:rPr>
-      </w:r>
-      <w:hyperlink r:id="rId190">
-        <w:r>
-          <w:rPr>
-            <w:lang w:val="gu_IN" w:bidi="gu_IN"/>
-          </w:rPr>
-          <w:rPr>
-            <w:color w:val="0000EE"/>
-            <w:u w:val="single"/>
-          </w:rPr>
-          <w:t>લૂક 8:14–15</w:t>
-        </w:r>
-      </w:hyperlink>
-    </w:p>
-    <w:p>
-      <w:pPr>
-        <w:pStyle w:val="ListBullet"/>
-        <w:spacing w:line="240" w:lineRule="auto"/>
-        <w:ind w:left="720"/>
-      </w:pPr>
-      <w:r>
-        <w:rPr>
-          <w:lang w:val="gu_IN" w:bidi="gu_IN"/>
-        </w:rPr>
-      </w:r>
-      <w:hyperlink r:id="rId191">
-        <w:r>
-          <w:rPr>
-            <w:lang w:val="gu_IN" w:bidi="gu_IN"/>
-          </w:rPr>
-          <w:rPr>
-            <w:color w:val="0000EE"/>
-            <w:u w:val="single"/>
-          </w:rPr>
-          <w:t>માર્ક 2:5–7</w:t>
-        </w:r>
-      </w:hyperlink>
-    </w:p>
-    <w:p>
-      <w:pPr>
-        <w:pStyle w:val="ListBullet"/>
-        <w:spacing w:line="240" w:lineRule="auto"/>
-        <w:ind w:left="720"/>
-      </w:pPr>
-      <w:r>
-        <w:rPr>
-          <w:lang w:val="gu_IN" w:bidi="gu_IN"/>
-        </w:rPr>
-      </w:r>
-      <w:hyperlink r:id="rId192">
-        <w:r>
-          <w:rPr>
-            <w:lang w:val="gu_IN" w:bidi="gu_IN"/>
-          </w:rPr>
-          <w:rPr>
-            <w:color w:val="0000EE"/>
-            <w:u w:val="single"/>
-          </w:rPr>
-          <w:t>માથ્થી 5:5–8</w:t>
-        </w:r>
-      </w:hyperlink>
-    </w:p>
-    <w:p>
-      <w:pPr>
-        <w:pStyle w:val="ListBullet"/>
-        <w:spacing w:line="240" w:lineRule="auto"/>
-        <w:ind w:left="720"/>
-      </w:pPr>
-      <w:r>
-        <w:rPr>
-          <w:lang w:val="gu_IN" w:bidi="gu_IN"/>
-        </w:rPr>
-      </w:r>
-      <w:hyperlink r:id="rId193">
-        <w:r>
-          <w:rPr>
-            <w:lang w:val="gu_IN" w:bidi="gu_IN"/>
-          </w:rPr>
-          <w:rPr>
-            <w:color w:val="0000EE"/>
-            <w:u w:val="single"/>
-          </w:rPr>
-          <w:t>માથ્થી 22:37–38</w:t>
-        </w:r>
-      </w:hyperlink>
+      <w:r>
+        <w:rPr>
+          <w:lang w:val="gu_IN" w:bidi="gu_IN"/>
+        </w:rPr>
+        <w:t>1 યોહાન 3:16–18</w:t>
+      </w:r>
+    </w:p>
+    <w:p>
+      <w:pPr>
+        <w:pStyle w:val="ListBullet"/>
+        <w:spacing w:line="240" w:lineRule="auto"/>
+        <w:ind w:left="720"/>
+      </w:pPr>
+      <w:r>
+        <w:rPr>
+          <w:lang w:val="gu_IN" w:bidi="gu_IN"/>
+        </w:rPr>
+      </w:r>
+      <w:r>
+        <w:rPr>
+          <w:lang w:val="gu_IN" w:bidi="gu_IN"/>
+        </w:rPr>
+        <w:t>1 થેસ્સલોનિકી 2:3–4</w:t>
+      </w:r>
+    </w:p>
+    <w:p>
+      <w:pPr>
+        <w:pStyle w:val="ListBullet"/>
+        <w:spacing w:line="240" w:lineRule="auto"/>
+        <w:ind w:left="720"/>
+      </w:pPr>
+      <w:r>
+        <w:rPr>
+          <w:lang w:val="gu_IN" w:bidi="gu_IN"/>
+        </w:rPr>
+      </w:r>
+      <w:r>
+        <w:rPr>
+          <w:lang w:val="gu_IN" w:bidi="gu_IN"/>
+        </w:rPr>
+        <w:t>2 થેસ્સલોનિકી 3:13–15</w:t>
+      </w:r>
+    </w:p>
+    <w:p>
+      <w:pPr>
+        <w:pStyle w:val="ListBullet"/>
+        <w:spacing w:line="240" w:lineRule="auto"/>
+        <w:ind w:left="720"/>
+      </w:pPr>
+      <w:r>
+        <w:rPr>
+          <w:lang w:val="gu_IN" w:bidi="gu_IN"/>
+        </w:rPr>
+      </w:r>
+      <w:r>
+        <w:rPr>
+          <w:lang w:val="gu_IN" w:bidi="gu_IN"/>
+        </w:rPr>
+        <w:t>પ્રેરિતો 8:20–23</w:t>
+      </w:r>
+    </w:p>
+    <w:p>
+      <w:pPr>
+        <w:pStyle w:val="ListBullet"/>
+        <w:spacing w:line="240" w:lineRule="auto"/>
+        <w:ind w:left="720"/>
+      </w:pPr>
+      <w:r>
+        <w:rPr>
+          <w:lang w:val="gu_IN" w:bidi="gu_IN"/>
+        </w:rPr>
+      </w:r>
+      <w:r>
+        <w:rPr>
+          <w:lang w:val="gu_IN" w:bidi="gu_IN"/>
+        </w:rPr>
+        <w:t>પ્રેરિતો 15:7–9</w:t>
+      </w:r>
+    </w:p>
+    <w:p>
+      <w:pPr>
+        <w:pStyle w:val="ListBullet"/>
+        <w:spacing w:line="240" w:lineRule="auto"/>
+        <w:ind w:left="720"/>
+      </w:pPr>
+      <w:r>
+        <w:rPr>
+          <w:lang w:val="gu_IN" w:bidi="gu_IN"/>
+        </w:rPr>
+      </w:r>
+      <w:r>
+        <w:rPr>
+          <w:lang w:val="gu_IN" w:bidi="gu_IN"/>
+        </w:rPr>
+        <w:t>લૂક 8:14–15</w:t>
+      </w:r>
+    </w:p>
+    <w:p>
+      <w:pPr>
+        <w:pStyle w:val="ListBullet"/>
+        <w:spacing w:line="240" w:lineRule="auto"/>
+        <w:ind w:left="720"/>
+      </w:pPr>
+      <w:r>
+        <w:rPr>
+          <w:lang w:val="gu_IN" w:bidi="gu_IN"/>
+        </w:rPr>
+      </w:r>
+      <w:r>
+        <w:rPr>
+          <w:lang w:val="gu_IN" w:bidi="gu_IN"/>
+        </w:rPr>
+        <w:t>માર્ક 2:5–7</w:t>
+      </w:r>
+    </w:p>
+    <w:p>
+      <w:pPr>
+        <w:pStyle w:val="ListBullet"/>
+        <w:spacing w:line="240" w:lineRule="auto"/>
+        <w:ind w:left="720"/>
+      </w:pPr>
+      <w:r>
+        <w:rPr>
+          <w:lang w:val="gu_IN" w:bidi="gu_IN"/>
+        </w:rPr>
+      </w:r>
+      <w:r>
+        <w:rPr>
+          <w:lang w:val="gu_IN" w:bidi="gu_IN"/>
+        </w:rPr>
+        <w:t>માથ્થી 5:5–8</w:t>
+      </w:r>
+    </w:p>
+    <w:p>
+      <w:pPr>
+        <w:pStyle w:val="ListBullet"/>
+        <w:spacing w:line="240" w:lineRule="auto"/>
+        <w:ind w:left="720"/>
+      </w:pPr>
+      <w:r>
+        <w:rPr>
+          <w:lang w:val="gu_IN" w:bidi="gu_IN"/>
+        </w:rPr>
+      </w:r>
+      <w:r>
+        <w:rPr>
+          <w:lang w:val="gu_IN" w:bidi="gu_IN"/>
+        </w:rPr>
+        <w:t>માથ્થી 22:37–38</w:t>
+      </w:r>
     </w:p>
     <w:p>
       <w:pPr>
